--- a/07 - Spike - Performance Measurement/Task 07 - Lab Spike Report.docx
+++ b/07 - Spike - Performance Measurement/Task 07 - Lab Spike Report.docx
@@ -123,12 +123,26 @@
           <w:rStyle w:val="SubtleReference"/>
         </w:rPr>
       </w:pPr>
-      <w:r>
-        <w:rPr>
-          <w:rStyle w:val="SubtleReference"/>
-        </w:rPr>
-        <w:t>Summarise from the spike plan goal</w:t>
-      </w:r>
+    </w:p>
+    <w:p>
+      <w:pPr>
+        <w:rPr>
+          <w:rStyle w:val="SubtleReference"/>
+        </w:rPr>
+      </w:pPr>
+      <w:r>
+        <w:rPr>
+          <w:rStyle w:val="SubtleReference"/>
+        </w:rPr>
+        <w:t>The goal of this spike task is to demonstrate my ability to collect and analyse software performance data while applying my knowledge in comparing and evaluating functions, IDE and complier settings.</w:t>
+      </w:r>
+    </w:p>
+    <w:p>
+      <w:pPr>
+        <w:rPr>
+          <w:rStyle w:val="SubtleReference"/>
+        </w:rPr>
+      </w:pPr>
     </w:p>
     <w:p>
       <w:pPr>
@@ -155,18 +169,6 @@
           <w:rStyle w:val="SubtleReference"/>
         </w:rPr>
       </w:pPr>
-      <w:r>
-        <w:rPr>
-          <w:rStyle w:val="SubtleReference"/>
-        </w:rPr>
-        <w:t>For example: UML diagram</w:t>
-      </w:r>
-      <w:r>
-        <w:rPr>
-          <w:rStyle w:val="SubtleReference"/>
-        </w:rPr>
-        <w:t>, code, reports</w:t>
-      </w:r>
     </w:p>
     <w:p>
       <w:pPr>
@@ -183,7 +185,48 @@
         <w:rPr>
           <w:rStyle w:val="SubtleReference"/>
         </w:rPr>
-        <w:t>Code see /spikes/spike04/</w:t>
+        <w:t xml:space="preserve">Code see </w:t>
+      </w:r>
+      <w:r>
+        <w:rPr>
+          <w:rStyle w:val="SubtleReference"/>
+        </w:rPr>
+        <w:t>\COS30031-2023-102608927\07 - Spike - Performance Measurement\Task7\Task7</w:t>
+      </w:r>
+    </w:p>
+    <w:p>
+      <w:pPr>
+        <w:rPr>
+          <w:rStyle w:val="SubtleReference"/>
+        </w:rPr>
+      </w:pPr>
+    </w:p>
+    <w:p>
+      <w:pPr>
+        <w:rPr>
+          <w:b/>
+          <w:sz w:val="24"/>
+        </w:rPr>
+      </w:pPr>
+      <w:r>
+        <w:rPr>
+          <w:b/>
+          <w:sz w:val="24"/>
+        </w:rPr>
+        <w:t>Technologies, Tools, and Resources used:</w:t>
+      </w:r>
+    </w:p>
+    <w:p>
+      <w:pPr>
+        <w:rPr>
+          <w:rStyle w:val="SubtleReference"/>
+        </w:rPr>
+      </w:pPr>
+      <w:r>
+        <w:rPr>
+          <w:rStyle w:val="SubtleReference"/>
+        </w:rPr>
+        <w:t>List of information needed by someone trying to reproduce this work</w:t>
       </w:r>
     </w:p>
     <w:p>
@@ -201,13 +244,13 @@
         <w:rPr>
           <w:rStyle w:val="SubtleReference"/>
         </w:rPr>
-        <w:t>Short report titled “ide compar</w:t>
-      </w:r>
-      <w:r>
-        <w:rPr>
-          <w:rStyle w:val="SubtleReference"/>
-        </w:rPr>
-        <w:t>ison”</w:t>
+        <w:t>V</w:t>
+      </w:r>
+      <w:r>
+        <w:rPr>
+          <w:rStyle w:val="SubtleReference"/>
+        </w:rPr>
+        <w:t>isual Studio 2022 Community Edition</w:t>
       </w:r>
     </w:p>
     <w:p>
@@ -225,42 +268,7 @@
         <w:rPr>
           <w:rStyle w:val="SubtleReference"/>
         </w:rPr>
-        <w:t>…</w:t>
-      </w:r>
-    </w:p>
-    <w:p>
-      <w:pPr>
-        <w:rPr>
-          <w:rStyle w:val="SubtleReference"/>
-        </w:rPr>
-      </w:pPr>
-    </w:p>
-    <w:p>
-      <w:pPr>
-        <w:rPr>
-          <w:b/>
-          <w:sz w:val="24"/>
-        </w:rPr>
-      </w:pPr>
-      <w:r>
-        <w:rPr>
-          <w:b/>
-          <w:sz w:val="24"/>
-        </w:rPr>
-        <w:t>Technologies, Tools, and Resources used:</w:t>
-      </w:r>
-    </w:p>
-    <w:p>
-      <w:pPr>
-        <w:rPr>
-          <w:rStyle w:val="SubtleReference"/>
-        </w:rPr>
-      </w:pPr>
-      <w:r>
-        <w:rPr>
-          <w:rStyle w:val="SubtleReference"/>
-        </w:rPr>
-        <w:t>List of information needed by someone trying to reproduce this work</w:t>
+        <w:t>GitHub</w:t>
       </w:r>
     </w:p>
     <w:p>
@@ -278,7 +286,30 @@
         <w:rPr>
           <w:rStyle w:val="SubtleReference"/>
         </w:rPr>
-        <w:t>Visual Studio 2010</w:t>
+        <w:t>Lecture 3.1 Code Performance Notes.</w:t>
+      </w:r>
+    </w:p>
+    <w:p>
+      <w:pPr>
+        <w:pStyle w:val="ColorfulList-Accent11"/>
+        <w:rPr>
+          <w:rStyle w:val="SubtleReference"/>
+        </w:rPr>
+      </w:pPr>
+    </w:p>
+    <w:p>
+      <w:pPr>
+        <w:rPr>
+          <w:b/>
+          <w:sz w:val="24"/>
+        </w:rPr>
+      </w:pPr>
+      <w:r>
+        <w:rPr>
+          <w:b/>
+          <w:sz w:val="24"/>
+        </w:rPr>
+        <w:t xml:space="preserve">Tasks undertaken: </w:t>
       </w:r>
     </w:p>
     <w:p>
@@ -296,7 +327,7 @@
         <w:rPr>
           <w:rStyle w:val="SubtleReference"/>
         </w:rPr>
-        <w:t>SDL version 1.2.3.4</w:t>
+        <w:t>Download and install Visual Studio</w:t>
       </w:r>
     </w:p>
     <w:p>
@@ -314,25 +345,13 @@
         <w:rPr>
           <w:rStyle w:val="SubtleReference"/>
         </w:rPr>
-        <w:t>Funky Monkey</w:t>
-      </w:r>
-      <w:r>
-        <w:rPr>
-          <w:rStyle w:val="SubtleReference"/>
-        </w:rPr>
-        <w:t xml:space="preserve"> tutorials</w:t>
-      </w:r>
-      <w:r>
-        <w:rPr>
-          <w:rStyle w:val="SubtleReference"/>
-        </w:rPr>
-        <w:t>:</w:t>
-      </w:r>
-      <w:r>
-        <w:rPr>
-          <w:rStyle w:val="SubtleReference"/>
-        </w:rPr>
-        <w:t xml:space="preserve"> http://www.blahdeblah.org</w:t>
+        <w:t xml:space="preserve">Download and install </w:t>
+      </w:r>
+      <w:r>
+        <w:rPr>
+          <w:rStyle w:val="SubtleReference"/>
+        </w:rPr>
+        <w:t xml:space="preserve">Visual Studio C++ Debugging Packages </w:t>
       </w:r>
     </w:p>
     <w:p>
@@ -350,74 +369,19 @@
         <w:rPr>
           <w:rStyle w:val="SubtleReference"/>
         </w:rPr>
-        <w:t>…</w:t>
-      </w:r>
-    </w:p>
-    <w:p>
-      <w:pPr>
-        <w:rPr>
-          <w:rStyle w:val="SubtleReference"/>
-        </w:rPr>
-      </w:pPr>
-    </w:p>
-    <w:p>
-      <w:pPr>
-        <w:rPr>
-          <w:b/>
-          <w:sz w:val="24"/>
-        </w:rPr>
-      </w:pPr>
-      <w:r>
-        <w:rPr>
-          <w:b/>
-          <w:sz w:val="24"/>
-        </w:rPr>
-        <w:t xml:space="preserve">Tasks undertaken: </w:t>
-      </w:r>
-    </w:p>
-    <w:p>
-      <w:pPr>
-        <w:pStyle w:val="ColorfulList-Accent11"/>
-        <w:ind w:left="0"/>
-        <w:rPr>
-          <w:rStyle w:val="SubtleReference"/>
-        </w:rPr>
-      </w:pPr>
-      <w:r>
-        <w:rPr>
-          <w:rStyle w:val="SubtleReference"/>
-        </w:rPr>
-        <w:t>List key tasks likely to help another developer</w:t>
-      </w:r>
-    </w:p>
-    <w:p>
-      <w:pPr>
-        <w:pStyle w:val="ColorfulList-Accent11"/>
-        <w:ind w:left="0"/>
-        <w:rPr>
-          <w:rStyle w:val="SubtleReference"/>
-        </w:rPr>
-      </w:pPr>
-      <w:r>
-        <w:rPr>
-          <w:rStyle w:val="SubtleReference"/>
-        </w:rPr>
-        <w:t>This section should resemble a tutorial – the goal is to allow another coder to reproduce your work following these steps.</w:t>
-      </w:r>
-    </w:p>
-    <w:p>
-      <w:pPr>
-        <w:pStyle w:val="ColorfulList-Accent11"/>
-        <w:ind w:left="0"/>
-        <w:rPr>
-          <w:rStyle w:val="SubtleReference"/>
-        </w:rPr>
-      </w:pPr>
-      <w:r>
-        <w:rPr>
-          <w:rStyle w:val="SubtleReference"/>
-        </w:rPr>
-        <w:t>Eg: (Good)</w:t>
+        <w:t xml:space="preserve">Create and </w:t>
+      </w:r>
+      <w:r>
+        <w:rPr>
+          <w:rStyle w:val="SubtleReference"/>
+        </w:rPr>
+        <w:t xml:space="preserve">Configure VS Project File </w:t>
+      </w:r>
+      <w:r>
+        <w:rPr>
+          <w:rStyle w:val="SubtleReference"/>
+        </w:rPr>
+        <w:t>with a .cpp file to build.</w:t>
       </w:r>
     </w:p>
     <w:p>
@@ -435,14 +399,14 @@
         <w:rPr>
           <w:rStyle w:val="SubtleReference"/>
         </w:rPr>
-        <w:t>Download and install Visual Studio</w:t>
+        <w:t xml:space="preserve">Debug Run Tests such as </w:t>
       </w:r>
     </w:p>
     <w:p>
       <w:pPr>
         <w:pStyle w:val="ColorfulList-Accent11"/>
         <w:numPr>
-          <w:ilvl w:val="0"/>
+          <w:ilvl w:val="1"/>
           <w:numId w:val="1"/>
         </w:numPr>
         <w:rPr>
@@ -453,14 +417,14 @@
         <w:rPr>
           <w:rStyle w:val="SubtleReference"/>
         </w:rPr>
-        <w:t>Download and install DirectX</w:t>
+        <w:t>Single Tests</w:t>
       </w:r>
     </w:p>
     <w:p>
       <w:pPr>
         <w:pStyle w:val="ColorfulList-Accent11"/>
         <w:numPr>
-          <w:ilvl w:val="0"/>
+          <w:ilvl w:val="1"/>
           <w:numId w:val="1"/>
         </w:numPr>
         <w:rPr>
@@ -471,14 +435,14 @@
         <w:rPr>
           <w:rStyle w:val="SubtleReference"/>
         </w:rPr>
-        <w:t>Configure VS Project File to point to the DX lib folder</w:t>
+        <w:t>Ramp Up Tests</w:t>
       </w:r>
     </w:p>
     <w:p>
       <w:pPr>
         <w:pStyle w:val="ColorfulList-Accent11"/>
         <w:numPr>
-          <w:ilvl w:val="0"/>
+          <w:ilvl w:val="1"/>
           <w:numId w:val="1"/>
         </w:numPr>
         <w:rPr>
@@ -489,29 +453,14 @@
         <w:rPr>
           <w:rStyle w:val="SubtleReference"/>
         </w:rPr>
-        <w:t>Compile sample code</w:t>
-      </w:r>
-    </w:p>
-    <w:p>
-      <w:pPr>
-        <w:pStyle w:val="ColorfulList-Accent11"/>
-        <w:ind w:left="0"/>
-        <w:rPr>
-          <w:rStyle w:val="SubtleReference"/>
-        </w:rPr>
-      </w:pPr>
-      <w:r>
-        <w:rPr>
-          <w:rStyle w:val="SubtleReference"/>
-        </w:rPr>
-        <w:t>Not: (Bad)</w:t>
+        <w:t>Repeatability</w:t>
       </w:r>
     </w:p>
     <w:p>
       <w:pPr>
         <w:pStyle w:val="ColorfulList-Accent11"/>
         <w:numPr>
-          <w:ilvl w:val="0"/>
+          <w:ilvl w:val="1"/>
           <w:numId w:val="1"/>
         </w:numPr>
         <w:rPr>
@@ -522,14 +471,14 @@
         <w:rPr>
           <w:rStyle w:val="SubtleReference"/>
         </w:rPr>
-        <w:t>Read the source code</w:t>
+        <w:t>Function Comparisons</w:t>
       </w:r>
     </w:p>
     <w:p>
       <w:pPr>
         <w:pStyle w:val="ColorfulList-Accent11"/>
         <w:numPr>
-          <w:ilvl w:val="0"/>
+          <w:ilvl w:val="1"/>
           <w:numId w:val="1"/>
         </w:numPr>
         <w:rPr>
@@ -540,14 +489,14 @@
         <w:rPr>
           <w:rStyle w:val="SubtleReference"/>
         </w:rPr>
-        <w:t>I had some trouble with SDL, so I spent a couple of weeks doing other spikes</w:t>
+        <w:t>IDE Settings</w:t>
       </w:r>
     </w:p>
     <w:p>
       <w:pPr>
         <w:pStyle w:val="ColorfulList-Accent11"/>
         <w:numPr>
-          <w:ilvl w:val="0"/>
+          <w:ilvl w:val="1"/>
           <w:numId w:val="1"/>
         </w:numPr>
         <w:rPr>
@@ -558,25 +507,7 @@
         <w:rPr>
           <w:rStyle w:val="SubtleReference"/>
         </w:rPr>
-        <w:t>Run code</w:t>
-      </w:r>
-    </w:p>
-    <w:p>
-      <w:pPr>
-        <w:pStyle w:val="ColorfulList-Accent11"/>
-        <w:numPr>
-          <w:ilvl w:val="0"/>
-          <w:numId w:val="1"/>
-        </w:numPr>
-        <w:rPr>
-          <w:rStyle w:val="SubtleReference"/>
-        </w:rPr>
-      </w:pPr>
-      <w:r>
-        <w:rPr>
-          <w:rStyle w:val="SubtleReference"/>
-        </w:rPr>
-        <w:t>Write Spike Report</w:t>
+        <w:t>Compiler Settings</w:t>
       </w:r>
     </w:p>
     <w:p>
@@ -643,14 +574,30 @@
         </w:rPr>
         <w:t xml:space="preserve"> as </w:t>
       </w:r>
-      <w:proofErr w:type="gramStart"/>
-      <w:r>
-        <w:rPr>
-          <w:rStyle w:val="SubtleReference"/>
-        </w:rPr>
-        <w:t>needed</w:t>
-      </w:r>
-      <w:proofErr w:type="gramEnd"/>
+      <w:r>
+        <w:rPr>
+          <w:rStyle w:val="SubtleReference"/>
+        </w:rPr>
+        <w:t>needed.</w:t>
+      </w:r>
+    </w:p>
+    <w:p>
+      <w:pPr>
+        <w:pStyle w:val="ColorfulList-Accent11"/>
+        <w:ind w:left="0"/>
+        <w:rPr>
+          <w:rStyle w:val="SubtleReference"/>
+        </w:rPr>
+      </w:pPr>
+    </w:p>
+    <w:p>
+      <w:pPr>
+        <w:pStyle w:val="ColorfulList-Accent11"/>
+        <w:ind w:left="0"/>
+        <w:rPr>
+          <w:rStyle w:val="SubtleReference"/>
+        </w:rPr>
+      </w:pPr>
     </w:p>
     <w:p>
       <w:pPr>
@@ -1049,7 +996,7 @@
         <w:rFonts w:ascii="Symbol" w:eastAsia="MS Mincho" w:hAnsi="Symbol" w:cs="Times New Roman" w:hint="default"/>
       </w:rPr>
     </w:lvl>
-    <w:lvl w:ilvl="1" w:tplc="04090003" w:tentative="1">
+    <w:lvl w:ilvl="1" w:tplc="04090003">
       <w:start w:val="1"/>
       <w:numFmt w:val="bullet"/>
       <w:lvlText w:val="o"/>

--- a/07 - Spike - Performance Measurement/Task 07 - Lab Spike Report.docx
+++ b/07 - Spike - Performance Measurement/Task 07 - Lab Spike Report.docx
@@ -4,6 +4,7 @@
   <w:body>
     <w:p>
       <w:pPr>
+        <w:spacing w:line="360" w:lineRule="auto"/>
         <w:rPr>
           <w:i/>
           <w:color w:val="0000FF"/>
@@ -34,6 +35,7 @@
     </w:p>
     <w:p>
       <w:pPr>
+        <w:spacing w:line="360" w:lineRule="auto"/>
         <w:rPr>
           <w:b/>
           <w:color w:val="FF0000"/>
@@ -56,117 +58,144 @@
     </w:p>
     <w:p>
       <w:pPr>
+        <w:spacing w:line="360" w:lineRule="auto"/>
         <w:rPr>
           <w:b/>
           <w:sz w:val="24"/>
         </w:rPr>
       </w:pPr>
+      <w:r>
+        <w:rPr>
+          <w:b/>
+          <w:sz w:val="24"/>
+        </w:rPr>
+        <w:t xml:space="preserve">Author: </w:t>
+      </w:r>
+      <w:r>
+        <w:rPr>
+          <w:rStyle w:val="SubtleReference"/>
+        </w:rPr>
+        <w:t>Mohamed Shafi Uzman Fassy</w:t>
+      </w:r>
+      <w:r>
+        <w:rPr>
+          <w:rStyle w:val="SubtleReference"/>
+        </w:rPr>
+        <w:t xml:space="preserve">, </w:t>
+      </w:r>
+      <w:r>
+        <w:rPr>
+          <w:rStyle w:val="SubtleReference"/>
+        </w:rPr>
+        <w:t>102608927</w:t>
+      </w:r>
     </w:p>
     <w:p>
       <w:pPr>
-        <w:rPr>
-          <w:b/>
-          <w:sz w:val="24"/>
-        </w:rPr>
-      </w:pPr>
-      <w:r>
-        <w:rPr>
-          <w:b/>
-          <w:sz w:val="24"/>
-        </w:rPr>
-        <w:t xml:space="preserve">Author: </w:t>
-      </w:r>
-      <w:r>
-        <w:rPr>
-          <w:rStyle w:val="SubtleReference"/>
-        </w:rPr>
-        <w:t>Mohamed Shafi Uzman Fassy</w:t>
-      </w:r>
-      <w:r>
-        <w:rPr>
-          <w:rStyle w:val="SubtleReference"/>
-        </w:rPr>
-        <w:t xml:space="preserve">, </w:t>
-      </w:r>
-      <w:r>
-        <w:rPr>
-          <w:rStyle w:val="SubtleReference"/>
-        </w:rPr>
-        <w:t>102608927</w:t>
-      </w:r>
+        <w:spacing w:line="360" w:lineRule="auto"/>
+        <w:rPr>
+          <w:sz w:val="24"/>
+        </w:rPr>
+      </w:pPr>
     </w:p>
     <w:p>
       <w:pPr>
-        <w:rPr>
-          <w:sz w:val="24"/>
-        </w:rPr>
-      </w:pPr>
+        <w:spacing w:line="360" w:lineRule="auto"/>
+        <w:rPr>
+          <w:rStyle w:val="SubtleReference"/>
+          <w:b/>
+          <w:color w:val="auto"/>
+          <w:sz w:val="24"/>
+          <w:szCs w:val="24"/>
+        </w:rPr>
+      </w:pPr>
+      <w:r>
+        <w:rPr>
+          <w:b/>
+          <w:sz w:val="24"/>
+        </w:rPr>
+        <w:t xml:space="preserve">Goals / deliverables:  </w:t>
+      </w:r>
     </w:p>
     <w:p>
       <w:pPr>
-        <w:rPr>
-          <w:b/>
-          <w:sz w:val="24"/>
-        </w:rPr>
-      </w:pPr>
-      <w:r>
-        <w:rPr>
-          <w:b/>
-          <w:sz w:val="24"/>
-        </w:rPr>
-        <w:t xml:space="preserve">Goals / deliverables:  </w:t>
+        <w:spacing w:line="360" w:lineRule="auto"/>
+        <w:rPr>
+          <w:rStyle w:val="SubtleReference"/>
+          <w:sz w:val="24"/>
+          <w:szCs w:val="24"/>
+        </w:rPr>
+      </w:pPr>
+      <w:r>
+        <w:rPr>
+          <w:rStyle w:val="SubtleReference"/>
+          <w:sz w:val="24"/>
+          <w:szCs w:val="24"/>
+        </w:rPr>
+        <w:t xml:space="preserve">The goal of this spike task is to demonstrate my ability to collect and analyse software performance data while applying my knowledge in comparing and evaluating functions, </w:t>
+      </w:r>
+      <w:proofErr w:type="gramStart"/>
+      <w:r>
+        <w:rPr>
+          <w:rStyle w:val="SubtleReference"/>
+          <w:sz w:val="24"/>
+          <w:szCs w:val="24"/>
+        </w:rPr>
+        <w:t>IDE</w:t>
+      </w:r>
+      <w:proofErr w:type="gramEnd"/>
+      <w:r>
+        <w:rPr>
+          <w:rStyle w:val="SubtleReference"/>
+          <w:sz w:val="24"/>
+          <w:szCs w:val="24"/>
+        </w:rPr>
+        <w:t xml:space="preserve"> and complier settings.</w:t>
       </w:r>
     </w:p>
     <w:p>
       <w:pPr>
-        <w:rPr>
-          <w:rStyle w:val="SubtleReference"/>
+        <w:spacing w:line="360" w:lineRule="auto"/>
+        <w:rPr>
+          <w:rStyle w:val="SubtleReference"/>
+          <w:sz w:val="24"/>
+          <w:szCs w:val="24"/>
         </w:rPr>
       </w:pPr>
     </w:p>
     <w:p>
       <w:pPr>
-        <w:rPr>
-          <w:rStyle w:val="SubtleReference"/>
-        </w:rPr>
-      </w:pPr>
-      <w:r>
-        <w:rPr>
-          <w:rStyle w:val="SubtleReference"/>
-        </w:rPr>
-        <w:t>The goal of this spike task is to demonstrate my ability to collect and analyse software performance data while applying my knowledge in comparing and evaluating functions, IDE and complier settings.</w:t>
+        <w:spacing w:line="360" w:lineRule="auto"/>
+        <w:rPr>
+          <w:rStyle w:val="SubtleReference"/>
+          <w:sz w:val="24"/>
+          <w:szCs w:val="24"/>
+        </w:rPr>
+      </w:pPr>
+      <w:r>
+        <w:rPr>
+          <w:rStyle w:val="SubtleReference"/>
+          <w:sz w:val="24"/>
+          <w:szCs w:val="24"/>
+        </w:rPr>
+        <w:t xml:space="preserve">Besides this </w:t>
+      </w:r>
+      <w:r>
+        <w:rPr>
+          <w:rStyle w:val="SubtleReference"/>
+          <w:sz w:val="24"/>
+          <w:szCs w:val="24"/>
+        </w:rPr>
+        <w:t>report, what else was created?</w:t>
       </w:r>
     </w:p>
     <w:p>
       <w:pPr>
-        <w:rPr>
-          <w:rStyle w:val="SubtleReference"/>
-        </w:rPr>
-      </w:pPr>
-    </w:p>
-    <w:p>
-      <w:pPr>
-        <w:rPr>
-          <w:rStyle w:val="SubtleReference"/>
-        </w:rPr>
-      </w:pPr>
-      <w:r>
-        <w:rPr>
-          <w:rStyle w:val="SubtleReference"/>
-        </w:rPr>
-        <w:t xml:space="preserve">Besides this </w:t>
-      </w:r>
-      <w:r>
-        <w:rPr>
-          <w:rStyle w:val="SubtleReference"/>
-        </w:rPr>
-        <w:t>report, what else was created?</w:t>
-      </w:r>
-    </w:p>
-    <w:p>
-      <w:pPr>
-        <w:rPr>
-          <w:rStyle w:val="SubtleReference"/>
+        <w:spacing w:line="360" w:lineRule="auto"/>
+        <w:rPr>
+          <w:rStyle w:val="SubtleReference"/>
+          <w:sz w:val="24"/>
+          <w:szCs w:val="24"/>
         </w:rPr>
       </w:pPr>
     </w:p>
@@ -177,25 +206,43 @@
           <w:ilvl w:val="0"/>
           <w:numId w:val="1"/>
         </w:numPr>
-        <w:rPr>
-          <w:rStyle w:val="SubtleReference"/>
-        </w:rPr>
-      </w:pPr>
-      <w:r>
-        <w:rPr>
-          <w:rStyle w:val="SubtleReference"/>
+        <w:spacing w:line="360" w:lineRule="auto"/>
+        <w:rPr>
+          <w:rStyle w:val="SubtleReference"/>
+          <w:sz w:val="24"/>
+          <w:szCs w:val="24"/>
+        </w:rPr>
+      </w:pPr>
+      <w:r>
+        <w:rPr>
+          <w:rStyle w:val="SubtleReference"/>
+          <w:sz w:val="24"/>
+          <w:szCs w:val="24"/>
         </w:rPr>
         <w:t xml:space="preserve">Code see </w:t>
       </w:r>
       <w:r>
         <w:rPr>
           <w:rStyle w:val="SubtleReference"/>
-        </w:rPr>
-        <w:t>\COS30031-2023-102608927\07 - Spike - Performance Measurement\Task7\Task7</w:t>
-      </w:r>
+          <w:sz w:val="24"/>
+          <w:szCs w:val="24"/>
+        </w:rPr>
+        <w:t>\COS30031-2023-102608927\07 - Spike - Performance Measurement</w:t>
+      </w:r>
+      <w:proofErr w:type="gramStart"/>
+      <w:r>
+        <w:rPr>
+          <w:rStyle w:val="SubtleReference"/>
+          <w:sz w:val="24"/>
+          <w:szCs w:val="24"/>
+        </w:rPr>
+        <w:t>\Task7\Task7</w:t>
+      </w:r>
+      <w:proofErr w:type="gramEnd"/>
     </w:p>
     <w:p>
       <w:pPr>
+        <w:spacing w:line="360" w:lineRule="auto"/>
         <w:rPr>
           <w:rStyle w:val="SubtleReference"/>
         </w:rPr>
@@ -203,6 +250,7 @@
     </w:p>
     <w:p>
       <w:pPr>
+        <w:spacing w:line="360" w:lineRule="auto"/>
         <w:rPr>
           <w:b/>
           <w:sz w:val="24"/>
@@ -218,15 +266,22 @@
     </w:p>
     <w:p>
       <w:pPr>
-        <w:rPr>
-          <w:rStyle w:val="SubtleReference"/>
-        </w:rPr>
-      </w:pPr>
-      <w:r>
-        <w:rPr>
-          <w:rStyle w:val="SubtleReference"/>
-        </w:rPr>
-        <w:t>List of information needed by someone trying to reproduce this work</w:t>
+        <w:spacing w:line="360" w:lineRule="auto"/>
+        <w:rPr>
+          <w:rStyle w:val="SubtleReference"/>
+        </w:rPr>
+      </w:pPr>
+      <w:r>
+        <w:rPr>
+          <w:rStyle w:val="SubtleReference"/>
+        </w:rPr>
+        <w:t xml:space="preserve">List of information needed by someone trying to reproduce this </w:t>
+      </w:r>
+      <w:r>
+        <w:rPr>
+          <w:rStyle w:val="SubtleReference"/>
+        </w:rPr>
+        <w:t>work.</w:t>
       </w:r>
     </w:p>
     <w:p>
@@ -236,19 +291,26 @@
           <w:ilvl w:val="0"/>
           <w:numId w:val="1"/>
         </w:numPr>
-        <w:rPr>
-          <w:rStyle w:val="SubtleReference"/>
-        </w:rPr>
-      </w:pPr>
-      <w:r>
-        <w:rPr>
-          <w:rStyle w:val="SubtleReference"/>
+        <w:spacing w:line="360" w:lineRule="auto"/>
+        <w:rPr>
+          <w:rStyle w:val="SubtleReference"/>
+          <w:sz w:val="24"/>
+          <w:szCs w:val="24"/>
+        </w:rPr>
+      </w:pPr>
+      <w:r>
+        <w:rPr>
+          <w:rStyle w:val="SubtleReference"/>
+          <w:sz w:val="24"/>
+          <w:szCs w:val="24"/>
         </w:rPr>
         <w:t>V</w:t>
       </w:r>
       <w:r>
         <w:rPr>
           <w:rStyle w:val="SubtleReference"/>
+          <w:sz w:val="24"/>
+          <w:szCs w:val="24"/>
         </w:rPr>
         <w:t>isual Studio 2022 Community Edition</w:t>
       </w:r>
@@ -260,13 +322,18 @@
           <w:ilvl w:val="0"/>
           <w:numId w:val="1"/>
         </w:numPr>
-        <w:rPr>
-          <w:rStyle w:val="SubtleReference"/>
-        </w:rPr>
-      </w:pPr>
-      <w:r>
-        <w:rPr>
-          <w:rStyle w:val="SubtleReference"/>
+        <w:spacing w:line="360" w:lineRule="auto"/>
+        <w:rPr>
+          <w:rStyle w:val="SubtleReference"/>
+          <w:sz w:val="24"/>
+          <w:szCs w:val="24"/>
+        </w:rPr>
+      </w:pPr>
+      <w:r>
+        <w:rPr>
+          <w:rStyle w:val="SubtleReference"/>
+          <w:sz w:val="24"/>
+          <w:szCs w:val="24"/>
         </w:rPr>
         <w:t>GitHub</w:t>
       </w:r>
@@ -278,13 +345,18 @@
           <w:ilvl w:val="0"/>
           <w:numId w:val="1"/>
         </w:numPr>
-        <w:rPr>
-          <w:rStyle w:val="SubtleReference"/>
-        </w:rPr>
-      </w:pPr>
-      <w:r>
-        <w:rPr>
-          <w:rStyle w:val="SubtleReference"/>
+        <w:spacing w:line="360" w:lineRule="auto"/>
+        <w:rPr>
+          <w:rStyle w:val="SubtleReference"/>
+          <w:sz w:val="24"/>
+          <w:szCs w:val="24"/>
+        </w:rPr>
+      </w:pPr>
+      <w:r>
+        <w:rPr>
+          <w:rStyle w:val="SubtleReference"/>
+          <w:sz w:val="24"/>
+          <w:szCs w:val="24"/>
         </w:rPr>
         <w:t>Lecture 3.1 Code Performance Notes.</w:t>
       </w:r>
@@ -292,6 +364,7 @@
     <w:p>
       <w:pPr>
         <w:pStyle w:val="ColorfulList-Accent11"/>
+        <w:spacing w:line="360" w:lineRule="auto"/>
         <w:rPr>
           <w:rStyle w:val="SubtleReference"/>
         </w:rPr>
@@ -299,6 +372,7 @@
     </w:p>
     <w:p>
       <w:pPr>
+        <w:spacing w:line="360" w:lineRule="auto"/>
         <w:rPr>
           <w:b/>
           <w:sz w:val="24"/>
@@ -319,13 +393,18 @@
           <w:ilvl w:val="0"/>
           <w:numId w:val="1"/>
         </w:numPr>
-        <w:rPr>
-          <w:rStyle w:val="SubtleReference"/>
-        </w:rPr>
-      </w:pPr>
-      <w:r>
-        <w:rPr>
-          <w:rStyle w:val="SubtleReference"/>
+        <w:spacing w:line="360" w:lineRule="auto"/>
+        <w:rPr>
+          <w:rStyle w:val="SubtleReference"/>
+          <w:sz w:val="24"/>
+          <w:szCs w:val="24"/>
+        </w:rPr>
+      </w:pPr>
+      <w:r>
+        <w:rPr>
+          <w:rStyle w:val="SubtleReference"/>
+          <w:sz w:val="24"/>
+          <w:szCs w:val="24"/>
         </w:rPr>
         <w:t>Download and install Visual Studio</w:t>
       </w:r>
@@ -337,19 +416,26 @@
           <w:ilvl w:val="0"/>
           <w:numId w:val="1"/>
         </w:numPr>
-        <w:rPr>
-          <w:rStyle w:val="SubtleReference"/>
-        </w:rPr>
-      </w:pPr>
-      <w:r>
-        <w:rPr>
-          <w:rStyle w:val="SubtleReference"/>
+        <w:spacing w:line="360" w:lineRule="auto"/>
+        <w:rPr>
+          <w:rStyle w:val="SubtleReference"/>
+          <w:sz w:val="24"/>
+          <w:szCs w:val="24"/>
+        </w:rPr>
+      </w:pPr>
+      <w:r>
+        <w:rPr>
+          <w:rStyle w:val="SubtleReference"/>
+          <w:sz w:val="24"/>
+          <w:szCs w:val="24"/>
         </w:rPr>
         <w:t xml:space="preserve">Download and install </w:t>
       </w:r>
       <w:r>
         <w:rPr>
           <w:rStyle w:val="SubtleReference"/>
+          <w:sz w:val="24"/>
+          <w:szCs w:val="24"/>
         </w:rPr>
         <w:t xml:space="preserve">Visual Studio C++ Debugging Packages </w:t>
       </w:r>
@@ -361,27 +447,54 @@
           <w:ilvl w:val="0"/>
           <w:numId w:val="1"/>
         </w:numPr>
-        <w:rPr>
-          <w:rStyle w:val="SubtleReference"/>
-        </w:rPr>
-      </w:pPr>
-      <w:r>
-        <w:rPr>
-          <w:rStyle w:val="SubtleReference"/>
+        <w:spacing w:line="360" w:lineRule="auto"/>
+        <w:rPr>
+          <w:rStyle w:val="SubtleReference"/>
+          <w:sz w:val="24"/>
+          <w:szCs w:val="24"/>
+        </w:rPr>
+      </w:pPr>
+      <w:r>
+        <w:rPr>
+          <w:rStyle w:val="SubtleReference"/>
+          <w:sz w:val="24"/>
+          <w:szCs w:val="24"/>
         </w:rPr>
         <w:t xml:space="preserve">Create and </w:t>
       </w:r>
       <w:r>
         <w:rPr>
           <w:rStyle w:val="SubtleReference"/>
+          <w:sz w:val="24"/>
+          <w:szCs w:val="24"/>
         </w:rPr>
         <w:t xml:space="preserve">Configure VS Project File </w:t>
       </w:r>
       <w:r>
         <w:rPr>
           <w:rStyle w:val="SubtleReference"/>
-        </w:rPr>
-        <w:t>with a .cpp file to build.</w:t>
+          <w:sz w:val="24"/>
+          <w:szCs w:val="24"/>
+        </w:rPr>
+        <w:t>with a .</w:t>
+      </w:r>
+      <w:proofErr w:type="spellStart"/>
+      <w:r>
+        <w:rPr>
+          <w:rStyle w:val="SubtleReference"/>
+          <w:sz w:val="24"/>
+          <w:szCs w:val="24"/>
+        </w:rPr>
+        <w:t>cpp</w:t>
+      </w:r>
+      <w:proofErr w:type="spellEnd"/>
+      <w:r>
+        <w:rPr>
+          <w:rStyle w:val="SubtleReference"/>
+          <w:sz w:val="24"/>
+          <w:szCs w:val="24"/>
+        </w:rPr>
+        <w:t xml:space="preserve"> file to build.</w:t>
       </w:r>
     </w:p>
     <w:p>
@@ -391,13 +504,18 @@
           <w:ilvl w:val="0"/>
           <w:numId w:val="1"/>
         </w:numPr>
-        <w:rPr>
-          <w:rStyle w:val="SubtleReference"/>
-        </w:rPr>
-      </w:pPr>
-      <w:r>
-        <w:rPr>
-          <w:rStyle w:val="SubtleReference"/>
+        <w:spacing w:line="360" w:lineRule="auto"/>
+        <w:rPr>
+          <w:rStyle w:val="SubtleReference"/>
+          <w:sz w:val="24"/>
+          <w:szCs w:val="24"/>
+        </w:rPr>
+      </w:pPr>
+      <w:r>
+        <w:rPr>
+          <w:rStyle w:val="SubtleReference"/>
+          <w:sz w:val="24"/>
+          <w:szCs w:val="24"/>
         </w:rPr>
         <w:t xml:space="preserve">Debug Run Tests such as </w:t>
       </w:r>
@@ -409,13 +527,18 @@
           <w:ilvl w:val="1"/>
           <w:numId w:val="1"/>
         </w:numPr>
-        <w:rPr>
-          <w:rStyle w:val="SubtleReference"/>
-        </w:rPr>
-      </w:pPr>
-      <w:r>
-        <w:rPr>
-          <w:rStyle w:val="SubtleReference"/>
+        <w:spacing w:line="360" w:lineRule="auto"/>
+        <w:rPr>
+          <w:rStyle w:val="SubtleReference"/>
+          <w:sz w:val="24"/>
+          <w:szCs w:val="24"/>
+        </w:rPr>
+      </w:pPr>
+      <w:r>
+        <w:rPr>
+          <w:rStyle w:val="SubtleReference"/>
+          <w:sz w:val="24"/>
+          <w:szCs w:val="24"/>
         </w:rPr>
         <w:t>Single Tests</w:t>
       </w:r>
@@ -427,13 +550,18 @@
           <w:ilvl w:val="1"/>
           <w:numId w:val="1"/>
         </w:numPr>
-        <w:rPr>
-          <w:rStyle w:val="SubtleReference"/>
-        </w:rPr>
-      </w:pPr>
-      <w:r>
-        <w:rPr>
-          <w:rStyle w:val="SubtleReference"/>
+        <w:spacing w:line="360" w:lineRule="auto"/>
+        <w:rPr>
+          <w:rStyle w:val="SubtleReference"/>
+          <w:sz w:val="24"/>
+          <w:szCs w:val="24"/>
+        </w:rPr>
+      </w:pPr>
+      <w:r>
+        <w:rPr>
+          <w:rStyle w:val="SubtleReference"/>
+          <w:sz w:val="24"/>
+          <w:szCs w:val="24"/>
         </w:rPr>
         <w:t>Ramp Up Tests</w:t>
       </w:r>
@@ -445,13 +573,18 @@
           <w:ilvl w:val="1"/>
           <w:numId w:val="1"/>
         </w:numPr>
-        <w:rPr>
-          <w:rStyle w:val="SubtleReference"/>
-        </w:rPr>
-      </w:pPr>
-      <w:r>
-        <w:rPr>
-          <w:rStyle w:val="SubtleReference"/>
+        <w:spacing w:line="360" w:lineRule="auto"/>
+        <w:rPr>
+          <w:rStyle w:val="SubtleReference"/>
+          <w:sz w:val="24"/>
+          <w:szCs w:val="24"/>
+        </w:rPr>
+      </w:pPr>
+      <w:r>
+        <w:rPr>
+          <w:rStyle w:val="SubtleReference"/>
+          <w:sz w:val="24"/>
+          <w:szCs w:val="24"/>
         </w:rPr>
         <w:t>Repeatability</w:t>
       </w:r>
@@ -463,13 +596,18 @@
           <w:ilvl w:val="1"/>
           <w:numId w:val="1"/>
         </w:numPr>
-        <w:rPr>
-          <w:rStyle w:val="SubtleReference"/>
-        </w:rPr>
-      </w:pPr>
-      <w:r>
-        <w:rPr>
-          <w:rStyle w:val="SubtleReference"/>
+        <w:spacing w:line="360" w:lineRule="auto"/>
+        <w:rPr>
+          <w:rStyle w:val="SubtleReference"/>
+          <w:sz w:val="24"/>
+          <w:szCs w:val="24"/>
+        </w:rPr>
+      </w:pPr>
+      <w:r>
+        <w:rPr>
+          <w:rStyle w:val="SubtleReference"/>
+          <w:sz w:val="24"/>
+          <w:szCs w:val="24"/>
         </w:rPr>
         <w:t>Function Comparisons</w:t>
       </w:r>
@@ -481,13 +619,18 @@
           <w:ilvl w:val="1"/>
           <w:numId w:val="1"/>
         </w:numPr>
-        <w:rPr>
-          <w:rStyle w:val="SubtleReference"/>
-        </w:rPr>
-      </w:pPr>
-      <w:r>
-        <w:rPr>
-          <w:rStyle w:val="SubtleReference"/>
+        <w:spacing w:line="360" w:lineRule="auto"/>
+        <w:rPr>
+          <w:rStyle w:val="SubtleReference"/>
+          <w:sz w:val="24"/>
+          <w:szCs w:val="24"/>
+        </w:rPr>
+      </w:pPr>
+      <w:r>
+        <w:rPr>
+          <w:rStyle w:val="SubtleReference"/>
+          <w:sz w:val="24"/>
+          <w:szCs w:val="24"/>
         </w:rPr>
         <w:t>IDE Settings</w:t>
       </w:r>
@@ -499,13 +642,18 @@
           <w:ilvl w:val="1"/>
           <w:numId w:val="1"/>
         </w:numPr>
-        <w:rPr>
-          <w:rStyle w:val="SubtleReference"/>
-        </w:rPr>
-      </w:pPr>
-      <w:r>
-        <w:rPr>
-          <w:rStyle w:val="SubtleReference"/>
+        <w:spacing w:line="360" w:lineRule="auto"/>
+        <w:rPr>
+          <w:rStyle w:val="SubtleReference"/>
+          <w:sz w:val="24"/>
+          <w:szCs w:val="24"/>
+        </w:rPr>
+      </w:pPr>
+      <w:r>
+        <w:rPr>
+          <w:rStyle w:val="SubtleReference"/>
+          <w:sz w:val="24"/>
+          <w:szCs w:val="24"/>
         </w:rPr>
         <w:t>Compiler Settings</w:t>
       </w:r>
@@ -513,6 +661,7 @@
     <w:p>
       <w:pPr>
         <w:pStyle w:val="ColorfulList-Accent11"/>
+        <w:spacing w:line="360" w:lineRule="auto"/>
         <w:ind w:left="0"/>
         <w:rPr>
           <w:color w:val="5A5A5A" w:themeColor="text1" w:themeTint="A5"/>
@@ -523,9 +672,13 @@
     </w:p>
     <w:p>
       <w:pPr>
-        <w:rPr>
+        <w:spacing w:line="360" w:lineRule="auto"/>
+        <w:rPr>
+          <w:rStyle w:val="SubtleReference"/>
           <w:b/>
-          <w:sz w:val="24"/>
+          <w:color w:val="auto"/>
+          <w:sz w:val="24"/>
+          <w:szCs w:val="24"/>
         </w:rPr>
       </w:pPr>
       <w:r>
@@ -533,12 +686,14 @@
           <w:b/>
           <w:sz w:val="24"/>
         </w:rPr>
+        <w:lastRenderedPageBreak/>
         <w:t>What we found out:</w:t>
       </w:r>
     </w:p>
     <w:p>
       <w:pPr>
         <w:pStyle w:val="ColorfulList-Accent11"/>
+        <w:spacing w:line="360" w:lineRule="auto"/>
         <w:ind w:left="0"/>
         <w:rPr>
           <w:rStyle w:val="SubtleReference"/>
@@ -548,111 +703,755 @@
         <w:rPr>
           <w:rStyle w:val="SubtleReference"/>
         </w:rPr>
-        <w:t>Describe</w:t>
-      </w:r>
-      <w:r>
-        <w:rPr>
-          <w:rStyle w:val="SubtleReference"/>
-        </w:rPr>
-        <w:t xml:space="preserve"> the outcomes, and how they relate to the spike topic</w:t>
-      </w:r>
-      <w:r>
-        <w:rPr>
-          <w:rStyle w:val="SubtleReference"/>
-        </w:rPr>
-        <w:t xml:space="preserve"> + graphs/screenshots/out</w:t>
-      </w:r>
-      <w:r>
-        <w:rPr>
-          <w:rStyle w:val="SubtleReference"/>
-        </w:rPr>
-        <w:t>puts</w:t>
-      </w:r>
-      <w:r>
-        <w:rPr>
-          <w:rStyle w:val="SubtleReference"/>
-        </w:rPr>
-        <w:t xml:space="preserve"> as </w:t>
-      </w:r>
-      <w:r>
-        <w:rPr>
-          <w:rStyle w:val="SubtleReference"/>
-        </w:rPr>
-        <w:t>needed.</w:t>
+        <w:t>Single Tests:</w:t>
       </w:r>
     </w:p>
     <w:p>
       <w:pPr>
         <w:pStyle w:val="ColorfulList-Accent11"/>
+        <w:spacing w:line="360" w:lineRule="auto"/>
         <w:ind w:left="0"/>
         <w:rPr>
           <w:rStyle w:val="SubtleReference"/>
         </w:rPr>
       </w:pPr>
+      <w:r>
+        <w:rPr>
+          <w:rStyle w:val="SubtleReference"/>
+          <w:noProof/>
+        </w:rPr>
+        <w:drawing>
+          <wp:inline distT="0" distB="0" distL="0" distR="0" wp14:anchorId="7495051F" wp14:editId="7FBC84D1">
+            <wp:extent cx="3228975" cy="2330774"/>
+            <wp:effectExtent l="0" t="0" r="0" b="0"/>
+            <wp:docPr id="1934198313" name="Picture 1"/>
+            <wp:cNvGraphicFramePr>
+              <a:graphicFrameLocks xmlns:a="http://schemas.openxmlformats.org/drawingml/2006/main" noChangeAspect="1"/>
+            </wp:cNvGraphicFramePr>
+            <a:graphic xmlns:a="http://schemas.openxmlformats.org/drawingml/2006/main">
+              <a:graphicData uri="http://schemas.openxmlformats.org/drawingml/2006/picture">
+                <pic:pic xmlns:pic="http://schemas.openxmlformats.org/drawingml/2006/picture">
+                  <pic:nvPicPr>
+                    <pic:cNvPr id="0" name="Picture 1"/>
+                    <pic:cNvPicPr>
+                      <a:picLocks noChangeAspect="1" noChangeArrowheads="1"/>
+                    </pic:cNvPicPr>
+                  </pic:nvPicPr>
+                  <pic:blipFill rotWithShape="1">
+                    <a:blip r:embed="rId7">
+                      <a:extLst>
+                        <a:ext uri="{28A0092B-C50C-407E-A947-70E740481C1C}">
+                          <a14:useLocalDpi xmlns:a14="http://schemas.microsoft.com/office/drawing/2010/main" val="0"/>
+                        </a:ext>
+                      </a:extLst>
+                    </a:blip>
+                    <a:srcRect l="6028" t="8197" r="6182" b="7787"/>
+                    <a:stretch/>
+                  </pic:blipFill>
+                  <pic:spPr bwMode="auto">
+                    <a:xfrm>
+                      <a:off x="0" y="0"/>
+                      <a:ext cx="3252913" cy="2348053"/>
+                    </a:xfrm>
+                    <a:prstGeom prst="rect">
+                      <a:avLst/>
+                    </a:prstGeom>
+                    <a:noFill/>
+                    <a:ln>
+                      <a:noFill/>
+                    </a:ln>
+                    <a:extLst>
+                      <a:ext uri="{53640926-AAD7-44D8-BBD7-CCE9431645EC}">
+                        <a14:shadowObscured xmlns:a14="http://schemas.microsoft.com/office/drawing/2010/main"/>
+                      </a:ext>
+                    </a:extLst>
+                  </pic:spPr>
+                </pic:pic>
+              </a:graphicData>
+            </a:graphic>
+          </wp:inline>
+        </w:drawing>
+      </w:r>
     </w:p>
     <w:p>
       <w:pPr>
         <w:pStyle w:val="ColorfulList-Accent11"/>
+        <w:spacing w:line="360" w:lineRule="auto"/>
         <w:ind w:left="0"/>
-        <w:rPr>
-          <w:rStyle w:val="SubtleReference"/>
-        </w:rPr>
-      </w:pPr>
+        <w:jc w:val="both"/>
+        <w:rPr>
+          <w:rStyle w:val="SubtleReference"/>
+          <w:noProof/>
+          <w:color w:val="000000" w:themeColor="text1"/>
+          <w:sz w:val="24"/>
+          <w:szCs w:val="24"/>
+        </w:rPr>
+      </w:pPr>
+      <w:r>
+        <w:rPr>
+          <w:rStyle w:val="SubtleReference"/>
+          <w:color w:val="000000" w:themeColor="text1"/>
+          <w:sz w:val="24"/>
+          <w:szCs w:val="24"/>
+        </w:rPr>
+        <w:t xml:space="preserve">Using sample code 1 to measure the execution times of the </w:t>
+      </w:r>
+      <w:r>
+        <w:rPr>
+          <w:rStyle w:val="SubtleReference"/>
+          <w:color w:val="000000" w:themeColor="text1"/>
+          <w:sz w:val="24"/>
+          <w:szCs w:val="24"/>
+        </w:rPr>
+        <w:t>individual functions such as “</w:t>
+      </w:r>
+      <w:proofErr w:type="spellStart"/>
+      <w:r>
+        <w:rPr>
+          <w:color w:val="000000" w:themeColor="text1"/>
+          <w:sz w:val="24"/>
+        </w:rPr>
+        <w:t>count_char_using_find_first_of</w:t>
+      </w:r>
+      <w:proofErr w:type="spellEnd"/>
+      <w:r>
+        <w:rPr>
+          <w:color w:val="000000" w:themeColor="text1"/>
+          <w:sz w:val="24"/>
+        </w:rPr>
+        <w:t xml:space="preserve">” which </w:t>
+      </w:r>
+      <w:r>
+        <w:rPr>
+          <w:color w:val="000000" w:themeColor="text1"/>
+          <w:sz w:val="24"/>
+        </w:rPr>
+        <w:t>repeats the “</w:t>
+      </w:r>
+      <w:proofErr w:type="spellStart"/>
+      <w:r>
+        <w:rPr>
+          <w:color w:val="000000" w:themeColor="text1"/>
+          <w:sz w:val="24"/>
+        </w:rPr>
+        <w:t>find_first_of</w:t>
+      </w:r>
+      <w:proofErr w:type="spellEnd"/>
+      <w:r>
+        <w:rPr>
+          <w:color w:val="000000" w:themeColor="text1"/>
+          <w:sz w:val="24"/>
+        </w:rPr>
+        <w:t>” method to count occurrences of a character in a string and gives a result and “</w:t>
+      </w:r>
+      <w:proofErr w:type="spellStart"/>
+      <w:r>
+        <w:rPr>
+          <w:color w:val="000000" w:themeColor="text1"/>
+          <w:sz w:val="24"/>
+        </w:rPr>
+        <w:t>count_char_using_</w:t>
+      </w:r>
+      <w:r>
+        <w:rPr>
+          <w:color w:val="000000" w:themeColor="text1"/>
+          <w:sz w:val="24"/>
+        </w:rPr>
+        <w:t>count</w:t>
+      </w:r>
+      <w:proofErr w:type="spellEnd"/>
+      <w:r>
+        <w:rPr>
+          <w:color w:val="000000" w:themeColor="text1"/>
+          <w:sz w:val="24"/>
+        </w:rPr>
+        <w:t>” to count occurrences using std::count making both functions similar in execution time</w:t>
+      </w:r>
+      <w:r>
+        <w:rPr>
+          <w:color w:val="000000" w:themeColor="text1"/>
+          <w:sz w:val="24"/>
+        </w:rPr>
+        <w:t xml:space="preserve"> based on the following modifications I made to sample code 1 main function where I wanted to print more information regarding the execution time.</w:t>
+      </w:r>
     </w:p>
     <w:p>
       <w:pPr>
-        <w:rPr>
-          <w:rStyle w:val="SubtleReference"/>
-        </w:rPr>
-      </w:pPr>
+        <w:pStyle w:val="ColorfulList-Accent11"/>
+        <w:spacing w:line="360" w:lineRule="auto"/>
+        <w:ind w:left="0"/>
+        <w:rPr>
+          <w:rStyle w:val="SubtleReference"/>
+        </w:rPr>
+      </w:pPr>
+      <w:r>
+        <w:rPr>
+          <w:rStyle w:val="SubtleReference"/>
+          <w:noProof/>
+        </w:rPr>
+        <w:drawing>
+          <wp:inline distT="0" distB="0" distL="0" distR="0" wp14:anchorId="1F034909" wp14:editId="7A2CF42E">
+            <wp:extent cx="3619500" cy="3193676"/>
+            <wp:effectExtent l="0" t="0" r="0" b="6985"/>
+            <wp:docPr id="1471628947" name="Picture 4"/>
+            <wp:cNvGraphicFramePr>
+              <a:graphicFrameLocks xmlns:a="http://schemas.openxmlformats.org/drawingml/2006/main" noChangeAspect="1"/>
+            </wp:cNvGraphicFramePr>
+            <a:graphic xmlns:a="http://schemas.openxmlformats.org/drawingml/2006/main">
+              <a:graphicData uri="http://schemas.openxmlformats.org/drawingml/2006/picture">
+                <pic:pic xmlns:pic="http://schemas.openxmlformats.org/drawingml/2006/picture">
+                  <pic:nvPicPr>
+                    <pic:cNvPr id="0" name="Picture 4"/>
+                    <pic:cNvPicPr>
+                      <a:picLocks noChangeAspect="1" noChangeArrowheads="1"/>
+                    </pic:cNvPicPr>
+                  </pic:nvPicPr>
+                  <pic:blipFill rotWithShape="1">
+                    <a:blip r:embed="rId8">
+                      <a:extLst>
+                        <a:ext uri="{28A0092B-C50C-407E-A947-70E740481C1C}">
+                          <a14:useLocalDpi xmlns:a14="http://schemas.microsoft.com/office/drawing/2010/main" val="0"/>
+                        </a:ext>
+                      </a:extLst>
+                    </a:blip>
+                    <a:srcRect l="6241" t="6350" r="6241" b="6350"/>
+                    <a:stretch/>
+                  </pic:blipFill>
+                  <pic:spPr bwMode="auto">
+                    <a:xfrm>
+                      <a:off x="0" y="0"/>
+                      <a:ext cx="3630969" cy="3203796"/>
+                    </a:xfrm>
+                    <a:prstGeom prst="rect">
+                      <a:avLst/>
+                    </a:prstGeom>
+                    <a:noFill/>
+                    <a:ln>
+                      <a:noFill/>
+                    </a:ln>
+                    <a:extLst>
+                      <a:ext uri="{53640926-AAD7-44D8-BBD7-CCE9431645EC}">
+                        <a14:shadowObscured xmlns:a14="http://schemas.microsoft.com/office/drawing/2010/main"/>
+                      </a:ext>
+                    </a:extLst>
+                  </pic:spPr>
+                </pic:pic>
+              </a:graphicData>
+            </a:graphic>
+          </wp:inline>
+        </w:drawing>
+      </w:r>
+    </w:p>
+    <w:tbl>
+      <w:tblPr>
+        <w:tblStyle w:val="TableGrid"/>
+        <w:tblW w:w="0" w:type="auto"/>
+        <w:tblLook w:val="04A0" w:firstRow="1" w:lastRow="0" w:firstColumn="1" w:lastColumn="0" w:noHBand="0" w:noVBand="1"/>
+      </w:tblPr>
+      <w:tblGrid>
+        <w:gridCol w:w="2941"/>
+        <w:gridCol w:w="2227"/>
+        <w:gridCol w:w="2227"/>
+        <w:gridCol w:w="2227"/>
+      </w:tblGrid>
+      <w:tr>
+        <w:tc>
+          <w:tcPr>
+            <w:tcW w:w="0" w:type="auto"/>
+            <w:vAlign w:val="center"/>
+          </w:tcPr>
+          <w:p>
+            <w:pPr>
+              <w:pStyle w:val="ColorfulList-Accent11"/>
+              <w:spacing w:line="360" w:lineRule="auto"/>
+              <w:ind w:left="0"/>
+              <w:jc w:val="center"/>
+              <w:rPr>
+                <w:rStyle w:val="SubtleReference"/>
+                <w:color w:val="000000" w:themeColor="text1"/>
+                <w:sz w:val="20"/>
+                <w:szCs w:val="20"/>
+              </w:rPr>
+            </w:pPr>
+            <w:r>
+              <w:rPr>
+                <w:rStyle w:val="SubtleReference"/>
+                <w:color w:val="000000" w:themeColor="text1"/>
+                <w:sz w:val="20"/>
+                <w:szCs w:val="20"/>
+              </w:rPr>
+              <w:t>Function</w:t>
+            </w:r>
+          </w:p>
+        </w:tc>
+        <w:tc>
+          <w:tcPr>
+            <w:tcW w:w="0" w:type="auto"/>
+            <w:vAlign w:val="center"/>
+          </w:tcPr>
+          <w:p>
+            <w:pPr>
+              <w:pStyle w:val="ColorfulList-Accent11"/>
+              <w:spacing w:line="360" w:lineRule="auto"/>
+              <w:ind w:left="0"/>
+              <w:jc w:val="center"/>
+              <w:rPr>
+                <w:rStyle w:val="SubtleReference"/>
+                <w:color w:val="000000" w:themeColor="text1"/>
+                <w:sz w:val="20"/>
+                <w:szCs w:val="20"/>
+              </w:rPr>
+            </w:pPr>
+            <w:r>
+              <w:rPr>
+                <w:rStyle w:val="SubtleReference"/>
+                <w:color w:val="000000" w:themeColor="text1"/>
+                <w:sz w:val="20"/>
+                <w:szCs w:val="20"/>
+              </w:rPr>
+              <w:t>Test 1</w:t>
+            </w:r>
+            <w:r>
+              <w:rPr>
+                <w:rStyle w:val="SubtleReference"/>
+                <w:color w:val="000000" w:themeColor="text1"/>
+                <w:sz w:val="20"/>
+                <w:szCs w:val="20"/>
+              </w:rPr>
+              <w:t xml:space="preserve"> (in microseconds)</w:t>
+            </w:r>
+          </w:p>
+        </w:tc>
+        <w:tc>
+          <w:tcPr>
+            <w:tcW w:w="0" w:type="auto"/>
+            <w:vAlign w:val="center"/>
+          </w:tcPr>
+          <w:p>
+            <w:pPr>
+              <w:pStyle w:val="ColorfulList-Accent11"/>
+              <w:spacing w:line="360" w:lineRule="auto"/>
+              <w:ind w:left="0"/>
+              <w:jc w:val="center"/>
+              <w:rPr>
+                <w:rStyle w:val="SubtleReference"/>
+                <w:color w:val="000000" w:themeColor="text1"/>
+                <w:sz w:val="20"/>
+                <w:szCs w:val="20"/>
+              </w:rPr>
+            </w:pPr>
+            <w:r>
+              <w:rPr>
+                <w:rStyle w:val="SubtleReference"/>
+                <w:color w:val="000000" w:themeColor="text1"/>
+                <w:sz w:val="20"/>
+                <w:szCs w:val="20"/>
+              </w:rPr>
+              <w:t>Test 2</w:t>
+            </w:r>
+            <w:r>
+              <w:rPr>
+                <w:rStyle w:val="SubtleReference"/>
+                <w:color w:val="000000" w:themeColor="text1"/>
+                <w:sz w:val="20"/>
+                <w:szCs w:val="20"/>
+              </w:rPr>
+              <w:t xml:space="preserve"> </w:t>
+            </w:r>
+            <w:r>
+              <w:rPr>
+                <w:rStyle w:val="SubtleReference"/>
+                <w:color w:val="000000" w:themeColor="text1"/>
+                <w:sz w:val="20"/>
+                <w:szCs w:val="20"/>
+              </w:rPr>
+              <w:t>(in microseconds)</w:t>
+            </w:r>
+          </w:p>
+        </w:tc>
+        <w:tc>
+          <w:tcPr>
+            <w:tcW w:w="0" w:type="auto"/>
+            <w:vAlign w:val="center"/>
+          </w:tcPr>
+          <w:p>
+            <w:pPr>
+              <w:pStyle w:val="ColorfulList-Accent11"/>
+              <w:spacing w:line="360" w:lineRule="auto"/>
+              <w:ind w:left="0"/>
+              <w:jc w:val="center"/>
+              <w:rPr>
+                <w:rStyle w:val="SubtleReference"/>
+                <w:color w:val="000000" w:themeColor="text1"/>
+                <w:sz w:val="20"/>
+                <w:szCs w:val="20"/>
+              </w:rPr>
+            </w:pPr>
+            <w:r>
+              <w:rPr>
+                <w:rStyle w:val="SubtleReference"/>
+                <w:color w:val="000000" w:themeColor="text1"/>
+                <w:sz w:val="20"/>
+                <w:szCs w:val="20"/>
+              </w:rPr>
+              <w:t>Test 3</w:t>
+            </w:r>
+            <w:r>
+              <w:rPr>
+                <w:rStyle w:val="SubtleReference"/>
+                <w:color w:val="000000" w:themeColor="text1"/>
+                <w:sz w:val="20"/>
+                <w:szCs w:val="20"/>
+              </w:rPr>
+              <w:t xml:space="preserve"> </w:t>
+            </w:r>
+            <w:r>
+              <w:rPr>
+                <w:rStyle w:val="SubtleReference"/>
+                <w:color w:val="000000" w:themeColor="text1"/>
+                <w:sz w:val="20"/>
+                <w:szCs w:val="20"/>
+              </w:rPr>
+              <w:t>(in microseconds)</w:t>
+            </w:r>
+          </w:p>
+        </w:tc>
+      </w:tr>
+      <w:tr>
+        <w:tc>
+          <w:tcPr>
+            <w:tcW w:w="0" w:type="auto"/>
+            <w:vAlign w:val="center"/>
+          </w:tcPr>
+          <w:p>
+            <w:pPr>
+              <w:pStyle w:val="ColorfulList-Accent11"/>
+              <w:spacing w:line="360" w:lineRule="auto"/>
+              <w:ind w:left="0"/>
+              <w:rPr>
+                <w:rStyle w:val="SubtleReference"/>
+                <w:color w:val="000000" w:themeColor="text1"/>
+                <w:sz w:val="20"/>
+                <w:szCs w:val="20"/>
+              </w:rPr>
+            </w:pPr>
+            <w:proofErr w:type="spellStart"/>
+            <w:r>
+              <w:rPr>
+                <w:color w:val="000000" w:themeColor="text1"/>
+                <w:szCs w:val="20"/>
+              </w:rPr>
+              <w:t>count_char_using_find_first_of</w:t>
+            </w:r>
+            <w:proofErr w:type="spellEnd"/>
+          </w:p>
+        </w:tc>
+        <w:tc>
+          <w:tcPr>
+            <w:tcW w:w="0" w:type="auto"/>
+            <w:vAlign w:val="center"/>
+          </w:tcPr>
+          <w:p>
+            <w:pPr>
+              <w:pStyle w:val="ColorfulList-Accent11"/>
+              <w:spacing w:line="360" w:lineRule="auto"/>
+              <w:ind w:left="0"/>
+              <w:jc w:val="center"/>
+              <w:rPr>
+                <w:rStyle w:val="SubtleReference"/>
+                <w:color w:val="000000" w:themeColor="text1"/>
+                <w:sz w:val="20"/>
+                <w:szCs w:val="20"/>
+              </w:rPr>
+            </w:pPr>
+            <w:r>
+              <w:rPr>
+                <w:rStyle w:val="SubtleReference"/>
+                <w:color w:val="000000" w:themeColor="text1"/>
+                <w:sz w:val="20"/>
+                <w:szCs w:val="20"/>
+              </w:rPr>
+              <w:t xml:space="preserve">3.8 </w:t>
+            </w:r>
+            <w:r>
+              <w:rPr>
+                <w:color w:val="000000" w:themeColor="text1"/>
+                <w:szCs w:val="20"/>
+              </w:rPr>
+              <w:t>µs</w:t>
+            </w:r>
+          </w:p>
+        </w:tc>
+        <w:tc>
+          <w:tcPr>
+            <w:tcW w:w="0" w:type="auto"/>
+            <w:vAlign w:val="center"/>
+          </w:tcPr>
+          <w:p>
+            <w:pPr>
+              <w:pStyle w:val="ColorfulList-Accent11"/>
+              <w:spacing w:line="360" w:lineRule="auto"/>
+              <w:ind w:left="0"/>
+              <w:jc w:val="center"/>
+              <w:rPr>
+                <w:rStyle w:val="SubtleReference"/>
+                <w:color w:val="000000" w:themeColor="text1"/>
+                <w:sz w:val="20"/>
+                <w:szCs w:val="20"/>
+              </w:rPr>
+            </w:pPr>
+            <w:r>
+              <w:rPr>
+                <w:rStyle w:val="SubtleReference"/>
+                <w:color w:val="000000" w:themeColor="text1"/>
+                <w:sz w:val="20"/>
+                <w:szCs w:val="20"/>
+              </w:rPr>
+              <w:t xml:space="preserve">3.9 </w:t>
+            </w:r>
+            <w:r>
+              <w:rPr>
+                <w:color w:val="000000" w:themeColor="text1"/>
+                <w:szCs w:val="20"/>
+              </w:rPr>
+              <w:t>µs</w:t>
+            </w:r>
+          </w:p>
+        </w:tc>
+        <w:tc>
+          <w:tcPr>
+            <w:tcW w:w="0" w:type="auto"/>
+            <w:vAlign w:val="center"/>
+          </w:tcPr>
+          <w:p>
+            <w:pPr>
+              <w:pStyle w:val="ColorfulList-Accent11"/>
+              <w:spacing w:line="360" w:lineRule="auto"/>
+              <w:ind w:left="0"/>
+              <w:jc w:val="center"/>
+              <w:rPr>
+                <w:rStyle w:val="SubtleReference"/>
+                <w:color w:val="000000" w:themeColor="text1"/>
+                <w:sz w:val="20"/>
+                <w:szCs w:val="20"/>
+              </w:rPr>
+            </w:pPr>
+            <w:r>
+              <w:rPr>
+                <w:rStyle w:val="SubtleReference"/>
+                <w:color w:val="000000" w:themeColor="text1"/>
+                <w:sz w:val="20"/>
+                <w:szCs w:val="20"/>
+              </w:rPr>
+              <w:t xml:space="preserve">4.2 </w:t>
+            </w:r>
+            <w:r>
+              <w:rPr>
+                <w:color w:val="000000" w:themeColor="text1"/>
+                <w:szCs w:val="20"/>
+              </w:rPr>
+              <w:t>µs</w:t>
+            </w:r>
+          </w:p>
+        </w:tc>
+      </w:tr>
+      <w:tr>
+        <w:tc>
+          <w:tcPr>
+            <w:tcW w:w="0" w:type="auto"/>
+            <w:vAlign w:val="center"/>
+          </w:tcPr>
+          <w:p>
+            <w:pPr>
+              <w:pStyle w:val="ColorfulList-Accent11"/>
+              <w:spacing w:line="360" w:lineRule="auto"/>
+              <w:ind w:left="0"/>
+              <w:rPr>
+                <w:rStyle w:val="SubtleReference"/>
+                <w:color w:val="000000" w:themeColor="text1"/>
+                <w:sz w:val="20"/>
+                <w:szCs w:val="20"/>
+              </w:rPr>
+            </w:pPr>
+            <w:proofErr w:type="spellStart"/>
+            <w:r>
+              <w:rPr>
+                <w:color w:val="000000" w:themeColor="text1"/>
+                <w:szCs w:val="20"/>
+              </w:rPr>
+              <w:t>count_char_using_count</w:t>
+            </w:r>
+            <w:proofErr w:type="spellEnd"/>
+          </w:p>
+        </w:tc>
+        <w:tc>
+          <w:tcPr>
+            <w:tcW w:w="0" w:type="auto"/>
+            <w:vAlign w:val="center"/>
+          </w:tcPr>
+          <w:p>
+            <w:pPr>
+              <w:pStyle w:val="ColorfulList-Accent11"/>
+              <w:spacing w:line="360" w:lineRule="auto"/>
+              <w:ind w:left="0"/>
+              <w:jc w:val="center"/>
+              <w:rPr>
+                <w:rStyle w:val="SubtleReference"/>
+                <w:color w:val="000000" w:themeColor="text1"/>
+                <w:sz w:val="20"/>
+                <w:szCs w:val="20"/>
+              </w:rPr>
+            </w:pPr>
+            <w:r>
+              <w:rPr>
+                <w:rStyle w:val="SubtleReference"/>
+                <w:color w:val="000000" w:themeColor="text1"/>
+                <w:sz w:val="20"/>
+                <w:szCs w:val="20"/>
+              </w:rPr>
+              <w:t xml:space="preserve">30.3 </w:t>
+            </w:r>
+            <w:r>
+              <w:rPr>
+                <w:color w:val="000000" w:themeColor="text1"/>
+                <w:szCs w:val="20"/>
+              </w:rPr>
+              <w:t>µs</w:t>
+            </w:r>
+          </w:p>
+        </w:tc>
+        <w:tc>
+          <w:tcPr>
+            <w:tcW w:w="0" w:type="auto"/>
+            <w:vAlign w:val="center"/>
+          </w:tcPr>
+          <w:p>
+            <w:pPr>
+              <w:pStyle w:val="ColorfulList-Accent11"/>
+              <w:spacing w:line="360" w:lineRule="auto"/>
+              <w:ind w:left="0"/>
+              <w:jc w:val="center"/>
+              <w:rPr>
+                <w:rStyle w:val="SubtleReference"/>
+                <w:color w:val="000000" w:themeColor="text1"/>
+                <w:sz w:val="20"/>
+                <w:szCs w:val="20"/>
+              </w:rPr>
+            </w:pPr>
+            <w:r>
+              <w:rPr>
+                <w:rStyle w:val="SubtleReference"/>
+                <w:color w:val="000000" w:themeColor="text1"/>
+                <w:sz w:val="20"/>
+                <w:szCs w:val="20"/>
+              </w:rPr>
+              <w:t xml:space="preserve">15.9 </w:t>
+            </w:r>
+            <w:r>
+              <w:rPr>
+                <w:color w:val="000000" w:themeColor="text1"/>
+                <w:szCs w:val="20"/>
+              </w:rPr>
+              <w:t>µs</w:t>
+            </w:r>
+          </w:p>
+        </w:tc>
+        <w:tc>
+          <w:tcPr>
+            <w:tcW w:w="0" w:type="auto"/>
+            <w:vAlign w:val="center"/>
+          </w:tcPr>
+          <w:p>
+            <w:pPr>
+              <w:pStyle w:val="ColorfulList-Accent11"/>
+              <w:spacing w:line="360" w:lineRule="auto"/>
+              <w:ind w:left="0"/>
+              <w:jc w:val="center"/>
+              <w:rPr>
+                <w:rStyle w:val="SubtleReference"/>
+                <w:color w:val="000000" w:themeColor="text1"/>
+                <w:sz w:val="20"/>
+                <w:szCs w:val="20"/>
+              </w:rPr>
+            </w:pPr>
+            <w:r>
+              <w:rPr>
+                <w:rStyle w:val="SubtleReference"/>
+                <w:color w:val="000000" w:themeColor="text1"/>
+                <w:sz w:val="20"/>
+                <w:szCs w:val="20"/>
+              </w:rPr>
+              <w:t xml:space="preserve">16.1 </w:t>
+            </w:r>
+            <w:r>
+              <w:rPr>
+                <w:color w:val="000000" w:themeColor="text1"/>
+                <w:szCs w:val="20"/>
+              </w:rPr>
+              <w:t>µs</w:t>
+            </w:r>
+          </w:p>
+        </w:tc>
+      </w:tr>
+    </w:tbl>
+    <w:p>
+      <w:pPr>
+        <w:pStyle w:val="ColorfulList-Accent11"/>
+        <w:spacing w:line="360" w:lineRule="auto"/>
+        <w:ind w:left="0"/>
+        <w:rPr>
+          <w:rStyle w:val="SubtleReference"/>
+          <w:color w:val="000000" w:themeColor="text1"/>
+          <w:sz w:val="24"/>
+          <w:szCs w:val="24"/>
+        </w:rPr>
+      </w:pPr>
+      <w:r>
+        <w:rPr>
+          <w:rStyle w:val="SubtleReference"/>
+          <w:color w:val="000000" w:themeColor="text1"/>
+          <w:sz w:val="24"/>
+          <w:szCs w:val="24"/>
+        </w:rPr>
+        <w:lastRenderedPageBreak/>
+        <w:t>As you can see there is a difference between execution times for these two functions which could affected by various factors such as algorithmic complexity and CPU processing</w:t>
+      </w:r>
+      <w:r>
+        <w:rPr>
+          <w:rStyle w:val="SubtleReference"/>
+          <w:color w:val="000000" w:themeColor="text1"/>
+          <w:sz w:val="24"/>
+          <w:szCs w:val="24"/>
+        </w:rPr>
+        <w:t>.</w:t>
+      </w:r>
     </w:p>
     <w:p>
       <w:pPr>
-        <w:rPr>
-          <w:b/>
-          <w:sz w:val="24"/>
-        </w:rPr>
-      </w:pPr>
-      <w:r>
-        <w:rPr>
-          <w:b/>
-          <w:sz w:val="24"/>
-        </w:rPr>
-        <w:t xml:space="preserve">Open issues/risks </w:t>
-      </w:r>
-      <w:r>
-        <w:rPr>
-          <w:color w:val="FF0000"/>
-          <w:sz w:val="24"/>
-        </w:rPr>
-        <w:t xml:space="preserve">[Optional – </w:t>
-      </w:r>
-      <w:r>
-        <w:rPr>
-          <w:b/>
-          <w:color w:val="FF0000"/>
-          <w:sz w:val="24"/>
-        </w:rPr>
-        <w:t>remove</w:t>
-      </w:r>
-      <w:r>
-        <w:rPr>
-          <w:color w:val="FF0000"/>
-          <w:sz w:val="24"/>
-        </w:rPr>
-        <w:t xml:space="preserve"> heading/section if not used!]</w:t>
-      </w:r>
-      <w:r>
-        <w:rPr>
-          <w:b/>
-          <w:sz w:val="24"/>
-        </w:rPr>
-        <w:t>:</w:t>
+        <w:pStyle w:val="ColorfulList-Accent11"/>
+        <w:spacing w:line="360" w:lineRule="auto"/>
+        <w:ind w:left="0"/>
+        <w:rPr>
+          <w:rStyle w:val="SubtleReference"/>
+        </w:rPr>
+      </w:pPr>
+      <w:r>
+        <w:rPr>
+          <w:rStyle w:val="SubtleReference"/>
+        </w:rPr>
+        <w:br/>
+      </w:r>
+      <w:r>
+        <w:rPr>
+          <w:rStyle w:val="SubtleReference"/>
+        </w:rPr>
+        <w:t>Ramp Up Tests:</w:t>
       </w:r>
     </w:p>
     <w:p>
       <w:pPr>
         <w:pStyle w:val="ColorfulList-Accent11"/>
+        <w:spacing w:line="360" w:lineRule="auto"/>
         <w:ind w:left="0"/>
         <w:rPr>
           <w:rStyle w:val="SubtleReference"/>
@@ -661,121 +1460,2859 @@
       <w:r>
         <w:rPr>
           <w:rStyle w:val="SubtleReference"/>
-        </w:rPr>
-        <w:t xml:space="preserve">List out the issues and risks that you have been unable to resolve at the end of the spike. You may have uncovered a whole range of new risks as well. </w:t>
+          <w:noProof/>
+        </w:rPr>
+        <w:drawing>
+          <wp:inline distT="0" distB="0" distL="0" distR="0" wp14:anchorId="1E2A80CE" wp14:editId="34885AEE">
+            <wp:extent cx="4108066" cy="5638800"/>
+            <wp:effectExtent l="0" t="0" r="6985" b="0"/>
+            <wp:docPr id="1194832771" name="Picture 2"/>
+            <wp:cNvGraphicFramePr>
+              <a:graphicFrameLocks xmlns:a="http://schemas.openxmlformats.org/drawingml/2006/main" noChangeAspect="1"/>
+            </wp:cNvGraphicFramePr>
+            <a:graphic xmlns:a="http://schemas.openxmlformats.org/drawingml/2006/main">
+              <a:graphicData uri="http://schemas.openxmlformats.org/drawingml/2006/picture">
+                <pic:pic xmlns:pic="http://schemas.openxmlformats.org/drawingml/2006/picture">
+                  <pic:nvPicPr>
+                    <pic:cNvPr id="0" name="Picture 2"/>
+                    <pic:cNvPicPr>
+                      <a:picLocks noChangeAspect="1" noChangeArrowheads="1"/>
+                    </pic:cNvPicPr>
+                  </pic:nvPicPr>
+                  <pic:blipFill rotWithShape="1">
+                    <a:blip r:embed="rId9">
+                      <a:extLst>
+                        <a:ext uri="{28A0092B-C50C-407E-A947-70E740481C1C}">
+                          <a14:useLocalDpi xmlns:a14="http://schemas.microsoft.com/office/drawing/2010/main" val="0"/>
+                        </a:ext>
+                      </a:extLst>
+                    </a:blip>
+                    <a:srcRect l="4992" t="4051" r="4992" b="4282"/>
+                    <a:stretch/>
+                  </pic:blipFill>
+                  <pic:spPr bwMode="auto">
+                    <a:xfrm>
+                      <a:off x="0" y="0"/>
+                      <a:ext cx="4112505" cy="5644893"/>
+                    </a:xfrm>
+                    <a:prstGeom prst="rect">
+                      <a:avLst/>
+                    </a:prstGeom>
+                    <a:noFill/>
+                    <a:ln>
+                      <a:noFill/>
+                    </a:ln>
+                    <a:extLst>
+                      <a:ext uri="{53640926-AAD7-44D8-BBD7-CCE9431645EC}">
+                        <a14:shadowObscured xmlns:a14="http://schemas.microsoft.com/office/drawing/2010/main"/>
+                      </a:ext>
+                    </a:extLst>
+                  </pic:spPr>
+                </pic:pic>
+              </a:graphicData>
+            </a:graphic>
+          </wp:inline>
+        </w:drawing>
       </w:r>
     </w:p>
     <w:p>
       <w:pPr>
         <w:pStyle w:val="ColorfulList-Accent11"/>
-        <w:numPr>
-          <w:ilvl w:val="0"/>
-          <w:numId w:val="1"/>
-        </w:numPr>
-        <w:rPr>
-          <w:rStyle w:val="SubtleReference"/>
-        </w:rPr>
-      </w:pPr>
-      <w:r>
-        <w:rPr>
-          <w:rStyle w:val="SubtleReference"/>
-        </w:rPr>
-        <w:lastRenderedPageBreak/>
-        <w:t>eg. Risk xyz (new)</w:t>
+        <w:spacing w:line="360" w:lineRule="auto"/>
+        <w:ind w:left="0"/>
+        <w:jc w:val="both"/>
+        <w:rPr>
+          <w:rStyle w:val="SubtleReference"/>
+          <w:noProof/>
+          <w:color w:val="000000" w:themeColor="text1"/>
+          <w:sz w:val="24"/>
+          <w:szCs w:val="24"/>
+        </w:rPr>
+      </w:pPr>
+      <w:r>
+        <w:rPr>
+          <w:rStyle w:val="SubtleReference"/>
+          <w:noProof/>
+          <w:color w:val="000000" w:themeColor="text1"/>
+          <w:sz w:val="24"/>
+          <w:szCs w:val="24"/>
+        </w:rPr>
+        <w:t>For ramp up tests we can use these two functions in sample 1 code to measure the execution time based on the different input sizes we have given it.</w:t>
+      </w:r>
+      <w:r>
+        <w:rPr>
+          <w:rStyle w:val="SubtleReference"/>
+          <w:noProof/>
+          <w:color w:val="000000" w:themeColor="text1"/>
+          <w:sz w:val="24"/>
+          <w:szCs w:val="24"/>
+        </w:rPr>
+        <w:t xml:space="preserve"> Linear Ramp Up increamnetally increases the size of the vector by 10,000 elements on each iteration while exponential ramp up function increases the size of the vector exponentially by 100 times each iteration.</w:t>
       </w:r>
     </w:p>
     <w:p>
       <w:pPr>
-        <w:rPr>
-          <w:rStyle w:val="SubtleReference"/>
+        <w:pStyle w:val="ColorfulList-Accent11"/>
+        <w:spacing w:line="360" w:lineRule="auto"/>
+        <w:ind w:left="0"/>
+        <w:jc w:val="both"/>
+        <w:rPr>
+          <w:rStyle w:val="SubtleReference"/>
+          <w:noProof/>
+          <w:color w:val="000000" w:themeColor="text1"/>
+          <w:sz w:val="24"/>
+          <w:szCs w:val="24"/>
         </w:rPr>
       </w:pPr>
     </w:p>
     <w:p>
       <w:pPr>
-        <w:rPr>
-          <w:b/>
-          <w:sz w:val="24"/>
-        </w:rPr>
-      </w:pPr>
-      <w:r>
-        <w:rPr>
-          <w:b/>
-          <w:sz w:val="24"/>
-        </w:rPr>
-        <w:t xml:space="preserve">Recommendations </w:t>
-      </w:r>
-      <w:r>
-        <w:rPr>
-          <w:color w:val="FF0000"/>
-          <w:sz w:val="24"/>
-        </w:rPr>
-        <w:t xml:space="preserve">[Optional – </w:t>
-      </w:r>
-      <w:r>
-        <w:rPr>
-          <w:b/>
-          <w:color w:val="FF0000"/>
-          <w:sz w:val="24"/>
-        </w:rPr>
-        <w:t>remove</w:t>
-      </w:r>
-      <w:r>
-        <w:rPr>
-          <w:color w:val="FF0000"/>
-          <w:sz w:val="24"/>
-        </w:rPr>
-        <w:t xml:space="preserve"> heading/section if not used!]</w:t>
-      </w:r>
-      <w:r>
-        <w:rPr>
-          <w:b/>
-          <w:sz w:val="24"/>
-        </w:rPr>
-        <w:t>:</w:t>
-      </w:r>
+        <w:pStyle w:val="ColorfulList-Accent11"/>
+        <w:spacing w:line="360" w:lineRule="auto"/>
+        <w:ind w:left="0"/>
+        <w:jc w:val="both"/>
+        <w:rPr>
+          <w:rStyle w:val="SubtleReference"/>
+          <w:noProof/>
+          <w:color w:val="000000" w:themeColor="text1"/>
+          <w:sz w:val="24"/>
+          <w:szCs w:val="24"/>
+        </w:rPr>
+      </w:pPr>
+      <w:r>
+        <w:rPr>
+          <w:rStyle w:val="SubtleReference"/>
+          <w:noProof/>
+          <w:color w:val="000000" w:themeColor="text1"/>
+          <w:sz w:val="24"/>
+          <w:szCs w:val="24"/>
+        </w:rPr>
+        <w:lastRenderedPageBreak/>
+        <w:t xml:space="preserve">Linear Ramp-Up Testing : </w:t>
+      </w:r>
+    </w:p>
+    <w:tbl>
+      <w:tblPr>
+        <w:tblStyle w:val="TableGrid"/>
+        <w:tblW w:w="0" w:type="auto"/>
+        <w:tblLook w:val="04A0" w:firstRow="1" w:lastRow="0" w:firstColumn="1" w:lastColumn="0" w:noHBand="0" w:noVBand="1"/>
+      </w:tblPr>
+      <w:tblGrid>
+        <w:gridCol w:w="1885"/>
+        <w:gridCol w:w="2610"/>
+        <w:gridCol w:w="2700"/>
+        <w:gridCol w:w="2427"/>
+      </w:tblGrid>
+      <w:tr>
+        <w:trPr>
+          <w:trHeight w:val="432"/>
+        </w:trPr>
+        <w:tc>
+          <w:tcPr>
+            <w:tcW w:w="1885" w:type="dxa"/>
+            <w:vAlign w:val="center"/>
+          </w:tcPr>
+          <w:p>
+            <w:pPr>
+              <w:pStyle w:val="ColorfulList-Accent11"/>
+              <w:spacing w:line="360" w:lineRule="auto"/>
+              <w:ind w:left="0"/>
+              <w:jc w:val="center"/>
+              <w:rPr>
+                <w:rStyle w:val="SubtleReference"/>
+                <w:noProof/>
+                <w:color w:val="000000" w:themeColor="text1"/>
+                <w:sz w:val="20"/>
+                <w:szCs w:val="20"/>
+              </w:rPr>
+            </w:pPr>
+            <w:r>
+              <w:rPr>
+                <w:rStyle w:val="SubtleReference"/>
+                <w:noProof/>
+                <w:color w:val="000000" w:themeColor="text1"/>
+                <w:sz w:val="20"/>
+                <w:szCs w:val="20"/>
+              </w:rPr>
+              <w:t>Vector Size</w:t>
+            </w:r>
+          </w:p>
+        </w:tc>
+        <w:tc>
+          <w:tcPr>
+            <w:tcW w:w="2610" w:type="dxa"/>
+            <w:vAlign w:val="center"/>
+          </w:tcPr>
+          <w:p>
+            <w:pPr>
+              <w:pStyle w:val="ColorfulList-Accent11"/>
+              <w:spacing w:line="360" w:lineRule="auto"/>
+              <w:ind w:left="0"/>
+              <w:jc w:val="center"/>
+              <w:rPr>
+                <w:rStyle w:val="SubtleReference"/>
+                <w:noProof/>
+                <w:color w:val="000000" w:themeColor="text1"/>
+                <w:sz w:val="20"/>
+                <w:szCs w:val="20"/>
+              </w:rPr>
+            </w:pPr>
+            <w:r>
+              <w:rPr>
+                <w:rStyle w:val="SubtleReference"/>
+                <w:noProof/>
+                <w:color w:val="000000" w:themeColor="text1"/>
+                <w:sz w:val="20"/>
+                <w:szCs w:val="20"/>
+              </w:rPr>
+              <w:t>Test 1 (in microseconds)</w:t>
+            </w:r>
+          </w:p>
+        </w:tc>
+        <w:tc>
+          <w:tcPr>
+            <w:tcW w:w="2700" w:type="dxa"/>
+            <w:vAlign w:val="center"/>
+          </w:tcPr>
+          <w:p>
+            <w:pPr>
+              <w:pStyle w:val="ColorfulList-Accent11"/>
+              <w:spacing w:line="360" w:lineRule="auto"/>
+              <w:ind w:left="0"/>
+              <w:jc w:val="center"/>
+              <w:rPr>
+                <w:rStyle w:val="SubtleReference"/>
+                <w:b/>
+                <w:bCs/>
+                <w:noProof/>
+                <w:color w:val="000000" w:themeColor="text1"/>
+                <w:sz w:val="20"/>
+                <w:szCs w:val="20"/>
+              </w:rPr>
+            </w:pPr>
+            <w:r>
+              <w:rPr>
+                <w:rStyle w:val="SubtleReference"/>
+                <w:noProof/>
+                <w:color w:val="000000" w:themeColor="text1"/>
+                <w:sz w:val="20"/>
+                <w:szCs w:val="20"/>
+              </w:rPr>
+              <w:t xml:space="preserve">Test 2 </w:t>
+            </w:r>
+            <w:r>
+              <w:rPr>
+                <w:rStyle w:val="SubtleReference"/>
+                <w:noProof/>
+                <w:color w:val="000000" w:themeColor="text1"/>
+                <w:sz w:val="20"/>
+                <w:szCs w:val="20"/>
+              </w:rPr>
+              <w:t>(in microseconds)</w:t>
+            </w:r>
+          </w:p>
+        </w:tc>
+        <w:tc>
+          <w:tcPr>
+            <w:tcW w:w="2427" w:type="dxa"/>
+            <w:vAlign w:val="center"/>
+          </w:tcPr>
+          <w:p>
+            <w:pPr>
+              <w:pStyle w:val="ColorfulList-Accent11"/>
+              <w:spacing w:line="360" w:lineRule="auto"/>
+              <w:ind w:left="0"/>
+              <w:jc w:val="center"/>
+              <w:rPr>
+                <w:rStyle w:val="SubtleReference"/>
+                <w:noProof/>
+                <w:color w:val="000000" w:themeColor="text1"/>
+                <w:sz w:val="20"/>
+                <w:szCs w:val="20"/>
+              </w:rPr>
+            </w:pPr>
+            <w:r>
+              <w:rPr>
+                <w:rStyle w:val="SubtleReference"/>
+                <w:noProof/>
+                <w:color w:val="000000" w:themeColor="text1"/>
+                <w:sz w:val="20"/>
+                <w:szCs w:val="20"/>
+              </w:rPr>
+              <w:t xml:space="preserve">Test 3 </w:t>
+            </w:r>
+            <w:r>
+              <w:rPr>
+                <w:rStyle w:val="SubtleReference"/>
+                <w:noProof/>
+                <w:color w:val="000000" w:themeColor="text1"/>
+                <w:sz w:val="20"/>
+                <w:szCs w:val="20"/>
+              </w:rPr>
+              <w:t>(in microseconds)</w:t>
+            </w:r>
+          </w:p>
+        </w:tc>
+      </w:tr>
+      <w:tr>
+        <w:tc>
+          <w:tcPr>
+            <w:tcW w:w="1885" w:type="dxa"/>
+          </w:tcPr>
+          <w:p>
+            <w:pPr>
+              <w:pStyle w:val="ColorfulList-Accent11"/>
+              <w:spacing w:line="360" w:lineRule="auto"/>
+              <w:ind w:left="0"/>
+              <w:rPr>
+                <w:rStyle w:val="SubtleReference"/>
+                <w:noProof/>
+                <w:color w:val="000000" w:themeColor="text1"/>
+                <w:sz w:val="24"/>
+                <w:szCs w:val="32"/>
+              </w:rPr>
+            </w:pPr>
+            <w:r>
+              <w:rPr>
+                <w:sz w:val="24"/>
+                <w:szCs w:val="32"/>
+              </w:rPr>
+              <w:t>10,000</w:t>
+            </w:r>
+          </w:p>
+        </w:tc>
+        <w:tc>
+          <w:tcPr>
+            <w:tcW w:w="2610" w:type="dxa"/>
+          </w:tcPr>
+          <w:p>
+            <w:pPr>
+              <w:pStyle w:val="ColorfulList-Accent11"/>
+              <w:spacing w:line="360" w:lineRule="auto"/>
+              <w:ind w:left="0"/>
+              <w:rPr>
+                <w:rStyle w:val="SubtleReference"/>
+                <w:noProof/>
+                <w:color w:val="000000" w:themeColor="text1"/>
+                <w:sz w:val="24"/>
+                <w:szCs w:val="32"/>
+              </w:rPr>
+            </w:pPr>
+            <w:r>
+              <w:rPr>
+                <w:sz w:val="24"/>
+                <w:szCs w:val="32"/>
+              </w:rPr>
+              <w:t>196.1</w:t>
+            </w:r>
+          </w:p>
+        </w:tc>
+        <w:tc>
+          <w:tcPr>
+            <w:tcW w:w="2700" w:type="dxa"/>
+          </w:tcPr>
+          <w:p>
+            <w:pPr>
+              <w:pStyle w:val="ColorfulList-Accent11"/>
+              <w:spacing w:line="360" w:lineRule="auto"/>
+              <w:ind w:left="0"/>
+              <w:rPr>
+                <w:rStyle w:val="SubtleReference"/>
+                <w:noProof/>
+                <w:color w:val="000000" w:themeColor="text1"/>
+                <w:sz w:val="24"/>
+                <w:szCs w:val="32"/>
+              </w:rPr>
+            </w:pPr>
+            <w:r>
+              <w:rPr>
+                <w:sz w:val="24"/>
+                <w:szCs w:val="32"/>
+              </w:rPr>
+              <w:t>289.5</w:t>
+            </w:r>
+          </w:p>
+        </w:tc>
+        <w:tc>
+          <w:tcPr>
+            <w:tcW w:w="2427" w:type="dxa"/>
+          </w:tcPr>
+          <w:p>
+            <w:pPr>
+              <w:pStyle w:val="ColorfulList-Accent11"/>
+              <w:spacing w:line="360" w:lineRule="auto"/>
+              <w:ind w:left="0"/>
+              <w:rPr>
+                <w:rStyle w:val="SubtleReference"/>
+                <w:noProof/>
+                <w:color w:val="000000" w:themeColor="text1"/>
+                <w:sz w:val="24"/>
+                <w:szCs w:val="32"/>
+              </w:rPr>
+            </w:pPr>
+            <w:r>
+              <w:rPr>
+                <w:sz w:val="24"/>
+                <w:szCs w:val="32"/>
+              </w:rPr>
+              <w:t>190.9</w:t>
+            </w:r>
+          </w:p>
+        </w:tc>
+      </w:tr>
+      <w:tr>
+        <w:tc>
+          <w:tcPr>
+            <w:tcW w:w="1885" w:type="dxa"/>
+          </w:tcPr>
+          <w:p>
+            <w:pPr>
+              <w:pStyle w:val="ColorfulList-Accent11"/>
+              <w:spacing w:line="360" w:lineRule="auto"/>
+              <w:ind w:left="0"/>
+              <w:rPr>
+                <w:rStyle w:val="SubtleReference"/>
+                <w:noProof/>
+                <w:color w:val="000000" w:themeColor="text1"/>
+                <w:sz w:val="24"/>
+                <w:szCs w:val="32"/>
+              </w:rPr>
+            </w:pPr>
+            <w:r>
+              <w:rPr>
+                <w:sz w:val="24"/>
+                <w:szCs w:val="32"/>
+              </w:rPr>
+              <w:t>20,000</w:t>
+            </w:r>
+          </w:p>
+        </w:tc>
+        <w:tc>
+          <w:tcPr>
+            <w:tcW w:w="2610" w:type="dxa"/>
+          </w:tcPr>
+          <w:p>
+            <w:pPr>
+              <w:pStyle w:val="ColorfulList-Accent11"/>
+              <w:spacing w:line="360" w:lineRule="auto"/>
+              <w:ind w:left="0"/>
+              <w:rPr>
+                <w:rStyle w:val="SubtleReference"/>
+                <w:noProof/>
+                <w:color w:val="000000" w:themeColor="text1"/>
+                <w:sz w:val="24"/>
+                <w:szCs w:val="32"/>
+              </w:rPr>
+            </w:pPr>
+            <w:r>
+              <w:rPr>
+                <w:sz w:val="24"/>
+                <w:szCs w:val="32"/>
+              </w:rPr>
+              <w:t>365.9</w:t>
+            </w:r>
+          </w:p>
+        </w:tc>
+        <w:tc>
+          <w:tcPr>
+            <w:tcW w:w="2700" w:type="dxa"/>
+          </w:tcPr>
+          <w:p>
+            <w:pPr>
+              <w:pStyle w:val="ColorfulList-Accent11"/>
+              <w:spacing w:line="360" w:lineRule="auto"/>
+              <w:ind w:left="0"/>
+              <w:rPr>
+                <w:rStyle w:val="SubtleReference"/>
+                <w:noProof/>
+                <w:color w:val="000000" w:themeColor="text1"/>
+                <w:sz w:val="24"/>
+                <w:szCs w:val="32"/>
+              </w:rPr>
+            </w:pPr>
+            <w:r>
+              <w:rPr>
+                <w:sz w:val="24"/>
+                <w:szCs w:val="32"/>
+              </w:rPr>
+              <w:t>361.1</w:t>
+            </w:r>
+          </w:p>
+        </w:tc>
+        <w:tc>
+          <w:tcPr>
+            <w:tcW w:w="2427" w:type="dxa"/>
+          </w:tcPr>
+          <w:p>
+            <w:pPr>
+              <w:pStyle w:val="ColorfulList-Accent11"/>
+              <w:spacing w:line="360" w:lineRule="auto"/>
+              <w:ind w:left="0"/>
+              <w:rPr>
+                <w:rStyle w:val="SubtleReference"/>
+                <w:noProof/>
+                <w:color w:val="000000" w:themeColor="text1"/>
+                <w:sz w:val="24"/>
+                <w:szCs w:val="32"/>
+              </w:rPr>
+            </w:pPr>
+            <w:r>
+              <w:rPr>
+                <w:sz w:val="24"/>
+                <w:szCs w:val="32"/>
+              </w:rPr>
+              <w:t>372.6</w:t>
+            </w:r>
+          </w:p>
+        </w:tc>
+      </w:tr>
+      <w:tr>
+        <w:tc>
+          <w:tcPr>
+            <w:tcW w:w="1885" w:type="dxa"/>
+          </w:tcPr>
+          <w:p>
+            <w:pPr>
+              <w:pStyle w:val="ColorfulList-Accent11"/>
+              <w:spacing w:line="360" w:lineRule="auto"/>
+              <w:ind w:left="0"/>
+              <w:rPr>
+                <w:rStyle w:val="SubtleReference"/>
+                <w:noProof/>
+                <w:color w:val="000000" w:themeColor="text1"/>
+                <w:sz w:val="24"/>
+                <w:szCs w:val="32"/>
+              </w:rPr>
+            </w:pPr>
+            <w:r>
+              <w:rPr>
+                <w:sz w:val="24"/>
+                <w:szCs w:val="32"/>
+              </w:rPr>
+              <w:t>30,000</w:t>
+            </w:r>
+          </w:p>
+        </w:tc>
+        <w:tc>
+          <w:tcPr>
+            <w:tcW w:w="2610" w:type="dxa"/>
+          </w:tcPr>
+          <w:p>
+            <w:pPr>
+              <w:pStyle w:val="ColorfulList-Accent11"/>
+              <w:spacing w:line="360" w:lineRule="auto"/>
+              <w:ind w:left="0"/>
+              <w:rPr>
+                <w:rStyle w:val="SubtleReference"/>
+                <w:noProof/>
+                <w:color w:val="000000" w:themeColor="text1"/>
+                <w:sz w:val="24"/>
+                <w:szCs w:val="32"/>
+              </w:rPr>
+            </w:pPr>
+            <w:r>
+              <w:rPr>
+                <w:sz w:val="24"/>
+                <w:szCs w:val="32"/>
+              </w:rPr>
+              <w:t>525.6</w:t>
+            </w:r>
+          </w:p>
+        </w:tc>
+        <w:tc>
+          <w:tcPr>
+            <w:tcW w:w="2700" w:type="dxa"/>
+          </w:tcPr>
+          <w:p>
+            <w:pPr>
+              <w:pStyle w:val="ColorfulList-Accent11"/>
+              <w:spacing w:line="360" w:lineRule="auto"/>
+              <w:ind w:left="0"/>
+              <w:rPr>
+                <w:rStyle w:val="SubtleReference"/>
+                <w:noProof/>
+                <w:color w:val="000000" w:themeColor="text1"/>
+                <w:sz w:val="24"/>
+                <w:szCs w:val="32"/>
+              </w:rPr>
+            </w:pPr>
+            <w:r>
+              <w:rPr>
+                <w:sz w:val="24"/>
+                <w:szCs w:val="32"/>
+              </w:rPr>
+              <w:t>518.1</w:t>
+            </w:r>
+          </w:p>
+        </w:tc>
+        <w:tc>
+          <w:tcPr>
+            <w:tcW w:w="2427" w:type="dxa"/>
+          </w:tcPr>
+          <w:p>
+            <w:pPr>
+              <w:pStyle w:val="ColorfulList-Accent11"/>
+              <w:spacing w:line="360" w:lineRule="auto"/>
+              <w:ind w:left="0"/>
+              <w:rPr>
+                <w:rStyle w:val="SubtleReference"/>
+                <w:noProof/>
+                <w:color w:val="000000" w:themeColor="text1"/>
+                <w:sz w:val="24"/>
+                <w:szCs w:val="32"/>
+              </w:rPr>
+            </w:pPr>
+            <w:r>
+              <w:rPr>
+                <w:sz w:val="24"/>
+                <w:szCs w:val="32"/>
+              </w:rPr>
+              <w:t>758.3</w:t>
+            </w:r>
+          </w:p>
+        </w:tc>
+      </w:tr>
+      <w:tr>
+        <w:tc>
+          <w:tcPr>
+            <w:tcW w:w="1885" w:type="dxa"/>
+          </w:tcPr>
+          <w:p>
+            <w:pPr>
+              <w:pStyle w:val="ColorfulList-Accent11"/>
+              <w:spacing w:line="360" w:lineRule="auto"/>
+              <w:ind w:left="0"/>
+              <w:rPr>
+                <w:rStyle w:val="SubtleReference"/>
+                <w:noProof/>
+                <w:color w:val="000000" w:themeColor="text1"/>
+                <w:sz w:val="24"/>
+                <w:szCs w:val="32"/>
+              </w:rPr>
+            </w:pPr>
+            <w:r>
+              <w:rPr>
+                <w:sz w:val="24"/>
+                <w:szCs w:val="32"/>
+              </w:rPr>
+              <w:t>40,000</w:t>
+            </w:r>
+          </w:p>
+        </w:tc>
+        <w:tc>
+          <w:tcPr>
+            <w:tcW w:w="2610" w:type="dxa"/>
+          </w:tcPr>
+          <w:p>
+            <w:pPr>
+              <w:pStyle w:val="ColorfulList-Accent11"/>
+              <w:spacing w:line="360" w:lineRule="auto"/>
+              <w:ind w:left="0"/>
+              <w:rPr>
+                <w:rStyle w:val="SubtleReference"/>
+                <w:noProof/>
+                <w:color w:val="000000" w:themeColor="text1"/>
+                <w:sz w:val="24"/>
+                <w:szCs w:val="32"/>
+              </w:rPr>
+            </w:pPr>
+            <w:r>
+              <w:rPr>
+                <w:sz w:val="24"/>
+                <w:szCs w:val="32"/>
+              </w:rPr>
+              <w:t>697.1</w:t>
+            </w:r>
+          </w:p>
+        </w:tc>
+        <w:tc>
+          <w:tcPr>
+            <w:tcW w:w="2700" w:type="dxa"/>
+          </w:tcPr>
+          <w:p>
+            <w:pPr>
+              <w:pStyle w:val="ColorfulList-Accent11"/>
+              <w:spacing w:line="360" w:lineRule="auto"/>
+              <w:ind w:left="0"/>
+              <w:rPr>
+                <w:rStyle w:val="SubtleReference"/>
+                <w:noProof/>
+                <w:color w:val="000000" w:themeColor="text1"/>
+                <w:sz w:val="24"/>
+                <w:szCs w:val="32"/>
+              </w:rPr>
+            </w:pPr>
+            <w:r>
+              <w:rPr>
+                <w:sz w:val="24"/>
+                <w:szCs w:val="32"/>
+              </w:rPr>
+              <w:t>715.3</w:t>
+            </w:r>
+          </w:p>
+        </w:tc>
+        <w:tc>
+          <w:tcPr>
+            <w:tcW w:w="2427" w:type="dxa"/>
+          </w:tcPr>
+          <w:p>
+            <w:pPr>
+              <w:pStyle w:val="ColorfulList-Accent11"/>
+              <w:spacing w:line="360" w:lineRule="auto"/>
+              <w:ind w:left="0"/>
+              <w:rPr>
+                <w:rStyle w:val="SubtleReference"/>
+                <w:noProof/>
+                <w:color w:val="000000" w:themeColor="text1"/>
+                <w:sz w:val="24"/>
+                <w:szCs w:val="32"/>
+              </w:rPr>
+            </w:pPr>
+            <w:r>
+              <w:rPr>
+                <w:sz w:val="24"/>
+                <w:szCs w:val="32"/>
+              </w:rPr>
+              <w:t>723.6</w:t>
+            </w:r>
+          </w:p>
+        </w:tc>
+      </w:tr>
+      <w:tr>
+        <w:tc>
+          <w:tcPr>
+            <w:tcW w:w="1885" w:type="dxa"/>
+          </w:tcPr>
+          <w:p>
+            <w:pPr>
+              <w:pStyle w:val="ColorfulList-Accent11"/>
+              <w:spacing w:line="360" w:lineRule="auto"/>
+              <w:ind w:left="0"/>
+              <w:rPr>
+                <w:rStyle w:val="SubtleReference"/>
+                <w:noProof/>
+                <w:color w:val="000000" w:themeColor="text1"/>
+                <w:sz w:val="24"/>
+                <w:szCs w:val="32"/>
+              </w:rPr>
+            </w:pPr>
+            <w:r>
+              <w:rPr>
+                <w:sz w:val="24"/>
+                <w:szCs w:val="32"/>
+              </w:rPr>
+              <w:t>50,000</w:t>
+            </w:r>
+          </w:p>
+        </w:tc>
+        <w:tc>
+          <w:tcPr>
+            <w:tcW w:w="2610" w:type="dxa"/>
+          </w:tcPr>
+          <w:p>
+            <w:pPr>
+              <w:pStyle w:val="ColorfulList-Accent11"/>
+              <w:spacing w:line="360" w:lineRule="auto"/>
+              <w:ind w:left="0"/>
+              <w:rPr>
+                <w:rStyle w:val="SubtleReference"/>
+                <w:noProof/>
+                <w:color w:val="000000" w:themeColor="text1"/>
+                <w:sz w:val="24"/>
+                <w:szCs w:val="32"/>
+              </w:rPr>
+            </w:pPr>
+            <w:r>
+              <w:rPr>
+                <w:sz w:val="24"/>
+                <w:szCs w:val="32"/>
+              </w:rPr>
+              <w:t>861.3</w:t>
+            </w:r>
+          </w:p>
+        </w:tc>
+        <w:tc>
+          <w:tcPr>
+            <w:tcW w:w="2700" w:type="dxa"/>
+          </w:tcPr>
+          <w:p>
+            <w:pPr>
+              <w:pStyle w:val="ColorfulList-Accent11"/>
+              <w:spacing w:line="360" w:lineRule="auto"/>
+              <w:ind w:left="0"/>
+              <w:rPr>
+                <w:rStyle w:val="SubtleReference"/>
+                <w:noProof/>
+                <w:color w:val="000000" w:themeColor="text1"/>
+                <w:sz w:val="24"/>
+                <w:szCs w:val="32"/>
+              </w:rPr>
+            </w:pPr>
+            <w:r>
+              <w:rPr>
+                <w:sz w:val="24"/>
+                <w:szCs w:val="32"/>
+              </w:rPr>
+              <w:t>861.1</w:t>
+            </w:r>
+          </w:p>
+        </w:tc>
+        <w:tc>
+          <w:tcPr>
+            <w:tcW w:w="2427" w:type="dxa"/>
+          </w:tcPr>
+          <w:p>
+            <w:pPr>
+              <w:pStyle w:val="ColorfulList-Accent11"/>
+              <w:spacing w:line="360" w:lineRule="auto"/>
+              <w:ind w:left="0"/>
+              <w:rPr>
+                <w:rStyle w:val="SubtleReference"/>
+                <w:noProof/>
+                <w:color w:val="000000" w:themeColor="text1"/>
+                <w:sz w:val="24"/>
+                <w:szCs w:val="32"/>
+              </w:rPr>
+            </w:pPr>
+            <w:r>
+              <w:rPr>
+                <w:sz w:val="24"/>
+                <w:szCs w:val="32"/>
+              </w:rPr>
+              <w:t>1,164.5</w:t>
+            </w:r>
+          </w:p>
+        </w:tc>
+      </w:tr>
+    </w:tbl>
+    <w:p>
+      <w:pPr>
+        <w:pStyle w:val="ColorfulList-Accent11"/>
+        <w:spacing w:line="360" w:lineRule="auto"/>
+        <w:ind w:left="0"/>
+        <w:jc w:val="both"/>
+        <w:rPr>
+          <w:rStyle w:val="SubtleReference"/>
+          <w:noProof/>
+          <w:color w:val="000000" w:themeColor="text1"/>
+          <w:sz w:val="24"/>
+          <w:szCs w:val="24"/>
+        </w:rPr>
+      </w:pPr>
     </w:p>
     <w:p>
       <w:pPr>
         <w:pStyle w:val="ColorfulList-Accent11"/>
+        <w:spacing w:line="360" w:lineRule="auto"/>
         <w:ind w:left="0"/>
-        <w:rPr>
-          <w:rStyle w:val="SubtleReference"/>
-        </w:rPr>
-      </w:pPr>
-      <w:r>
-        <w:rPr>
-          <w:rStyle w:val="SubtleReference"/>
-        </w:rPr>
-        <w:t xml:space="preserve">Often based on any open issues/risks </w:t>
-      </w:r>
-      <w:r>
-        <w:rPr>
-          <w:rStyle w:val="SubtleReference"/>
-        </w:rPr>
-        <w:t>i</w:t>
-      </w:r>
-      <w:r>
-        <w:rPr>
-          <w:rStyle w:val="SubtleReference"/>
-        </w:rPr>
-        <w:t xml:space="preserve">dentified. You may state that another spike is required to resolve new issues identified (or) indicate that this spike has increased </w:t>
-      </w:r>
-      <w:r>
-        <w:rPr>
-          <w:rStyle w:val="SubtleReference"/>
-        </w:rPr>
-        <w:t>your</w:t>
-      </w:r>
-      <w:r>
-        <w:rPr>
-          <w:rStyle w:val="SubtleReference"/>
-        </w:rPr>
-        <w:t xml:space="preserve"> confidence in XYZ and should move on.</w:t>
+        <w:jc w:val="both"/>
+        <w:rPr>
+          <w:rStyle w:val="SubtleReference"/>
+          <w:noProof/>
+          <w:color w:val="000000" w:themeColor="text1"/>
+          <w:sz w:val="24"/>
+          <w:szCs w:val="24"/>
+        </w:rPr>
+      </w:pPr>
+      <w:r>
+        <w:rPr>
+          <w:rStyle w:val="SubtleReference"/>
+          <w:noProof/>
+          <w:color w:val="000000" w:themeColor="text1"/>
+          <w:sz w:val="24"/>
+          <w:szCs w:val="24"/>
+        </w:rPr>
+        <w:t>Exponential</w:t>
+      </w:r>
+      <w:r>
+        <w:rPr>
+          <w:rStyle w:val="SubtleReference"/>
+          <w:noProof/>
+          <w:color w:val="000000" w:themeColor="text1"/>
+          <w:sz w:val="24"/>
+          <w:szCs w:val="24"/>
+        </w:rPr>
+        <w:t xml:space="preserve"> Ramp-Up Testing : </w:t>
+      </w:r>
+    </w:p>
+    <w:tbl>
+      <w:tblPr>
+        <w:tblStyle w:val="TableGrid"/>
+        <w:tblW w:w="0" w:type="auto"/>
+        <w:tblLook w:val="04A0" w:firstRow="1" w:lastRow="0" w:firstColumn="1" w:lastColumn="0" w:noHBand="0" w:noVBand="1"/>
+      </w:tblPr>
+      <w:tblGrid>
+        <w:gridCol w:w="1885"/>
+        <w:gridCol w:w="2610"/>
+        <w:gridCol w:w="2700"/>
+        <w:gridCol w:w="2427"/>
+      </w:tblGrid>
+      <w:tr>
+        <w:trPr>
+          <w:trHeight w:val="432"/>
+        </w:trPr>
+        <w:tc>
+          <w:tcPr>
+            <w:tcW w:w="1885" w:type="dxa"/>
+            <w:vAlign w:val="center"/>
+          </w:tcPr>
+          <w:p>
+            <w:pPr>
+              <w:pStyle w:val="ColorfulList-Accent11"/>
+              <w:spacing w:line="360" w:lineRule="auto"/>
+              <w:ind w:left="0"/>
+              <w:jc w:val="center"/>
+              <w:rPr>
+                <w:rStyle w:val="SubtleReference"/>
+                <w:noProof/>
+                <w:color w:val="000000" w:themeColor="text1"/>
+                <w:sz w:val="20"/>
+                <w:szCs w:val="20"/>
+              </w:rPr>
+            </w:pPr>
+            <w:r>
+              <w:rPr>
+                <w:rStyle w:val="SubtleReference"/>
+                <w:noProof/>
+                <w:color w:val="000000" w:themeColor="text1"/>
+                <w:sz w:val="20"/>
+                <w:szCs w:val="20"/>
+              </w:rPr>
+              <w:t>Vector Size</w:t>
+            </w:r>
+          </w:p>
+        </w:tc>
+        <w:tc>
+          <w:tcPr>
+            <w:tcW w:w="2610" w:type="dxa"/>
+            <w:vAlign w:val="center"/>
+          </w:tcPr>
+          <w:p>
+            <w:pPr>
+              <w:pStyle w:val="ColorfulList-Accent11"/>
+              <w:spacing w:line="360" w:lineRule="auto"/>
+              <w:ind w:left="0"/>
+              <w:jc w:val="center"/>
+              <w:rPr>
+                <w:rStyle w:val="SubtleReference"/>
+                <w:noProof/>
+                <w:color w:val="000000" w:themeColor="text1"/>
+                <w:sz w:val="20"/>
+                <w:szCs w:val="20"/>
+              </w:rPr>
+            </w:pPr>
+            <w:r>
+              <w:rPr>
+                <w:rStyle w:val="SubtleReference"/>
+                <w:noProof/>
+                <w:color w:val="000000" w:themeColor="text1"/>
+                <w:sz w:val="20"/>
+                <w:szCs w:val="20"/>
+              </w:rPr>
+              <w:t>Test 1 (in microseconds)</w:t>
+            </w:r>
+          </w:p>
+        </w:tc>
+        <w:tc>
+          <w:tcPr>
+            <w:tcW w:w="2700" w:type="dxa"/>
+            <w:vAlign w:val="center"/>
+          </w:tcPr>
+          <w:p>
+            <w:pPr>
+              <w:pStyle w:val="ColorfulList-Accent11"/>
+              <w:spacing w:line="360" w:lineRule="auto"/>
+              <w:ind w:left="0"/>
+              <w:jc w:val="center"/>
+              <w:rPr>
+                <w:rStyle w:val="SubtleReference"/>
+                <w:b/>
+                <w:bCs/>
+                <w:noProof/>
+                <w:color w:val="000000" w:themeColor="text1"/>
+                <w:sz w:val="20"/>
+                <w:szCs w:val="20"/>
+              </w:rPr>
+            </w:pPr>
+            <w:r>
+              <w:rPr>
+                <w:rStyle w:val="SubtleReference"/>
+                <w:noProof/>
+                <w:color w:val="000000" w:themeColor="text1"/>
+                <w:sz w:val="20"/>
+                <w:szCs w:val="20"/>
+              </w:rPr>
+              <w:t>Test 2 (in microseconds)</w:t>
+            </w:r>
+          </w:p>
+        </w:tc>
+        <w:tc>
+          <w:tcPr>
+            <w:tcW w:w="2427" w:type="dxa"/>
+            <w:vAlign w:val="center"/>
+          </w:tcPr>
+          <w:p>
+            <w:pPr>
+              <w:pStyle w:val="ColorfulList-Accent11"/>
+              <w:spacing w:line="360" w:lineRule="auto"/>
+              <w:ind w:left="0"/>
+              <w:jc w:val="center"/>
+              <w:rPr>
+                <w:rStyle w:val="SubtleReference"/>
+                <w:noProof/>
+                <w:color w:val="000000" w:themeColor="text1"/>
+                <w:sz w:val="20"/>
+                <w:szCs w:val="20"/>
+              </w:rPr>
+            </w:pPr>
+            <w:r>
+              <w:rPr>
+                <w:rStyle w:val="SubtleReference"/>
+                <w:noProof/>
+                <w:color w:val="000000" w:themeColor="text1"/>
+                <w:sz w:val="20"/>
+                <w:szCs w:val="20"/>
+              </w:rPr>
+              <w:t>Test 3 (in microseconds)</w:t>
+            </w:r>
+          </w:p>
+        </w:tc>
+      </w:tr>
+      <w:tr>
+        <w:tc>
+          <w:tcPr>
+            <w:tcW w:w="1885" w:type="dxa"/>
+          </w:tcPr>
+          <w:p>
+            <w:pPr>
+              <w:pStyle w:val="ColorfulList-Accent11"/>
+              <w:spacing w:line="360" w:lineRule="auto"/>
+              <w:ind w:left="0"/>
+              <w:rPr>
+                <w:rStyle w:val="SubtleReference"/>
+                <w:noProof/>
+                <w:color w:val="000000" w:themeColor="text1"/>
+                <w:sz w:val="24"/>
+                <w:szCs w:val="32"/>
+              </w:rPr>
+            </w:pPr>
+            <w:r>
+              <w:rPr>
+                <w:sz w:val="24"/>
+                <w:szCs w:val="32"/>
+              </w:rPr>
+              <w:t>1</w:t>
+            </w:r>
+          </w:p>
+        </w:tc>
+        <w:tc>
+          <w:tcPr>
+            <w:tcW w:w="2610" w:type="dxa"/>
+          </w:tcPr>
+          <w:p>
+            <w:pPr>
+              <w:pStyle w:val="ColorfulList-Accent11"/>
+              <w:spacing w:line="360" w:lineRule="auto"/>
+              <w:ind w:left="0"/>
+              <w:rPr>
+                <w:rStyle w:val="SubtleReference"/>
+                <w:noProof/>
+                <w:color w:val="000000" w:themeColor="text1"/>
+                <w:sz w:val="24"/>
+                <w:szCs w:val="32"/>
+              </w:rPr>
+            </w:pPr>
+            <w:r>
+              <w:rPr>
+                <w:sz w:val="24"/>
+                <w:szCs w:val="32"/>
+              </w:rPr>
+              <w:t>3.8</w:t>
+            </w:r>
+          </w:p>
+        </w:tc>
+        <w:tc>
+          <w:tcPr>
+            <w:tcW w:w="2700" w:type="dxa"/>
+          </w:tcPr>
+          <w:p>
+            <w:pPr>
+              <w:pStyle w:val="ColorfulList-Accent11"/>
+              <w:spacing w:line="360" w:lineRule="auto"/>
+              <w:ind w:left="0"/>
+              <w:rPr>
+                <w:rStyle w:val="SubtleReference"/>
+                <w:noProof/>
+                <w:color w:val="000000" w:themeColor="text1"/>
+                <w:sz w:val="24"/>
+                <w:szCs w:val="32"/>
+              </w:rPr>
+            </w:pPr>
+            <w:r>
+              <w:rPr>
+                <w:sz w:val="24"/>
+                <w:szCs w:val="32"/>
+              </w:rPr>
+              <w:t>3.7</w:t>
+            </w:r>
+          </w:p>
+        </w:tc>
+        <w:tc>
+          <w:tcPr>
+            <w:tcW w:w="2427" w:type="dxa"/>
+          </w:tcPr>
+          <w:p>
+            <w:pPr>
+              <w:pStyle w:val="ColorfulList-Accent11"/>
+              <w:spacing w:line="360" w:lineRule="auto"/>
+              <w:ind w:left="0"/>
+              <w:rPr>
+                <w:rStyle w:val="SubtleReference"/>
+                <w:noProof/>
+                <w:color w:val="000000" w:themeColor="text1"/>
+                <w:sz w:val="24"/>
+                <w:szCs w:val="32"/>
+              </w:rPr>
+            </w:pPr>
+            <w:r>
+              <w:rPr>
+                <w:sz w:val="24"/>
+                <w:szCs w:val="32"/>
+              </w:rPr>
+              <w:t>4.6</w:t>
+            </w:r>
+          </w:p>
+        </w:tc>
+      </w:tr>
+      <w:tr>
+        <w:tc>
+          <w:tcPr>
+            <w:tcW w:w="1885" w:type="dxa"/>
+          </w:tcPr>
+          <w:p>
+            <w:pPr>
+              <w:pStyle w:val="ColorfulList-Accent11"/>
+              <w:spacing w:line="360" w:lineRule="auto"/>
+              <w:ind w:left="0"/>
+              <w:rPr>
+                <w:rStyle w:val="SubtleReference"/>
+                <w:noProof/>
+                <w:color w:val="000000" w:themeColor="text1"/>
+                <w:sz w:val="24"/>
+                <w:szCs w:val="32"/>
+              </w:rPr>
+            </w:pPr>
+            <w:r>
+              <w:rPr>
+                <w:sz w:val="24"/>
+                <w:szCs w:val="32"/>
+              </w:rPr>
+              <w:t>100</w:t>
+            </w:r>
+          </w:p>
+        </w:tc>
+        <w:tc>
+          <w:tcPr>
+            <w:tcW w:w="2610" w:type="dxa"/>
+          </w:tcPr>
+          <w:p>
+            <w:pPr>
+              <w:pStyle w:val="ColorfulList-Accent11"/>
+              <w:spacing w:line="360" w:lineRule="auto"/>
+              <w:ind w:left="0"/>
+              <w:rPr>
+                <w:rStyle w:val="SubtleReference"/>
+                <w:noProof/>
+                <w:color w:val="000000" w:themeColor="text1"/>
+                <w:sz w:val="24"/>
+                <w:szCs w:val="32"/>
+              </w:rPr>
+            </w:pPr>
+            <w:r>
+              <w:rPr>
+                <w:sz w:val="24"/>
+                <w:szCs w:val="32"/>
+              </w:rPr>
+              <w:t>4.8</w:t>
+            </w:r>
+          </w:p>
+        </w:tc>
+        <w:tc>
+          <w:tcPr>
+            <w:tcW w:w="2700" w:type="dxa"/>
+          </w:tcPr>
+          <w:p>
+            <w:pPr>
+              <w:pStyle w:val="ColorfulList-Accent11"/>
+              <w:spacing w:line="360" w:lineRule="auto"/>
+              <w:ind w:left="0"/>
+              <w:rPr>
+                <w:rStyle w:val="SubtleReference"/>
+                <w:noProof/>
+                <w:color w:val="000000" w:themeColor="text1"/>
+                <w:sz w:val="24"/>
+                <w:szCs w:val="32"/>
+              </w:rPr>
+            </w:pPr>
+            <w:r>
+              <w:rPr>
+                <w:sz w:val="24"/>
+                <w:szCs w:val="32"/>
+              </w:rPr>
+              <w:t>4.6</w:t>
+            </w:r>
+          </w:p>
+        </w:tc>
+        <w:tc>
+          <w:tcPr>
+            <w:tcW w:w="2427" w:type="dxa"/>
+          </w:tcPr>
+          <w:p>
+            <w:pPr>
+              <w:pStyle w:val="ColorfulList-Accent11"/>
+              <w:spacing w:line="360" w:lineRule="auto"/>
+              <w:ind w:left="0"/>
+              <w:rPr>
+                <w:rStyle w:val="SubtleReference"/>
+                <w:noProof/>
+                <w:color w:val="000000" w:themeColor="text1"/>
+                <w:sz w:val="24"/>
+                <w:szCs w:val="32"/>
+              </w:rPr>
+            </w:pPr>
+            <w:r>
+              <w:rPr>
+                <w:sz w:val="24"/>
+                <w:szCs w:val="32"/>
+              </w:rPr>
+              <w:t>7.1</w:t>
+            </w:r>
+          </w:p>
+        </w:tc>
+      </w:tr>
+      <w:tr>
+        <w:tc>
+          <w:tcPr>
+            <w:tcW w:w="1885" w:type="dxa"/>
+          </w:tcPr>
+          <w:p>
+            <w:pPr>
+              <w:pStyle w:val="ColorfulList-Accent11"/>
+              <w:spacing w:line="360" w:lineRule="auto"/>
+              <w:ind w:left="0"/>
+              <w:rPr>
+                <w:rStyle w:val="SubtleReference"/>
+                <w:noProof/>
+                <w:color w:val="000000" w:themeColor="text1"/>
+                <w:sz w:val="24"/>
+                <w:szCs w:val="32"/>
+              </w:rPr>
+            </w:pPr>
+            <w:r>
+              <w:rPr>
+                <w:sz w:val="24"/>
+                <w:szCs w:val="32"/>
+              </w:rPr>
+              <w:t>10,000</w:t>
+            </w:r>
+          </w:p>
+        </w:tc>
+        <w:tc>
+          <w:tcPr>
+            <w:tcW w:w="2610" w:type="dxa"/>
+          </w:tcPr>
+          <w:p>
+            <w:pPr>
+              <w:pStyle w:val="ColorfulList-Accent11"/>
+              <w:spacing w:line="360" w:lineRule="auto"/>
+              <w:ind w:left="0"/>
+              <w:rPr>
+                <w:rStyle w:val="SubtleReference"/>
+                <w:noProof/>
+                <w:color w:val="000000" w:themeColor="text1"/>
+                <w:sz w:val="24"/>
+                <w:szCs w:val="32"/>
+              </w:rPr>
+            </w:pPr>
+            <w:r>
+              <w:rPr>
+                <w:sz w:val="24"/>
+                <w:szCs w:val="32"/>
+              </w:rPr>
+              <w:t>191,200</w:t>
+            </w:r>
+          </w:p>
+        </w:tc>
+        <w:tc>
+          <w:tcPr>
+            <w:tcW w:w="2700" w:type="dxa"/>
+          </w:tcPr>
+          <w:p>
+            <w:pPr>
+              <w:pStyle w:val="ColorfulList-Accent11"/>
+              <w:spacing w:line="360" w:lineRule="auto"/>
+              <w:ind w:left="0"/>
+              <w:rPr>
+                <w:rStyle w:val="SubtleReference"/>
+                <w:noProof/>
+                <w:color w:val="000000" w:themeColor="text1"/>
+                <w:sz w:val="24"/>
+                <w:szCs w:val="32"/>
+              </w:rPr>
+            </w:pPr>
+            <w:r>
+              <w:rPr>
+                <w:sz w:val="24"/>
+                <w:szCs w:val="32"/>
+              </w:rPr>
+              <w:t>189,300</w:t>
+            </w:r>
+          </w:p>
+        </w:tc>
+        <w:tc>
+          <w:tcPr>
+            <w:tcW w:w="2427" w:type="dxa"/>
+          </w:tcPr>
+          <w:p>
+            <w:pPr>
+              <w:pStyle w:val="ColorfulList-Accent11"/>
+              <w:spacing w:line="360" w:lineRule="auto"/>
+              <w:ind w:left="0"/>
+              <w:rPr>
+                <w:rStyle w:val="SubtleReference"/>
+                <w:noProof/>
+                <w:color w:val="000000" w:themeColor="text1"/>
+                <w:sz w:val="24"/>
+                <w:szCs w:val="32"/>
+              </w:rPr>
+            </w:pPr>
+            <w:r>
+              <w:rPr>
+                <w:sz w:val="24"/>
+                <w:szCs w:val="32"/>
+              </w:rPr>
+              <w:t>190,700</w:t>
+            </w:r>
+          </w:p>
+        </w:tc>
+      </w:tr>
+      <w:tr>
+        <w:tc>
+          <w:tcPr>
+            <w:tcW w:w="1885" w:type="dxa"/>
+          </w:tcPr>
+          <w:p>
+            <w:pPr>
+              <w:pStyle w:val="ColorfulList-Accent11"/>
+              <w:spacing w:line="360" w:lineRule="auto"/>
+              <w:ind w:left="0"/>
+              <w:rPr>
+                <w:rStyle w:val="SubtleReference"/>
+                <w:noProof/>
+                <w:color w:val="000000" w:themeColor="text1"/>
+                <w:sz w:val="24"/>
+                <w:szCs w:val="32"/>
+              </w:rPr>
+            </w:pPr>
+            <w:r>
+              <w:rPr>
+                <w:sz w:val="24"/>
+                <w:szCs w:val="32"/>
+              </w:rPr>
+              <w:t>1,000,000</w:t>
+            </w:r>
+          </w:p>
+        </w:tc>
+        <w:tc>
+          <w:tcPr>
+            <w:tcW w:w="2610" w:type="dxa"/>
+          </w:tcPr>
+          <w:p>
+            <w:pPr>
+              <w:pStyle w:val="ColorfulList-Accent11"/>
+              <w:spacing w:line="360" w:lineRule="auto"/>
+              <w:ind w:left="0"/>
+              <w:rPr>
+                <w:rStyle w:val="SubtleReference"/>
+                <w:noProof/>
+                <w:color w:val="000000" w:themeColor="text1"/>
+                <w:sz w:val="24"/>
+                <w:szCs w:val="32"/>
+              </w:rPr>
+            </w:pPr>
+            <w:r>
+              <w:rPr>
+                <w:sz w:val="24"/>
+                <w:szCs w:val="32"/>
+              </w:rPr>
+              <w:t>17,653,800</w:t>
+            </w:r>
+          </w:p>
+        </w:tc>
+        <w:tc>
+          <w:tcPr>
+            <w:tcW w:w="2700" w:type="dxa"/>
+          </w:tcPr>
+          <w:p>
+            <w:pPr>
+              <w:pStyle w:val="ColorfulList-Accent11"/>
+              <w:spacing w:line="360" w:lineRule="auto"/>
+              <w:ind w:left="0"/>
+              <w:rPr>
+                <w:rStyle w:val="SubtleReference"/>
+                <w:noProof/>
+                <w:color w:val="000000" w:themeColor="text1"/>
+                <w:sz w:val="24"/>
+                <w:szCs w:val="32"/>
+              </w:rPr>
+            </w:pPr>
+            <w:r>
+              <w:rPr>
+                <w:sz w:val="24"/>
+                <w:szCs w:val="32"/>
+              </w:rPr>
+              <w:t>17,662,800</w:t>
+            </w:r>
+          </w:p>
+        </w:tc>
+        <w:tc>
+          <w:tcPr>
+            <w:tcW w:w="2427" w:type="dxa"/>
+          </w:tcPr>
+          <w:p>
+            <w:pPr>
+              <w:pStyle w:val="ColorfulList-Accent11"/>
+              <w:spacing w:line="360" w:lineRule="auto"/>
+              <w:ind w:left="0"/>
+              <w:rPr>
+                <w:rStyle w:val="SubtleReference"/>
+                <w:noProof/>
+                <w:color w:val="000000" w:themeColor="text1"/>
+                <w:sz w:val="24"/>
+                <w:szCs w:val="32"/>
+              </w:rPr>
+            </w:pPr>
+            <w:r>
+              <w:rPr>
+                <w:sz w:val="24"/>
+                <w:szCs w:val="32"/>
+              </w:rPr>
+              <w:t>17,677,000</w:t>
+            </w:r>
+          </w:p>
+        </w:tc>
+      </w:tr>
+      <w:tr>
+        <w:tc>
+          <w:tcPr>
+            <w:tcW w:w="1885" w:type="dxa"/>
+          </w:tcPr>
+          <w:p>
+            <w:pPr>
+              <w:pStyle w:val="ColorfulList-Accent11"/>
+              <w:spacing w:line="360" w:lineRule="auto"/>
+              <w:ind w:left="0"/>
+              <w:rPr>
+                <w:rStyle w:val="SubtleReference"/>
+                <w:noProof/>
+                <w:color w:val="000000" w:themeColor="text1"/>
+                <w:sz w:val="24"/>
+                <w:szCs w:val="32"/>
+              </w:rPr>
+            </w:pPr>
+            <w:r>
+              <w:rPr>
+                <w:sz w:val="24"/>
+                <w:szCs w:val="32"/>
+              </w:rPr>
+              <w:t>100,000,000</w:t>
+            </w:r>
+          </w:p>
+        </w:tc>
+        <w:tc>
+          <w:tcPr>
+            <w:tcW w:w="2610" w:type="dxa"/>
+          </w:tcPr>
+          <w:p>
+            <w:pPr>
+              <w:pStyle w:val="ColorfulList-Accent11"/>
+              <w:spacing w:line="360" w:lineRule="auto"/>
+              <w:ind w:left="0"/>
+              <w:rPr>
+                <w:rStyle w:val="SubtleReference"/>
+                <w:noProof/>
+                <w:color w:val="000000" w:themeColor="text1"/>
+                <w:sz w:val="24"/>
+                <w:szCs w:val="32"/>
+              </w:rPr>
+            </w:pPr>
+            <w:r>
+              <w:rPr>
+                <w:sz w:val="24"/>
+                <w:szCs w:val="32"/>
+              </w:rPr>
+              <w:t>2,039,293,900</w:t>
+            </w:r>
+          </w:p>
+        </w:tc>
+        <w:tc>
+          <w:tcPr>
+            <w:tcW w:w="2700" w:type="dxa"/>
+          </w:tcPr>
+          <w:p>
+            <w:pPr>
+              <w:pStyle w:val="ColorfulList-Accent11"/>
+              <w:spacing w:line="360" w:lineRule="auto"/>
+              <w:ind w:left="0"/>
+              <w:rPr>
+                <w:rStyle w:val="SubtleReference"/>
+                <w:noProof/>
+                <w:color w:val="000000" w:themeColor="text1"/>
+                <w:sz w:val="24"/>
+                <w:szCs w:val="32"/>
+              </w:rPr>
+            </w:pPr>
+            <w:r>
+              <w:rPr>
+                <w:sz w:val="24"/>
+                <w:szCs w:val="32"/>
+              </w:rPr>
+              <w:t>2,050,560,200</w:t>
+            </w:r>
+          </w:p>
+        </w:tc>
+        <w:tc>
+          <w:tcPr>
+            <w:tcW w:w="2427" w:type="dxa"/>
+          </w:tcPr>
+          <w:p>
+            <w:pPr>
+              <w:pStyle w:val="ColorfulList-Accent11"/>
+              <w:spacing w:line="360" w:lineRule="auto"/>
+              <w:ind w:left="0"/>
+              <w:rPr>
+                <w:rStyle w:val="SubtleReference"/>
+                <w:noProof/>
+                <w:color w:val="000000" w:themeColor="text1"/>
+                <w:sz w:val="24"/>
+                <w:szCs w:val="32"/>
+              </w:rPr>
+            </w:pPr>
+            <w:r>
+              <w:rPr>
+                <w:sz w:val="24"/>
+                <w:szCs w:val="32"/>
+              </w:rPr>
+              <w:t>2,074,923,900</w:t>
+            </w:r>
+          </w:p>
+        </w:tc>
+      </w:tr>
+    </w:tbl>
+    <w:p>
+      <w:pPr>
+        <w:pStyle w:val="ColorfulList-Accent11"/>
+        <w:spacing w:line="360" w:lineRule="auto"/>
+        <w:ind w:left="0"/>
+        <w:rPr>
+          <w:rStyle w:val="SubtleReference"/>
+        </w:rPr>
+      </w:pPr>
+    </w:p>
+    <w:p>
+      <w:pPr>
+        <w:pStyle w:val="ColorfulList-Accent11"/>
+        <w:spacing w:line="360" w:lineRule="auto"/>
+        <w:ind w:left="0"/>
+        <w:rPr>
+          <w:rStyle w:val="SubtleReference"/>
+          <w:color w:val="000000" w:themeColor="text1"/>
+          <w:sz w:val="24"/>
+          <w:szCs w:val="24"/>
+        </w:rPr>
+      </w:pPr>
+      <w:r>
+        <w:rPr>
+          <w:rStyle w:val="SubtleReference"/>
+          <w:color w:val="000000" w:themeColor="text1"/>
+          <w:sz w:val="24"/>
+          <w:szCs w:val="24"/>
+        </w:rPr>
+        <w:t>Based on these test numbers lets focus only on linear ramp up timings as it shows a steady variation between tests using a chart</w:t>
+      </w:r>
+      <w:r>
+        <w:rPr>
+          <w:rStyle w:val="SubtleReference"/>
+          <w:color w:val="000000" w:themeColor="text1"/>
+          <w:sz w:val="24"/>
+          <w:szCs w:val="24"/>
+        </w:rPr>
+        <w:t xml:space="preserve"> and one of its test results</w:t>
+      </w:r>
+      <w:r>
+        <w:rPr>
+          <w:rStyle w:val="SubtleReference"/>
+          <w:color w:val="000000" w:themeColor="text1"/>
+          <w:sz w:val="24"/>
+          <w:szCs w:val="24"/>
+        </w:rPr>
+        <w:t>.</w:t>
+      </w:r>
+    </w:p>
+    <w:p>
+      <w:pPr>
+        <w:pStyle w:val="ColorfulList-Accent11"/>
+        <w:spacing w:line="360" w:lineRule="auto"/>
+        <w:ind w:left="0"/>
+        <w:rPr>
+          <w:rStyle w:val="SubtleReference"/>
+          <w:color w:val="000000" w:themeColor="text1"/>
+          <w:sz w:val="24"/>
+          <w:szCs w:val="24"/>
+        </w:rPr>
+      </w:pPr>
+    </w:p>
+    <w:p>
+      <w:pPr>
+        <w:pStyle w:val="ColorfulList-Accent11"/>
+        <w:spacing w:line="360" w:lineRule="auto"/>
+        <w:ind w:left="0"/>
+        <w:rPr>
+          <w:rStyle w:val="SubtleReference"/>
+        </w:rPr>
+      </w:pPr>
+      <w:r>
+        <w:rPr>
+          <w:noProof/>
+          <w:color w:val="5A5A5A" w:themeColor="text1" w:themeTint="A5"/>
+          <w:sz w:val="28"/>
+          <w:szCs w:val="28"/>
+        </w:rPr>
+        <w:drawing>
+          <wp:inline distT="0" distB="0" distL="0" distR="0" wp14:anchorId="03741C82" wp14:editId="59A042A5">
+            <wp:extent cx="5486400" cy="3200400"/>
+            <wp:effectExtent l="0" t="0" r="0" b="0"/>
+            <wp:docPr id="259523038" name="Chart 7"/>
+            <wp:cNvGraphicFramePr/>
+            <a:graphic xmlns:a="http://schemas.openxmlformats.org/drawingml/2006/main">
+              <a:graphicData uri="http://schemas.openxmlformats.org/drawingml/2006/chart">
+                <c:chart xmlns:c="http://schemas.openxmlformats.org/drawingml/2006/chart" xmlns:r="http://schemas.openxmlformats.org/officeDocument/2006/relationships" r:id="rId10"/>
+              </a:graphicData>
+            </a:graphic>
+          </wp:inline>
+        </w:drawing>
+      </w:r>
+    </w:p>
+    <w:p>
+      <w:pPr>
+        <w:pStyle w:val="ColorfulList-Accent11"/>
+        <w:spacing w:line="360" w:lineRule="auto"/>
+        <w:ind w:left="0"/>
+        <w:rPr>
+          <w:rStyle w:val="SubtleReference"/>
+        </w:rPr>
+      </w:pPr>
+      <w:r>
+        <w:rPr>
+          <w:rStyle w:val="SubtleReference"/>
+          <w:noProof/>
+        </w:rPr>
+        <w:lastRenderedPageBreak/>
+        <w:drawing>
+          <wp:inline distT="0" distB="0" distL="0" distR="0" wp14:anchorId="157881C4" wp14:editId="652A792E">
+            <wp:extent cx="3933288" cy="4314825"/>
+            <wp:effectExtent l="0" t="0" r="0" b="0"/>
+            <wp:docPr id="1483834844" name="Picture 3"/>
+            <wp:cNvGraphicFramePr>
+              <a:graphicFrameLocks xmlns:a="http://schemas.openxmlformats.org/drawingml/2006/main" noChangeAspect="1"/>
+            </wp:cNvGraphicFramePr>
+            <a:graphic xmlns:a="http://schemas.openxmlformats.org/drawingml/2006/main">
+              <a:graphicData uri="http://schemas.openxmlformats.org/drawingml/2006/picture">
+                <pic:pic xmlns:pic="http://schemas.openxmlformats.org/drawingml/2006/picture">
+                  <pic:nvPicPr>
+                    <pic:cNvPr id="0" name="Picture 3"/>
+                    <pic:cNvPicPr>
+                      <a:picLocks noChangeAspect="1" noChangeArrowheads="1"/>
+                    </pic:cNvPicPr>
+                  </pic:nvPicPr>
+                  <pic:blipFill rotWithShape="1">
+                    <a:blip r:embed="rId11">
+                      <a:extLst>
+                        <a:ext uri="{28A0092B-C50C-407E-A947-70E740481C1C}">
+                          <a14:useLocalDpi xmlns:a14="http://schemas.microsoft.com/office/drawing/2010/main" val="0"/>
+                        </a:ext>
+                      </a:extLst>
+                    </a:blip>
+                    <a:srcRect l="5772" t="5452" r="5772" b="5309"/>
+                    <a:stretch/>
+                  </pic:blipFill>
+                  <pic:spPr bwMode="auto">
+                    <a:xfrm>
+                      <a:off x="0" y="0"/>
+                      <a:ext cx="3940851" cy="4323122"/>
+                    </a:xfrm>
+                    <a:prstGeom prst="rect">
+                      <a:avLst/>
+                    </a:prstGeom>
+                    <a:noFill/>
+                    <a:ln>
+                      <a:noFill/>
+                    </a:ln>
+                    <a:extLst>
+                      <a:ext uri="{53640926-AAD7-44D8-BBD7-CCE9431645EC}">
+                        <a14:shadowObscured xmlns:a14="http://schemas.microsoft.com/office/drawing/2010/main"/>
+                      </a:ext>
+                    </a:extLst>
+                  </pic:spPr>
+                </pic:pic>
+              </a:graphicData>
+            </a:graphic>
+          </wp:inline>
+        </w:drawing>
+      </w:r>
+    </w:p>
+    <w:tbl>
+      <w:tblPr>
+        <w:tblStyle w:val="TableGrid"/>
+        <w:tblW w:w="0" w:type="auto"/>
+        <w:tblLook w:val="04A0" w:firstRow="1" w:lastRow="0" w:firstColumn="1" w:lastColumn="0" w:noHBand="0" w:noVBand="1"/>
+      </w:tblPr>
+      <w:tblGrid>
+        <w:gridCol w:w="1801"/>
+        <w:gridCol w:w="1801"/>
+        <w:gridCol w:w="1801"/>
+        <w:gridCol w:w="1802"/>
+        <w:gridCol w:w="1802"/>
+      </w:tblGrid>
+      <w:tr>
+        <w:trPr>
+          <w:trHeight w:val="401"/>
+        </w:trPr>
+        <w:tc>
+          <w:tcPr>
+            <w:tcW w:w="1801" w:type="dxa"/>
+            <w:vAlign w:val="center"/>
+          </w:tcPr>
+          <w:p>
+            <w:pPr>
+              <w:pStyle w:val="ColorfulList-Accent11"/>
+              <w:spacing w:line="360" w:lineRule="auto"/>
+              <w:ind w:left="0"/>
+              <w:jc w:val="center"/>
+              <w:rPr>
+                <w:rStyle w:val="SubtleReference"/>
+                <w:color w:val="000000" w:themeColor="text1"/>
+                <w:sz w:val="24"/>
+                <w:szCs w:val="24"/>
+              </w:rPr>
+            </w:pPr>
+            <w:r>
+              <w:rPr>
+                <w:rStyle w:val="SubtleReference"/>
+                <w:color w:val="000000" w:themeColor="text1"/>
+                <w:sz w:val="24"/>
+                <w:szCs w:val="24"/>
+              </w:rPr>
+              <w:t>Vector Size</w:t>
+            </w:r>
+          </w:p>
+        </w:tc>
+        <w:tc>
+          <w:tcPr>
+            <w:tcW w:w="1801" w:type="dxa"/>
+            <w:vAlign w:val="center"/>
+          </w:tcPr>
+          <w:p>
+            <w:pPr>
+              <w:pStyle w:val="ColorfulList-Accent11"/>
+              <w:spacing w:line="360" w:lineRule="auto"/>
+              <w:ind w:left="0"/>
+              <w:jc w:val="center"/>
+              <w:rPr>
+                <w:rStyle w:val="SubtleReference"/>
+                <w:color w:val="000000" w:themeColor="text1"/>
+                <w:sz w:val="24"/>
+                <w:szCs w:val="24"/>
+              </w:rPr>
+            </w:pPr>
+            <w:r>
+              <w:rPr>
+                <w:color w:val="000000" w:themeColor="text1"/>
+                <w:sz w:val="24"/>
+              </w:rPr>
+              <w:t>10,000</w:t>
+            </w:r>
+          </w:p>
+        </w:tc>
+        <w:tc>
+          <w:tcPr>
+            <w:tcW w:w="1801" w:type="dxa"/>
+            <w:vAlign w:val="center"/>
+          </w:tcPr>
+          <w:p>
+            <w:pPr>
+              <w:pStyle w:val="ColorfulList-Accent11"/>
+              <w:spacing w:line="360" w:lineRule="auto"/>
+              <w:ind w:left="0"/>
+              <w:jc w:val="center"/>
+              <w:rPr>
+                <w:rStyle w:val="SubtleReference"/>
+                <w:color w:val="000000" w:themeColor="text1"/>
+                <w:sz w:val="24"/>
+                <w:szCs w:val="24"/>
+              </w:rPr>
+            </w:pPr>
+            <w:r>
+              <w:rPr>
+                <w:color w:val="000000" w:themeColor="text1"/>
+                <w:sz w:val="24"/>
+              </w:rPr>
+              <w:t>1,000</w:t>
+            </w:r>
+          </w:p>
+        </w:tc>
+        <w:tc>
+          <w:tcPr>
+            <w:tcW w:w="1802" w:type="dxa"/>
+            <w:vAlign w:val="center"/>
+          </w:tcPr>
+          <w:p>
+            <w:pPr>
+              <w:pStyle w:val="ColorfulList-Accent11"/>
+              <w:spacing w:line="360" w:lineRule="auto"/>
+              <w:ind w:left="0"/>
+              <w:jc w:val="center"/>
+              <w:rPr>
+                <w:rStyle w:val="SubtleReference"/>
+                <w:color w:val="000000" w:themeColor="text1"/>
+                <w:sz w:val="24"/>
+                <w:szCs w:val="24"/>
+              </w:rPr>
+            </w:pPr>
+            <w:r>
+              <w:rPr>
+                <w:color w:val="000000" w:themeColor="text1"/>
+                <w:sz w:val="24"/>
+              </w:rPr>
+              <w:t>100</w:t>
+            </w:r>
+          </w:p>
+        </w:tc>
+        <w:tc>
+          <w:tcPr>
+            <w:tcW w:w="1802" w:type="dxa"/>
+            <w:vAlign w:val="center"/>
+          </w:tcPr>
+          <w:p>
+            <w:pPr>
+              <w:pStyle w:val="ColorfulList-Accent11"/>
+              <w:spacing w:line="360" w:lineRule="auto"/>
+              <w:ind w:left="0"/>
+              <w:jc w:val="center"/>
+              <w:rPr>
+                <w:rStyle w:val="SubtleReference"/>
+                <w:color w:val="000000" w:themeColor="text1"/>
+                <w:sz w:val="24"/>
+                <w:szCs w:val="24"/>
+              </w:rPr>
+            </w:pPr>
+            <w:r>
+              <w:rPr>
+                <w:color w:val="000000" w:themeColor="text1"/>
+                <w:sz w:val="24"/>
+              </w:rPr>
+              <w:t>10</w:t>
+            </w:r>
+          </w:p>
+        </w:tc>
+      </w:tr>
+      <w:tr>
+        <w:trPr>
+          <w:trHeight w:val="416"/>
+        </w:trPr>
+        <w:tc>
+          <w:tcPr>
+            <w:tcW w:w="1801" w:type="dxa"/>
+            <w:vAlign w:val="center"/>
+          </w:tcPr>
+          <w:p>
+            <w:pPr>
+              <w:pStyle w:val="ColorfulList-Accent11"/>
+              <w:spacing w:line="360" w:lineRule="auto"/>
+              <w:ind w:left="0"/>
+              <w:rPr>
+                <w:rStyle w:val="SubtleReference"/>
+                <w:color w:val="000000" w:themeColor="text1"/>
+                <w:sz w:val="24"/>
+                <w:szCs w:val="24"/>
+              </w:rPr>
+            </w:pPr>
+            <w:r>
+              <w:rPr>
+                <w:color w:val="000000" w:themeColor="text1"/>
+                <w:sz w:val="24"/>
+              </w:rPr>
+              <w:t>Run 1 (</w:t>
+            </w:r>
+            <w:proofErr w:type="spellStart"/>
+            <w:r>
+              <w:rPr>
+                <w:color w:val="000000" w:themeColor="text1"/>
+                <w:sz w:val="24"/>
+              </w:rPr>
+              <w:t>μs</w:t>
+            </w:r>
+            <w:proofErr w:type="spellEnd"/>
+            <w:r>
+              <w:rPr>
+                <w:color w:val="000000" w:themeColor="text1"/>
+                <w:sz w:val="24"/>
+              </w:rPr>
+              <w:t>)</w:t>
+            </w:r>
+          </w:p>
+        </w:tc>
+        <w:tc>
+          <w:tcPr>
+            <w:tcW w:w="1801" w:type="dxa"/>
+            <w:vAlign w:val="center"/>
+          </w:tcPr>
+          <w:p>
+            <w:pPr>
+              <w:pStyle w:val="ColorfulList-Accent11"/>
+              <w:spacing w:line="360" w:lineRule="auto"/>
+              <w:ind w:left="0"/>
+              <w:rPr>
+                <w:rStyle w:val="SubtleReference"/>
+                <w:color w:val="000000" w:themeColor="text1"/>
+                <w:sz w:val="24"/>
+                <w:szCs w:val="24"/>
+              </w:rPr>
+            </w:pPr>
+            <w:r>
+              <w:rPr>
+                <w:color w:val="000000" w:themeColor="text1"/>
+                <w:sz w:val="24"/>
+              </w:rPr>
+              <w:t>170,500</w:t>
+            </w:r>
+          </w:p>
+        </w:tc>
+        <w:tc>
+          <w:tcPr>
+            <w:tcW w:w="1801" w:type="dxa"/>
+            <w:vAlign w:val="center"/>
+          </w:tcPr>
+          <w:p>
+            <w:pPr>
+              <w:pStyle w:val="ColorfulList-Accent11"/>
+              <w:spacing w:line="360" w:lineRule="auto"/>
+              <w:ind w:left="0"/>
+              <w:rPr>
+                <w:rStyle w:val="SubtleReference"/>
+                <w:color w:val="000000" w:themeColor="text1"/>
+                <w:sz w:val="24"/>
+                <w:szCs w:val="24"/>
+              </w:rPr>
+            </w:pPr>
+            <w:r>
+              <w:rPr>
+                <w:color w:val="000000" w:themeColor="text1"/>
+                <w:sz w:val="24"/>
+              </w:rPr>
+              <w:t>18,900</w:t>
+            </w:r>
+          </w:p>
+        </w:tc>
+        <w:tc>
+          <w:tcPr>
+            <w:tcW w:w="1802" w:type="dxa"/>
+            <w:vAlign w:val="center"/>
+          </w:tcPr>
+          <w:p>
+            <w:pPr>
+              <w:pStyle w:val="ColorfulList-Accent11"/>
+              <w:spacing w:line="360" w:lineRule="auto"/>
+              <w:ind w:left="0"/>
+              <w:rPr>
+                <w:rStyle w:val="SubtleReference"/>
+                <w:color w:val="000000" w:themeColor="text1"/>
+                <w:sz w:val="24"/>
+                <w:szCs w:val="24"/>
+              </w:rPr>
+            </w:pPr>
+            <w:r>
+              <w:rPr>
+                <w:color w:val="000000" w:themeColor="text1"/>
+                <w:sz w:val="24"/>
+              </w:rPr>
+              <w:t>8,100</w:t>
+            </w:r>
+          </w:p>
+        </w:tc>
+        <w:tc>
+          <w:tcPr>
+            <w:tcW w:w="1802" w:type="dxa"/>
+            <w:vAlign w:val="center"/>
+          </w:tcPr>
+          <w:p>
+            <w:pPr>
+              <w:pStyle w:val="ColorfulList-Accent11"/>
+              <w:spacing w:line="360" w:lineRule="auto"/>
+              <w:ind w:left="0"/>
+              <w:rPr>
+                <w:rStyle w:val="SubtleReference"/>
+                <w:color w:val="000000" w:themeColor="text1"/>
+                <w:sz w:val="24"/>
+                <w:szCs w:val="24"/>
+              </w:rPr>
+            </w:pPr>
+            <w:r>
+              <w:rPr>
+                <w:color w:val="000000" w:themeColor="text1"/>
+                <w:sz w:val="24"/>
+              </w:rPr>
+              <w:t>2,700</w:t>
+            </w:r>
+          </w:p>
+        </w:tc>
+      </w:tr>
+      <w:tr>
+        <w:trPr>
+          <w:trHeight w:val="401"/>
+        </w:trPr>
+        <w:tc>
+          <w:tcPr>
+            <w:tcW w:w="1801" w:type="dxa"/>
+            <w:vAlign w:val="center"/>
+          </w:tcPr>
+          <w:p>
+            <w:pPr>
+              <w:pStyle w:val="ColorfulList-Accent11"/>
+              <w:spacing w:line="360" w:lineRule="auto"/>
+              <w:ind w:left="0"/>
+              <w:rPr>
+                <w:rStyle w:val="SubtleReference"/>
+                <w:color w:val="000000" w:themeColor="text1"/>
+                <w:sz w:val="24"/>
+                <w:szCs w:val="24"/>
+              </w:rPr>
+            </w:pPr>
+            <w:r>
+              <w:rPr>
+                <w:color w:val="000000" w:themeColor="text1"/>
+                <w:sz w:val="24"/>
+              </w:rPr>
+              <w:t>Run 2 (</w:t>
+            </w:r>
+            <w:proofErr w:type="spellStart"/>
+            <w:r>
+              <w:rPr>
+                <w:color w:val="000000" w:themeColor="text1"/>
+                <w:sz w:val="24"/>
+              </w:rPr>
+              <w:t>μs</w:t>
+            </w:r>
+            <w:proofErr w:type="spellEnd"/>
+            <w:r>
+              <w:rPr>
+                <w:color w:val="000000" w:themeColor="text1"/>
+                <w:sz w:val="24"/>
+              </w:rPr>
+              <w:t>)</w:t>
+            </w:r>
+          </w:p>
+        </w:tc>
+        <w:tc>
+          <w:tcPr>
+            <w:tcW w:w="1801" w:type="dxa"/>
+            <w:vAlign w:val="center"/>
+          </w:tcPr>
+          <w:p>
+            <w:pPr>
+              <w:pStyle w:val="ColorfulList-Accent11"/>
+              <w:spacing w:line="360" w:lineRule="auto"/>
+              <w:ind w:left="0"/>
+              <w:rPr>
+                <w:rStyle w:val="SubtleReference"/>
+                <w:color w:val="000000" w:themeColor="text1"/>
+                <w:sz w:val="24"/>
+                <w:szCs w:val="24"/>
+              </w:rPr>
+            </w:pPr>
+            <w:r>
+              <w:rPr>
+                <w:color w:val="000000" w:themeColor="text1"/>
+                <w:sz w:val="24"/>
+              </w:rPr>
+              <w:t>173,400</w:t>
+            </w:r>
+          </w:p>
+        </w:tc>
+        <w:tc>
+          <w:tcPr>
+            <w:tcW w:w="1801" w:type="dxa"/>
+            <w:vAlign w:val="center"/>
+          </w:tcPr>
+          <w:p>
+            <w:pPr>
+              <w:pStyle w:val="ColorfulList-Accent11"/>
+              <w:spacing w:line="360" w:lineRule="auto"/>
+              <w:ind w:left="0"/>
+              <w:rPr>
+                <w:rStyle w:val="SubtleReference"/>
+                <w:color w:val="000000" w:themeColor="text1"/>
+                <w:sz w:val="24"/>
+                <w:szCs w:val="24"/>
+              </w:rPr>
+            </w:pPr>
+            <w:r>
+              <w:rPr>
+                <w:color w:val="000000" w:themeColor="text1"/>
+                <w:sz w:val="24"/>
+              </w:rPr>
+              <w:t>18,400</w:t>
+            </w:r>
+          </w:p>
+        </w:tc>
+        <w:tc>
+          <w:tcPr>
+            <w:tcW w:w="1802" w:type="dxa"/>
+            <w:vAlign w:val="center"/>
+          </w:tcPr>
+          <w:p>
+            <w:pPr>
+              <w:pStyle w:val="ColorfulList-Accent11"/>
+              <w:spacing w:line="360" w:lineRule="auto"/>
+              <w:ind w:left="0"/>
+              <w:rPr>
+                <w:rStyle w:val="SubtleReference"/>
+                <w:color w:val="000000" w:themeColor="text1"/>
+                <w:sz w:val="24"/>
+                <w:szCs w:val="24"/>
+              </w:rPr>
+            </w:pPr>
+            <w:r>
+              <w:rPr>
+                <w:color w:val="000000" w:themeColor="text1"/>
+                <w:sz w:val="24"/>
+              </w:rPr>
+              <w:t>6,600</w:t>
+            </w:r>
+          </w:p>
+        </w:tc>
+        <w:tc>
+          <w:tcPr>
+            <w:tcW w:w="1802" w:type="dxa"/>
+            <w:vAlign w:val="center"/>
+          </w:tcPr>
+          <w:p>
+            <w:pPr>
+              <w:pStyle w:val="ColorfulList-Accent11"/>
+              <w:spacing w:line="360" w:lineRule="auto"/>
+              <w:ind w:left="0"/>
+              <w:rPr>
+                <w:rStyle w:val="SubtleReference"/>
+                <w:color w:val="000000" w:themeColor="text1"/>
+                <w:sz w:val="24"/>
+                <w:szCs w:val="24"/>
+              </w:rPr>
+            </w:pPr>
+            <w:r>
+              <w:rPr>
+                <w:color w:val="000000" w:themeColor="text1"/>
+                <w:sz w:val="24"/>
+              </w:rPr>
+              <w:t>2,100</w:t>
+            </w:r>
+          </w:p>
+        </w:tc>
+      </w:tr>
+      <w:tr>
+        <w:trPr>
+          <w:trHeight w:val="401"/>
+        </w:trPr>
+        <w:tc>
+          <w:tcPr>
+            <w:tcW w:w="1801" w:type="dxa"/>
+            <w:vAlign w:val="center"/>
+          </w:tcPr>
+          <w:p>
+            <w:pPr>
+              <w:pStyle w:val="ColorfulList-Accent11"/>
+              <w:spacing w:line="360" w:lineRule="auto"/>
+              <w:ind w:left="0"/>
+              <w:rPr>
+                <w:rStyle w:val="SubtleReference"/>
+                <w:color w:val="000000" w:themeColor="text1"/>
+                <w:sz w:val="24"/>
+                <w:szCs w:val="24"/>
+              </w:rPr>
+            </w:pPr>
+            <w:r>
+              <w:rPr>
+                <w:color w:val="000000" w:themeColor="text1"/>
+                <w:sz w:val="24"/>
+              </w:rPr>
+              <w:t>Run 3 (</w:t>
+            </w:r>
+            <w:proofErr w:type="spellStart"/>
+            <w:r>
+              <w:rPr>
+                <w:color w:val="000000" w:themeColor="text1"/>
+                <w:sz w:val="24"/>
+              </w:rPr>
+              <w:t>μs</w:t>
+            </w:r>
+            <w:proofErr w:type="spellEnd"/>
+            <w:r>
+              <w:rPr>
+                <w:color w:val="000000" w:themeColor="text1"/>
+                <w:sz w:val="24"/>
+              </w:rPr>
+              <w:t>)</w:t>
+            </w:r>
+          </w:p>
+        </w:tc>
+        <w:tc>
+          <w:tcPr>
+            <w:tcW w:w="1801" w:type="dxa"/>
+            <w:vAlign w:val="center"/>
+          </w:tcPr>
+          <w:p>
+            <w:pPr>
+              <w:pStyle w:val="ColorfulList-Accent11"/>
+              <w:spacing w:line="360" w:lineRule="auto"/>
+              <w:ind w:left="0"/>
+              <w:rPr>
+                <w:rStyle w:val="SubtleReference"/>
+                <w:color w:val="000000" w:themeColor="text1"/>
+                <w:sz w:val="24"/>
+                <w:szCs w:val="24"/>
+              </w:rPr>
+            </w:pPr>
+            <w:r>
+              <w:rPr>
+                <w:color w:val="000000" w:themeColor="text1"/>
+                <w:sz w:val="24"/>
+              </w:rPr>
+              <w:t>170,800</w:t>
+            </w:r>
+          </w:p>
+        </w:tc>
+        <w:tc>
+          <w:tcPr>
+            <w:tcW w:w="1801" w:type="dxa"/>
+            <w:vAlign w:val="center"/>
+          </w:tcPr>
+          <w:p>
+            <w:pPr>
+              <w:pStyle w:val="ColorfulList-Accent11"/>
+              <w:spacing w:line="360" w:lineRule="auto"/>
+              <w:ind w:left="0"/>
+              <w:rPr>
+                <w:rStyle w:val="SubtleReference"/>
+                <w:color w:val="000000" w:themeColor="text1"/>
+                <w:sz w:val="24"/>
+                <w:szCs w:val="24"/>
+              </w:rPr>
+            </w:pPr>
+            <w:r>
+              <w:rPr>
+                <w:color w:val="000000" w:themeColor="text1"/>
+                <w:sz w:val="24"/>
+              </w:rPr>
+              <w:t>18,600</w:t>
+            </w:r>
+          </w:p>
+        </w:tc>
+        <w:tc>
+          <w:tcPr>
+            <w:tcW w:w="1802" w:type="dxa"/>
+            <w:vAlign w:val="center"/>
+          </w:tcPr>
+          <w:p>
+            <w:pPr>
+              <w:pStyle w:val="ColorfulList-Accent11"/>
+              <w:spacing w:line="360" w:lineRule="auto"/>
+              <w:ind w:left="0"/>
+              <w:rPr>
+                <w:rStyle w:val="SubtleReference"/>
+                <w:color w:val="000000" w:themeColor="text1"/>
+                <w:sz w:val="24"/>
+                <w:szCs w:val="24"/>
+              </w:rPr>
+            </w:pPr>
+            <w:r>
+              <w:rPr>
+                <w:color w:val="000000" w:themeColor="text1"/>
+                <w:sz w:val="24"/>
+              </w:rPr>
+              <w:t>3,700</w:t>
+            </w:r>
+          </w:p>
+        </w:tc>
+        <w:tc>
+          <w:tcPr>
+            <w:tcW w:w="1802" w:type="dxa"/>
+            <w:vAlign w:val="center"/>
+          </w:tcPr>
+          <w:p>
+            <w:pPr>
+              <w:pStyle w:val="ColorfulList-Accent11"/>
+              <w:spacing w:line="360" w:lineRule="auto"/>
+              <w:ind w:left="0"/>
+              <w:rPr>
+                <w:rStyle w:val="SubtleReference"/>
+                <w:color w:val="000000" w:themeColor="text1"/>
+                <w:sz w:val="24"/>
+                <w:szCs w:val="24"/>
+              </w:rPr>
+            </w:pPr>
+            <w:r>
+              <w:rPr>
+                <w:color w:val="000000" w:themeColor="text1"/>
+                <w:sz w:val="24"/>
+              </w:rPr>
+              <w:t>2,200</w:t>
+            </w:r>
+          </w:p>
+        </w:tc>
+      </w:tr>
+    </w:tbl>
+    <w:p>
+      <w:pPr>
+        <w:pStyle w:val="ColorfulList-Accent11"/>
+        <w:spacing w:line="360" w:lineRule="auto"/>
+        <w:ind w:left="0"/>
+        <w:rPr>
+          <w:rStyle w:val="SubtleReference"/>
+        </w:rPr>
+      </w:pPr>
+    </w:p>
+    <w:p>
+      <w:pPr>
+        <w:pStyle w:val="ColorfulList-Accent11"/>
+        <w:spacing w:line="360" w:lineRule="auto"/>
+        <w:ind w:left="0"/>
+        <w:rPr>
+          <w:rStyle w:val="SubtleReference"/>
+        </w:rPr>
+      </w:pPr>
+      <w:r>
+        <w:rPr>
+          <w:noProof/>
+        </w:rPr>
+        <w:drawing>
+          <wp:inline distT="0" distB="0" distL="0" distR="0" wp14:anchorId="0FB8CF2C" wp14:editId="554A1A71">
+            <wp:extent cx="4572000" cy="2743200"/>
+            <wp:effectExtent l="0" t="0" r="0" b="0"/>
+            <wp:docPr id="1582522850" name="Chart 1">
+              <a:extLst xmlns:a="http://schemas.openxmlformats.org/drawingml/2006/main">
+                <a:ext uri="{FF2B5EF4-FFF2-40B4-BE49-F238E27FC236}">
+                  <a16:creationId xmlns:a16="http://schemas.microsoft.com/office/drawing/2014/main" id="{F2E43019-4B96-5725-B25E-50C8B213405D}"/>
+                </a:ext>
+              </a:extLst>
+            </wp:docPr>
+            <wp:cNvGraphicFramePr/>
+            <a:graphic xmlns:a="http://schemas.openxmlformats.org/drawingml/2006/main">
+              <a:graphicData uri="http://schemas.openxmlformats.org/drawingml/2006/chart">
+                <c:chart xmlns:c="http://schemas.openxmlformats.org/drawingml/2006/chart" xmlns:r="http://schemas.openxmlformats.org/officeDocument/2006/relationships" r:id="rId12"/>
+              </a:graphicData>
+            </a:graphic>
+          </wp:inline>
+        </w:drawing>
+      </w:r>
+    </w:p>
+    <w:p>
+      <w:pPr>
+        <w:pStyle w:val="ColorfulList-Accent11"/>
+        <w:spacing w:line="360" w:lineRule="auto"/>
+        <w:ind w:left="0"/>
+        <w:jc w:val="both"/>
+        <w:rPr>
+          <w:rStyle w:val="SubtleReference"/>
+          <w:color w:val="000000" w:themeColor="text1"/>
+          <w:sz w:val="24"/>
+          <w:szCs w:val="24"/>
+        </w:rPr>
+      </w:pPr>
+      <w:r>
+        <w:rPr>
+          <w:rStyle w:val="SubtleReference"/>
+          <w:color w:val="000000" w:themeColor="text1"/>
+          <w:sz w:val="24"/>
+          <w:szCs w:val="24"/>
+        </w:rPr>
+        <w:lastRenderedPageBreak/>
+        <w:t>In sample 2 code function “</w:t>
+      </w:r>
+      <w:proofErr w:type="spellStart"/>
+      <w:r>
+        <w:rPr>
+          <w:rStyle w:val="SubtleReference"/>
+          <w:color w:val="000000" w:themeColor="text1"/>
+          <w:sz w:val="24"/>
+          <w:szCs w:val="24"/>
+        </w:rPr>
+        <w:t>exp_rampdown_test</w:t>
+      </w:r>
+      <w:proofErr w:type="spellEnd"/>
+      <w:r>
+        <w:rPr>
+          <w:rStyle w:val="SubtleReference"/>
+          <w:color w:val="000000" w:themeColor="text1"/>
+          <w:sz w:val="24"/>
+          <w:szCs w:val="24"/>
+        </w:rPr>
+        <w:t>” function starts execution from the largest vector to smallest vector and based on the results we can see that it is faster due to various factors that could have an impact on execution time such as cache hits and memory allocation or deallocation.</w:t>
+      </w:r>
+    </w:p>
+    <w:p>
+      <w:pPr>
+        <w:pStyle w:val="ColorfulList-Accent11"/>
+        <w:spacing w:line="360" w:lineRule="auto"/>
+        <w:ind w:left="0"/>
+        <w:jc w:val="both"/>
+        <w:rPr>
+          <w:rStyle w:val="SubtleReference"/>
+          <w:color w:val="000000" w:themeColor="text1"/>
+          <w:sz w:val="24"/>
+          <w:szCs w:val="24"/>
+        </w:rPr>
+      </w:pPr>
+    </w:p>
+    <w:p>
+      <w:pPr>
+        <w:pStyle w:val="ColorfulList-Accent11"/>
+        <w:spacing w:line="360" w:lineRule="auto"/>
+        <w:ind w:left="0"/>
+        <w:rPr>
+          <w:rStyle w:val="SubtleReference"/>
+        </w:rPr>
+      </w:pPr>
+      <w:r>
+        <w:rPr>
+          <w:rStyle w:val="SubtleReference"/>
+        </w:rPr>
+        <w:t>Repeatability:</w:t>
+      </w:r>
+    </w:p>
+    <w:p>
+      <w:pPr>
+        <w:pStyle w:val="ColorfulList-Accent11"/>
+        <w:spacing w:line="360" w:lineRule="auto"/>
+        <w:ind w:left="0"/>
+        <w:jc w:val="both"/>
+        <w:rPr>
+          <w:rStyle w:val="SubtleReference"/>
+          <w:color w:val="000000" w:themeColor="text1"/>
+          <w:sz w:val="24"/>
+          <w:szCs w:val="24"/>
+        </w:rPr>
+      </w:pPr>
+      <w:r>
+        <w:rPr>
+          <w:rStyle w:val="SubtleReference"/>
+          <w:color w:val="000000" w:themeColor="text1"/>
+          <w:sz w:val="24"/>
+          <w:szCs w:val="24"/>
+        </w:rPr>
+        <w:t>When talking about repeatability in context to sample code 1 and sample code 2 functions and its results for time taken to execute, we see that sometimes consistency of the outcome various when repeatedly running the code multiple times this could be due to many variables such as the machine its running could be using to many resources in the background for example the results from</w:t>
+      </w:r>
+      <w:r>
+        <w:rPr>
+          <w:rStyle w:val="SubtleReference"/>
+          <w:color w:val="000000" w:themeColor="text1"/>
+          <w:sz w:val="24"/>
+          <w:szCs w:val="24"/>
+        </w:rPr>
+        <w:t xml:space="preserve"> “</w:t>
+      </w:r>
+      <w:proofErr w:type="spellStart"/>
+      <w:r>
+        <w:rPr>
+          <w:color w:val="000000" w:themeColor="text1"/>
+          <w:sz w:val="24"/>
+        </w:rPr>
+        <w:t>count_char_using_find_first_of</w:t>
+      </w:r>
+      <w:proofErr w:type="spellEnd"/>
+      <w:r>
+        <w:rPr>
+          <w:color w:val="000000" w:themeColor="text1"/>
+          <w:sz w:val="24"/>
+        </w:rPr>
+        <w:t>”</w:t>
+      </w:r>
+      <w:r>
+        <w:rPr>
+          <w:color w:val="000000" w:themeColor="text1"/>
+          <w:sz w:val="24"/>
+        </w:rPr>
+        <w:t xml:space="preserve"> and </w:t>
+      </w:r>
+      <w:r>
+        <w:rPr>
+          <w:color w:val="000000" w:themeColor="text1"/>
+          <w:sz w:val="24"/>
+        </w:rPr>
+        <w:t>“</w:t>
+      </w:r>
+      <w:proofErr w:type="spellStart"/>
+      <w:r>
+        <w:rPr>
+          <w:color w:val="000000" w:themeColor="text1"/>
+          <w:sz w:val="24"/>
+        </w:rPr>
+        <w:t>count_char_using_count</w:t>
+      </w:r>
+      <w:proofErr w:type="spellEnd"/>
+      <w:r>
+        <w:rPr>
+          <w:color w:val="000000" w:themeColor="text1"/>
+          <w:sz w:val="24"/>
+        </w:rPr>
+        <w:t>” where there was variation in execution times across the 3 tests. Therefore, it is important to run these tests in a stable environment to have consistent and smaller variations when testing performance.</w:t>
+      </w:r>
+    </w:p>
+    <w:p>
+      <w:pPr>
+        <w:pStyle w:val="ColorfulList-Accent11"/>
+        <w:spacing w:line="360" w:lineRule="auto"/>
+        <w:ind w:left="0"/>
+        <w:jc w:val="both"/>
+        <w:rPr>
+          <w:rStyle w:val="SubtleReference"/>
+          <w:color w:val="000000" w:themeColor="text1"/>
+          <w:sz w:val="24"/>
+          <w:szCs w:val="24"/>
+        </w:rPr>
+      </w:pPr>
+    </w:p>
+    <w:p>
+      <w:pPr>
+        <w:pStyle w:val="ColorfulList-Accent11"/>
+        <w:spacing w:line="360" w:lineRule="auto"/>
+        <w:ind w:left="0"/>
+        <w:jc w:val="both"/>
+        <w:rPr>
+          <w:rStyle w:val="SubtleReference"/>
+        </w:rPr>
+      </w:pPr>
+      <w:r>
+        <w:rPr>
+          <w:rStyle w:val="SubtleReference"/>
+        </w:rPr>
+        <w:t>Function</w:t>
+      </w:r>
+      <w:r>
+        <w:rPr>
+          <w:rStyle w:val="SubtleReference"/>
+        </w:rPr>
+        <w:t xml:space="preserve"> </w:t>
+      </w:r>
+      <w:r>
+        <w:rPr>
+          <w:rStyle w:val="SubtleReference"/>
+        </w:rPr>
+        <w:t>Comparisons:</w:t>
+      </w:r>
+    </w:p>
+    <w:p>
+      <w:pPr>
+        <w:pStyle w:val="ColorfulList-Accent11"/>
+        <w:spacing w:line="360" w:lineRule="auto"/>
+        <w:ind w:left="0"/>
+        <w:jc w:val="both"/>
+        <w:rPr>
+          <w:color w:val="000000" w:themeColor="text1"/>
+          <w:sz w:val="24"/>
+          <w:lang w:val="en-US"/>
+        </w:rPr>
+      </w:pPr>
+      <w:r>
+        <w:rPr>
+          <w:rStyle w:val="SubtleReference"/>
+          <w:color w:val="000000" w:themeColor="text1"/>
+          <w:sz w:val="24"/>
+          <w:szCs w:val="24"/>
+        </w:rPr>
+        <w:t>F</w:t>
+      </w:r>
+      <w:r>
+        <w:rPr>
+          <w:rStyle w:val="SubtleReference"/>
+          <w:color w:val="000000" w:themeColor="text1"/>
+          <w:sz w:val="24"/>
+          <w:szCs w:val="24"/>
+        </w:rPr>
+        <w:t xml:space="preserve">unctions such as sample 1 code </w:t>
+      </w:r>
+      <w:r>
+        <w:rPr>
+          <w:rStyle w:val="SubtleReference"/>
+          <w:color w:val="000000" w:themeColor="text1"/>
+          <w:sz w:val="24"/>
+          <w:szCs w:val="24"/>
+        </w:rPr>
+        <w:t>“</w:t>
+      </w:r>
+      <w:proofErr w:type="spellStart"/>
+      <w:r>
+        <w:rPr>
+          <w:color w:val="000000" w:themeColor="text1"/>
+          <w:sz w:val="24"/>
+        </w:rPr>
+        <w:t>count_char_using_find_first_of</w:t>
+      </w:r>
+      <w:proofErr w:type="spellEnd"/>
+      <w:r>
+        <w:rPr>
+          <w:rStyle w:val="SubtleReference"/>
+          <w:color w:val="000000" w:themeColor="text1"/>
+          <w:sz w:val="24"/>
+          <w:szCs w:val="24"/>
+        </w:rPr>
+        <w:t>” where it uses repeated string search to find occurrences in string characters</w:t>
+      </w:r>
+      <w:r>
+        <w:rPr>
+          <w:color w:val="000000" w:themeColor="text1"/>
+          <w:sz w:val="24"/>
+        </w:rPr>
+        <w:t xml:space="preserve"> by looping which leads to longer time complexity </w:t>
+      </w:r>
+      <w:r>
+        <w:rPr>
+          <w:color w:val="000000" w:themeColor="text1"/>
+          <w:sz w:val="24"/>
+        </w:rPr>
+        <w:t xml:space="preserve">and </w:t>
+      </w:r>
+      <w:r>
+        <w:rPr>
+          <w:color w:val="000000" w:themeColor="text1"/>
+          <w:sz w:val="24"/>
+        </w:rPr>
+        <w:t xml:space="preserve">while </w:t>
+      </w:r>
+      <w:r>
+        <w:rPr>
+          <w:rStyle w:val="SubtleReference"/>
+          <w:color w:val="000000" w:themeColor="text1"/>
+          <w:sz w:val="24"/>
+          <w:szCs w:val="24"/>
+        </w:rPr>
+        <w:t>“</w:t>
+      </w:r>
+      <w:proofErr w:type="spellStart"/>
+      <w:r>
+        <w:rPr>
+          <w:color w:val="000000" w:themeColor="text1"/>
+          <w:sz w:val="24"/>
+        </w:rPr>
+        <w:t>count_char_using_count</w:t>
+      </w:r>
+      <w:proofErr w:type="spellEnd"/>
+      <w:r>
+        <w:rPr>
+          <w:color w:val="000000" w:themeColor="text1"/>
+          <w:sz w:val="24"/>
+        </w:rPr>
+        <w:t>” uses std::count to tally the character occurrences which is more optimized for performance leads to better execution times as shown earlier in the results</w:t>
+      </w:r>
+      <w:r>
+        <w:rPr>
+          <w:color w:val="000000" w:themeColor="text1"/>
+          <w:sz w:val="24"/>
+        </w:rPr>
+        <w:t xml:space="preserve"> where </w:t>
+      </w:r>
+      <w:r>
+        <w:rPr>
+          <w:rStyle w:val="SubtleReference"/>
+          <w:color w:val="000000" w:themeColor="text1"/>
+          <w:sz w:val="24"/>
+          <w:szCs w:val="24"/>
+        </w:rPr>
+        <w:t>“</w:t>
+      </w:r>
+      <w:proofErr w:type="spellStart"/>
+      <w:r>
+        <w:rPr>
+          <w:color w:val="000000" w:themeColor="text1"/>
+          <w:sz w:val="24"/>
+        </w:rPr>
+        <w:t>count_char_using_find_first_of</w:t>
+      </w:r>
+      <w:proofErr w:type="spellEnd"/>
+      <w:r>
+        <w:rPr>
+          <w:rStyle w:val="SubtleReference"/>
+          <w:color w:val="000000" w:themeColor="text1"/>
+          <w:sz w:val="24"/>
+          <w:szCs w:val="24"/>
+        </w:rPr>
+        <w:t xml:space="preserve">” </w:t>
+      </w:r>
+      <w:r>
+        <w:rPr>
+          <w:color w:val="000000" w:themeColor="text1"/>
+          <w:sz w:val="24"/>
+          <w:lang w:val="en-US"/>
+        </w:rPr>
+        <w:t>took 3.8 microseconds</w:t>
+      </w:r>
+      <w:r>
+        <w:rPr>
+          <w:color w:val="000000" w:themeColor="text1"/>
+          <w:sz w:val="24"/>
+          <w:lang w:val="en-US"/>
+        </w:rPr>
+        <w:t xml:space="preserve"> and </w:t>
+      </w:r>
+      <w:r>
+        <w:rPr>
+          <w:rStyle w:val="SubtleReference"/>
+          <w:color w:val="000000" w:themeColor="text1"/>
+          <w:sz w:val="24"/>
+          <w:szCs w:val="24"/>
+        </w:rPr>
+        <w:t>“</w:t>
+      </w:r>
+      <w:proofErr w:type="spellStart"/>
+      <w:r>
+        <w:rPr>
+          <w:color w:val="000000" w:themeColor="text1"/>
+          <w:sz w:val="24"/>
+        </w:rPr>
+        <w:t>count_char_using_count</w:t>
+      </w:r>
+      <w:proofErr w:type="spellEnd"/>
+      <w:r>
+        <w:rPr>
+          <w:color w:val="000000" w:themeColor="text1"/>
+          <w:sz w:val="24"/>
+        </w:rPr>
+        <w:t xml:space="preserve">” </w:t>
+      </w:r>
+      <w:r>
+        <w:rPr>
+          <w:color w:val="000000" w:themeColor="text1"/>
+          <w:sz w:val="24"/>
+          <w:lang w:val="en-US"/>
+        </w:rPr>
+        <w:t>took 3.03 microseconds.</w:t>
+      </w:r>
+    </w:p>
+    <w:p>
+      <w:pPr>
+        <w:pStyle w:val="ColorfulList-Accent11"/>
+        <w:spacing w:line="360" w:lineRule="auto"/>
+        <w:ind w:left="0"/>
+        <w:jc w:val="both"/>
+        <w:rPr>
+          <w:rStyle w:val="SubtleReference"/>
+        </w:rPr>
+      </w:pPr>
+      <w:r>
+        <w:rPr>
+          <w:rStyle w:val="SubtleReference"/>
+        </w:rPr>
+        <w:br/>
+        <w:t>IDE Settings:</w:t>
+      </w:r>
+    </w:p>
+    <w:p>
+      <w:pPr>
+        <w:pStyle w:val="ColorfulList-Accent11"/>
+        <w:tabs>
+          <w:tab w:val="left" w:pos="1830"/>
+        </w:tabs>
+        <w:spacing w:line="360" w:lineRule="auto"/>
+        <w:ind w:left="0"/>
+        <w:jc w:val="both"/>
+        <w:rPr>
+          <w:rStyle w:val="SubtleReference"/>
+          <w:color w:val="000000" w:themeColor="text1"/>
+          <w:sz w:val="24"/>
+          <w:szCs w:val="24"/>
+        </w:rPr>
+      </w:pPr>
+      <w:r>
+        <w:rPr>
+          <w:rStyle w:val="SubtleReference"/>
+          <w:color w:val="000000" w:themeColor="text1"/>
+          <w:sz w:val="24"/>
+          <w:szCs w:val="24"/>
+        </w:rPr>
+        <w:t>Using</w:t>
+      </w:r>
+      <w:r>
+        <w:rPr>
+          <w:rStyle w:val="SubtleReference"/>
+          <w:color w:val="000000" w:themeColor="text1"/>
+          <w:sz w:val="24"/>
+          <w:szCs w:val="24"/>
+        </w:rPr>
+        <w:t xml:space="preserve"> debug mode to execute the sample code 1 and 2 compared to release mode shows us the difference between execution times which is much slower due to no C++ optimization is enabled like in release mode also sometimes debug mode uses more resources for error checking and memory initialization compared to release mode.</w:t>
+      </w:r>
+    </w:p>
+    <w:p>
+      <w:pPr>
+        <w:pStyle w:val="ColorfulList-Accent11"/>
+        <w:tabs>
+          <w:tab w:val="left" w:pos="1830"/>
+        </w:tabs>
+        <w:spacing w:line="360" w:lineRule="auto"/>
+        <w:ind w:left="0"/>
+        <w:jc w:val="both"/>
+        <w:rPr>
+          <w:rStyle w:val="SubtleReference"/>
+        </w:rPr>
+      </w:pPr>
+    </w:p>
+    <w:p>
+      <w:pPr>
+        <w:pStyle w:val="ColorfulList-Accent11"/>
+        <w:spacing w:line="360" w:lineRule="auto"/>
+        <w:ind w:left="0"/>
+        <w:rPr>
+          <w:rStyle w:val="SubtleReference"/>
+        </w:rPr>
+      </w:pPr>
+      <w:r>
+        <w:rPr>
+          <w:rStyle w:val="SubtleReference"/>
+        </w:rPr>
+        <w:t>Complier Settings:</w:t>
+      </w:r>
+    </w:p>
+    <w:p>
+      <w:pPr>
+        <w:pStyle w:val="ColorfulList-Accent11"/>
+        <w:spacing w:line="360" w:lineRule="auto"/>
+        <w:ind w:left="0"/>
+        <w:rPr>
+          <w:rStyle w:val="SubtleReference"/>
+          <w:color w:val="000000" w:themeColor="text1"/>
+          <w:sz w:val="24"/>
+          <w:szCs w:val="24"/>
+        </w:rPr>
+      </w:pPr>
+      <w:r>
+        <w:rPr>
+          <w:rStyle w:val="SubtleReference"/>
+          <w:color w:val="000000" w:themeColor="text1"/>
+          <w:sz w:val="24"/>
+          <w:szCs w:val="24"/>
+        </w:rPr>
+        <w:t>Using Visual Studios complier optimization settings is set to default for normal release mode while it’s disabled for debug mode which does not allow us to compare execution times.</w:t>
       </w:r>
     </w:p>
     <w:sectPr>
-      <w:headerReference w:type="default" r:id="rId7"/>
+      <w:headerReference w:type="default" r:id="rId13"/>
       <w:pgSz w:w="11900" w:h="16840"/>
       <w:pgMar w:top="1440" w:right="1134" w:bottom="1440" w:left="1134" w:header="709" w:footer="709" w:gutter="0"/>
       <w:cols w:space="708"/>
@@ -856,7 +4393,7 @@
       <w:rPr>
         <w:noProof/>
       </w:rPr>
-      <w:t>4/10/23</w:t>
+      <w:t>11/10/23</w:t>
     </w:r>
     <w:r>
       <w:fldChar w:fldCharType="end"/>
@@ -981,6 +4518,155 @@
     </w:lvl>
   </w:abstractNum>
   <w:abstractNum w:abstractNumId="1" w15:restartNumberingAfterBreak="0">
+    <w:nsid w:val="5A1B13A5"/>
+    <w:multiLevelType w:val="multilevel"/>
+    <w:tmpl w:val="905EE156"/>
+    <w:lvl w:ilvl="0">
+      <w:start w:val="1"/>
+      <w:numFmt w:val="bullet"/>
+      <w:lvlText w:val=""/>
+      <w:lvlJc w:val="left"/>
+      <w:pPr>
+        <w:tabs>
+          <w:tab w:val="num" w:pos="720"/>
+        </w:tabs>
+        <w:ind w:left="720" w:hanging="360"/>
+      </w:pPr>
+      <w:rPr>
+        <w:rFonts w:ascii="Symbol" w:hAnsi="Symbol" w:hint="default"/>
+        <w:sz w:val="20"/>
+      </w:rPr>
+    </w:lvl>
+    <w:lvl w:ilvl="1" w:tentative="1">
+      <w:start w:val="1"/>
+      <w:numFmt w:val="bullet"/>
+      <w:lvlText w:val=""/>
+      <w:lvlJc w:val="left"/>
+      <w:pPr>
+        <w:tabs>
+          <w:tab w:val="num" w:pos="1440"/>
+        </w:tabs>
+        <w:ind w:left="1440" w:hanging="360"/>
+      </w:pPr>
+      <w:rPr>
+        <w:rFonts w:ascii="Symbol" w:hAnsi="Symbol" w:hint="default"/>
+        <w:sz w:val="20"/>
+      </w:rPr>
+    </w:lvl>
+    <w:lvl w:ilvl="2" w:tentative="1">
+      <w:start w:val="1"/>
+      <w:numFmt w:val="bullet"/>
+      <w:lvlText w:val=""/>
+      <w:lvlJc w:val="left"/>
+      <w:pPr>
+        <w:tabs>
+          <w:tab w:val="num" w:pos="2160"/>
+        </w:tabs>
+        <w:ind w:left="2160" w:hanging="360"/>
+      </w:pPr>
+      <w:rPr>
+        <w:rFonts w:ascii="Symbol" w:hAnsi="Symbol" w:hint="default"/>
+        <w:sz w:val="20"/>
+      </w:rPr>
+    </w:lvl>
+    <w:lvl w:ilvl="3" w:tentative="1">
+      <w:start w:val="1"/>
+      <w:numFmt w:val="bullet"/>
+      <w:lvlText w:val=""/>
+      <w:lvlJc w:val="left"/>
+      <w:pPr>
+        <w:tabs>
+          <w:tab w:val="num" w:pos="2880"/>
+        </w:tabs>
+        <w:ind w:left="2880" w:hanging="360"/>
+      </w:pPr>
+      <w:rPr>
+        <w:rFonts w:ascii="Symbol" w:hAnsi="Symbol" w:hint="default"/>
+        <w:sz w:val="20"/>
+      </w:rPr>
+    </w:lvl>
+    <w:lvl w:ilvl="4" w:tentative="1">
+      <w:start w:val="1"/>
+      <w:numFmt w:val="bullet"/>
+      <w:lvlText w:val=""/>
+      <w:lvlJc w:val="left"/>
+      <w:pPr>
+        <w:tabs>
+          <w:tab w:val="num" w:pos="3600"/>
+        </w:tabs>
+        <w:ind w:left="3600" w:hanging="360"/>
+      </w:pPr>
+      <w:rPr>
+        <w:rFonts w:ascii="Symbol" w:hAnsi="Symbol" w:hint="default"/>
+        <w:sz w:val="20"/>
+      </w:rPr>
+    </w:lvl>
+    <w:lvl w:ilvl="5" w:tentative="1">
+      <w:start w:val="1"/>
+      <w:numFmt w:val="bullet"/>
+      <w:lvlText w:val=""/>
+      <w:lvlJc w:val="left"/>
+      <w:pPr>
+        <w:tabs>
+          <w:tab w:val="num" w:pos="4320"/>
+        </w:tabs>
+        <w:ind w:left="4320" w:hanging="360"/>
+      </w:pPr>
+      <w:rPr>
+        <w:rFonts w:ascii="Symbol" w:hAnsi="Symbol" w:hint="default"/>
+        <w:sz w:val="20"/>
+      </w:rPr>
+    </w:lvl>
+    <w:lvl w:ilvl="6" w:tentative="1">
+      <w:start w:val="1"/>
+      <w:numFmt w:val="bullet"/>
+      <w:lvlText w:val=""/>
+      <w:lvlJc w:val="left"/>
+      <w:pPr>
+        <w:tabs>
+          <w:tab w:val="num" w:pos="5040"/>
+        </w:tabs>
+        <w:ind w:left="5040" w:hanging="360"/>
+      </w:pPr>
+      <w:rPr>
+        <w:rFonts w:ascii="Symbol" w:hAnsi="Symbol" w:hint="default"/>
+        <w:sz w:val="20"/>
+      </w:rPr>
+    </w:lvl>
+    <w:lvl w:ilvl="7" w:tentative="1">
+      <w:start w:val="1"/>
+      <w:numFmt w:val="bullet"/>
+      <w:lvlText w:val=""/>
+      <w:lvlJc w:val="left"/>
+      <w:pPr>
+        <w:tabs>
+          <w:tab w:val="num" w:pos="5760"/>
+        </w:tabs>
+        <w:ind w:left="5760" w:hanging="360"/>
+      </w:pPr>
+      <w:rPr>
+        <w:rFonts w:ascii="Symbol" w:hAnsi="Symbol" w:hint="default"/>
+        <w:sz w:val="20"/>
+      </w:rPr>
+    </w:lvl>
+    <w:lvl w:ilvl="8" w:tentative="1">
+      <w:start w:val="1"/>
+      <w:numFmt w:val="bullet"/>
+      <w:lvlText w:val=""/>
+      <w:lvlJc w:val="left"/>
+      <w:pPr>
+        <w:tabs>
+          <w:tab w:val="num" w:pos="6480"/>
+        </w:tabs>
+        <w:ind w:left="6480" w:hanging="360"/>
+      </w:pPr>
+      <w:rPr>
+        <w:rFonts w:ascii="Symbol" w:hAnsi="Symbol" w:hint="default"/>
+        <w:sz w:val="20"/>
+      </w:rPr>
+    </w:lvl>
+  </w:abstractNum>
+  <w:abstractNum w:abstractNumId="2" w15:restartNumberingAfterBreak="0">
     <w:nsid w:val="7ACB05C1"/>
     <w:multiLevelType w:val="hybridMultilevel"/>
     <w:tmpl w:val="616E4C48"/>
@@ -1094,10 +4780,13 @@
     </w:lvl>
   </w:abstractNum>
   <w:num w:numId="1" w16cid:durableId="1156150151">
-    <w:abstractNumId w:val="1"/>
+    <w:abstractNumId w:val="2"/>
   </w:num>
   <w:num w:numId="2" w16cid:durableId="1359355386">
     <w:abstractNumId w:val="0"/>
+  </w:num>
+  <w:num w:numId="3" w16cid:durableId="762144661">
+    <w:abstractNumId w:val="1"/>
   </w:num>
 </w:numbering>
 </file>
@@ -1525,7 +5214,6 @@
   <w:style w:type="character" w:default="1" w:styleId="DefaultParagraphFont">
     <w:name w:val="Default Paragraph Font"/>
     <w:uiPriority w:val="1"/>
-    <w:semiHidden/>
     <w:unhideWhenUsed/>
   </w:style>
   <w:style w:type="table" w:default="1" w:styleId="TableNormal">
@@ -1632,7 +5320,1945 @@
       <w:color w:val="5B9BD5" w:themeColor="accent1"/>
     </w:rPr>
   </w:style>
+  <w:style w:type="table" w:styleId="TableGrid">
+    <w:name w:val="Table Grid"/>
+    <w:basedOn w:val="TableNormal"/>
+    <w:uiPriority w:val="59"/>
+    <w:rsid w:val="004E0DC6"/>
+    <w:tblPr>
+      <w:tblBorders>
+        <w:top w:val="single" w:sz="4" w:space="0" w:color="auto"/>
+        <w:left w:val="single" w:sz="4" w:space="0" w:color="auto"/>
+        <w:bottom w:val="single" w:sz="4" w:space="0" w:color="auto"/>
+        <w:right w:val="single" w:sz="4" w:space="0" w:color="auto"/>
+        <w:insideH w:val="single" w:sz="4" w:space="0" w:color="auto"/>
+        <w:insideV w:val="single" w:sz="4" w:space="0" w:color="auto"/>
+      </w:tblBorders>
+    </w:tblPr>
+  </w:style>
 </w:styles>
+</file>
+
+<file path=word/charts/chart1.xml><?xml version="1.0" encoding="utf-8"?>
+<c:chartSpace xmlns:c="http://schemas.openxmlformats.org/drawingml/2006/chart" xmlns:a="http://schemas.openxmlformats.org/drawingml/2006/main" xmlns:r="http://schemas.openxmlformats.org/officeDocument/2006/relationships" xmlns:c16r2="http://schemas.microsoft.com/office/drawing/2015/06/chart">
+  <c:date1904 val="0"/>
+  <c:lang val="en-US"/>
+  <c:roundedCorners val="0"/>
+  <mc:AlternateContent xmlns:mc="http://schemas.openxmlformats.org/markup-compatibility/2006">
+    <mc:Choice xmlns:c14="http://schemas.microsoft.com/office/drawing/2007/8/2/chart" Requires="c14">
+      <c14:style val="102"/>
+    </mc:Choice>
+    <mc:Fallback>
+      <c:style val="2"/>
+    </mc:Fallback>
+  </mc:AlternateContent>
+  <c:chart>
+    <c:title>
+      <c:tx>
+        <c:rich>
+          <a:bodyPr rot="0" spcFirstLastPara="1" vertOverflow="ellipsis" vert="horz" wrap="square" anchor="ctr" anchorCtr="1"/>
+          <a:lstStyle/>
+          <a:p>
+            <a:pPr>
+              <a:defRPr sz="1800" b="1" i="0" u="none" strike="noStrike" kern="1200" cap="all" spc="50" baseline="0">
+                <a:solidFill>
+                  <a:schemeClr val="tx1">
+                    <a:lumMod val="65000"/>
+                    <a:lumOff val="35000"/>
+                  </a:schemeClr>
+                </a:solidFill>
+                <a:latin typeface="+mn-lt"/>
+                <a:ea typeface="+mn-ea"/>
+                <a:cs typeface="+mn-cs"/>
+              </a:defRPr>
+            </a:pPr>
+            <a:r>
+              <a:rPr lang="en-US"/>
+              <a:t>Execution Time in Microseconds</a:t>
+            </a:r>
+          </a:p>
+        </c:rich>
+      </c:tx>
+      <c:overlay val="0"/>
+      <c:spPr>
+        <a:noFill/>
+        <a:ln>
+          <a:noFill/>
+        </a:ln>
+        <a:effectLst/>
+      </c:spPr>
+      <c:txPr>
+        <a:bodyPr rot="0" spcFirstLastPara="1" vertOverflow="ellipsis" vert="horz" wrap="square" anchor="ctr" anchorCtr="1"/>
+        <a:lstStyle/>
+        <a:p>
+          <a:pPr>
+            <a:defRPr sz="1800" b="1" i="0" u="none" strike="noStrike" kern="1200" cap="all" spc="50" baseline="0">
+              <a:solidFill>
+                <a:schemeClr val="tx1">
+                  <a:lumMod val="65000"/>
+                  <a:lumOff val="35000"/>
+                </a:schemeClr>
+              </a:solidFill>
+              <a:latin typeface="+mn-lt"/>
+              <a:ea typeface="+mn-ea"/>
+              <a:cs typeface="+mn-cs"/>
+            </a:defRPr>
+          </a:pPr>
+          <a:endParaRPr lang="en-US"/>
+        </a:p>
+      </c:txPr>
+    </c:title>
+    <c:autoTitleDeleted val="0"/>
+    <c:plotArea>
+      <c:layout/>
+      <c:areaChart>
+        <c:grouping val="standard"/>
+        <c:varyColors val="0"/>
+        <c:ser>
+          <c:idx val="0"/>
+          <c:order val="0"/>
+          <c:tx>
+            <c:strRef>
+              <c:f>Sheet1!$B$1</c:f>
+              <c:strCache>
+                <c:ptCount val="1"/>
+                <c:pt idx="0">
+                  <c:v>Number of Elements</c:v>
+                </c:pt>
+              </c:strCache>
+            </c:strRef>
+          </c:tx>
+          <c:spPr>
+            <a:solidFill>
+              <a:schemeClr val="accent1">
+                <a:alpha val="74000"/>
+              </a:schemeClr>
+            </a:solidFill>
+            <a:ln>
+              <a:noFill/>
+            </a:ln>
+            <a:effectLst>
+              <a:innerShdw blurRad="114300">
+                <a:schemeClr val="accent1">
+                  <a:lumMod val="75000"/>
+                </a:schemeClr>
+              </a:innerShdw>
+            </a:effectLst>
+          </c:spPr>
+          <c:cat>
+            <c:numRef>
+              <c:f>Sheet1!$A$2:$A$6</c:f>
+              <c:numCache>
+                <c:formatCode>_(* #,##0.00_);_(* \(#,##0.00\);_(* "-"??_);_(@_)</c:formatCode>
+                <c:ptCount val="5"/>
+                <c:pt idx="0">
+                  <c:v>10000</c:v>
+                </c:pt>
+                <c:pt idx="1">
+                  <c:v>20000</c:v>
+                </c:pt>
+                <c:pt idx="2">
+                  <c:v>30000</c:v>
+                </c:pt>
+                <c:pt idx="3">
+                  <c:v>40000</c:v>
+                </c:pt>
+                <c:pt idx="4">
+                  <c:v>50000</c:v>
+                </c:pt>
+              </c:numCache>
+            </c:numRef>
+          </c:cat>
+          <c:val>
+            <c:numRef>
+              <c:f>Sheet1!$B$2:$B$6</c:f>
+              <c:numCache>
+                <c:formatCode>General</c:formatCode>
+                <c:ptCount val="5"/>
+                <c:pt idx="0">
+                  <c:v>196.1</c:v>
+                </c:pt>
+                <c:pt idx="1">
+                  <c:v>365.9</c:v>
+                </c:pt>
+                <c:pt idx="2">
+                  <c:v>525.6</c:v>
+                </c:pt>
+                <c:pt idx="3">
+                  <c:v>697.1</c:v>
+                </c:pt>
+                <c:pt idx="4">
+                  <c:v>861.3</c:v>
+                </c:pt>
+              </c:numCache>
+            </c:numRef>
+          </c:val>
+          <c:extLst>
+            <c:ext xmlns:c16="http://schemas.microsoft.com/office/drawing/2014/chart" uri="{C3380CC4-5D6E-409C-BE32-E72D297353CC}">
+              <c16:uniqueId val="{00000000-FB8C-4172-A4F1-729880A5CF84}"/>
+            </c:ext>
+          </c:extLst>
+        </c:ser>
+        <c:dLbls>
+          <c:showLegendKey val="0"/>
+          <c:showVal val="0"/>
+          <c:showCatName val="0"/>
+          <c:showSerName val="0"/>
+          <c:showPercent val="0"/>
+          <c:showBubbleSize val="0"/>
+        </c:dLbls>
+        <c:axId val="515322752"/>
+        <c:axId val="1019552431"/>
+      </c:areaChart>
+      <c:catAx>
+        <c:axId val="515322752"/>
+        <c:scaling>
+          <c:orientation val="minMax"/>
+        </c:scaling>
+        <c:delete val="0"/>
+        <c:axPos val="b"/>
+        <c:numFmt formatCode="_(* #,##0.00_);_(* \(#,##0.00\);_(* &quot;-&quot;??_);_(@_)" sourceLinked="1"/>
+        <c:majorTickMark val="none"/>
+        <c:minorTickMark val="none"/>
+        <c:tickLblPos val="nextTo"/>
+        <c:spPr>
+          <a:noFill/>
+          <a:ln w="9525" cap="flat" cmpd="sng" algn="ctr">
+            <a:solidFill>
+              <a:schemeClr val="tx1">
+                <a:lumMod val="15000"/>
+                <a:lumOff val="85000"/>
+              </a:schemeClr>
+            </a:solidFill>
+            <a:round/>
+          </a:ln>
+          <a:effectLst/>
+        </c:spPr>
+        <c:txPr>
+          <a:bodyPr rot="-60000000" spcFirstLastPara="1" vertOverflow="ellipsis" vert="horz" wrap="square" anchor="ctr" anchorCtr="1"/>
+          <a:lstStyle/>
+          <a:p>
+            <a:pPr>
+              <a:defRPr sz="900" b="0" i="0" u="none" strike="noStrike" kern="1200" cap="none" spc="20" normalizeH="0" baseline="0">
+                <a:solidFill>
+                  <a:schemeClr val="tx1">
+                    <a:lumMod val="65000"/>
+                    <a:lumOff val="35000"/>
+                  </a:schemeClr>
+                </a:solidFill>
+                <a:latin typeface="+mn-lt"/>
+                <a:ea typeface="+mn-ea"/>
+                <a:cs typeface="+mn-cs"/>
+              </a:defRPr>
+            </a:pPr>
+            <a:endParaRPr lang="en-US"/>
+          </a:p>
+        </c:txPr>
+        <c:crossAx val="1019552431"/>
+        <c:crosses val="autoZero"/>
+        <c:auto val="1"/>
+        <c:lblAlgn val="ctr"/>
+        <c:lblOffset val="100"/>
+        <c:noMultiLvlLbl val="0"/>
+      </c:catAx>
+      <c:valAx>
+        <c:axId val="1019552431"/>
+        <c:scaling>
+          <c:orientation val="minMax"/>
+        </c:scaling>
+        <c:delete val="0"/>
+        <c:axPos val="l"/>
+        <c:majorGridlines>
+          <c:spPr>
+            <a:ln w="9525" cap="flat" cmpd="sng" algn="ctr">
+              <a:solidFill>
+                <a:schemeClr val="tx1">
+                  <a:lumMod val="5000"/>
+                  <a:lumOff val="95000"/>
+                </a:schemeClr>
+              </a:solidFill>
+              <a:round/>
+            </a:ln>
+            <a:effectLst/>
+          </c:spPr>
+        </c:majorGridlines>
+        <c:numFmt formatCode="General" sourceLinked="1"/>
+        <c:majorTickMark val="none"/>
+        <c:minorTickMark val="none"/>
+        <c:tickLblPos val="nextTo"/>
+        <c:spPr>
+          <a:noFill/>
+          <a:ln>
+            <a:noFill/>
+          </a:ln>
+          <a:effectLst/>
+        </c:spPr>
+        <c:txPr>
+          <a:bodyPr rot="-60000000" spcFirstLastPara="1" vertOverflow="ellipsis" vert="horz" wrap="square" anchor="ctr" anchorCtr="1"/>
+          <a:lstStyle/>
+          <a:p>
+            <a:pPr>
+              <a:defRPr sz="900" b="0" i="0" u="none" strike="noStrike" kern="1200" spc="20" baseline="0">
+                <a:solidFill>
+                  <a:schemeClr val="tx1">
+                    <a:lumMod val="65000"/>
+                    <a:lumOff val="35000"/>
+                  </a:schemeClr>
+                </a:solidFill>
+                <a:latin typeface="+mn-lt"/>
+                <a:ea typeface="+mn-ea"/>
+                <a:cs typeface="+mn-cs"/>
+              </a:defRPr>
+            </a:pPr>
+            <a:endParaRPr lang="en-US"/>
+          </a:p>
+        </c:txPr>
+        <c:crossAx val="515322752"/>
+        <c:crosses val="autoZero"/>
+        <c:crossBetween val="midCat"/>
+      </c:valAx>
+      <c:spPr>
+        <a:noFill/>
+        <a:ln>
+          <a:noFill/>
+        </a:ln>
+        <a:effectLst/>
+      </c:spPr>
+    </c:plotArea>
+    <c:legend>
+      <c:legendPos val="b"/>
+      <c:overlay val="0"/>
+      <c:spPr>
+        <a:noFill/>
+        <a:ln>
+          <a:noFill/>
+        </a:ln>
+        <a:effectLst/>
+      </c:spPr>
+      <c:txPr>
+        <a:bodyPr rot="0" spcFirstLastPara="1" vertOverflow="ellipsis" vert="horz" wrap="square" anchor="ctr" anchorCtr="1"/>
+        <a:lstStyle/>
+        <a:p>
+          <a:pPr>
+            <a:defRPr sz="900" b="0" i="0" u="none" strike="noStrike" kern="1200" baseline="0">
+              <a:solidFill>
+                <a:schemeClr val="tx1">
+                  <a:lumMod val="65000"/>
+                  <a:lumOff val="35000"/>
+                </a:schemeClr>
+              </a:solidFill>
+              <a:latin typeface="+mn-lt"/>
+              <a:ea typeface="+mn-ea"/>
+              <a:cs typeface="+mn-cs"/>
+            </a:defRPr>
+          </a:pPr>
+          <a:endParaRPr lang="en-US"/>
+        </a:p>
+      </c:txPr>
+    </c:legend>
+    <c:plotVisOnly val="1"/>
+    <c:dispBlanksAs val="zero"/>
+    <c:extLst>
+      <c:ext xmlns:c16r3="http://schemas.microsoft.com/office/drawing/2017/03/chart" uri="{56B9EC1D-385E-4148-901F-78D8002777C0}">
+        <c16r3:dataDisplayOptions16>
+          <c16r3:dispNaAsBlank val="1"/>
+        </c16r3:dataDisplayOptions16>
+      </c:ext>
+    </c:extLst>
+    <c:showDLblsOverMax val="0"/>
+  </c:chart>
+  <c:spPr>
+    <a:solidFill>
+      <a:schemeClr val="lt1"/>
+    </a:solidFill>
+    <a:ln w="9525" cap="flat" cmpd="sng" algn="ctr">
+      <a:solidFill>
+        <a:schemeClr val="tx1">
+          <a:lumMod val="15000"/>
+          <a:lumOff val="85000"/>
+        </a:schemeClr>
+      </a:solidFill>
+      <a:round/>
+    </a:ln>
+    <a:effectLst/>
+  </c:spPr>
+  <c:txPr>
+    <a:bodyPr/>
+    <a:lstStyle/>
+    <a:p>
+      <a:pPr>
+        <a:defRPr/>
+      </a:pPr>
+      <a:endParaRPr lang="en-US"/>
+    </a:p>
+  </c:txPr>
+  <c:externalData r:id="rId3">
+    <c:autoUpdate val="0"/>
+  </c:externalData>
+</c:chartSpace>
+</file>
+
+<file path=word/charts/chart2.xml><?xml version="1.0" encoding="utf-8"?>
+<c:chartSpace xmlns:c="http://schemas.openxmlformats.org/drawingml/2006/chart" xmlns:a="http://schemas.openxmlformats.org/drawingml/2006/main" xmlns:r="http://schemas.openxmlformats.org/officeDocument/2006/relationships" xmlns:c16r2="http://schemas.microsoft.com/office/drawing/2015/06/chart">
+  <c:date1904 val="0"/>
+  <c:lang val="en-US"/>
+  <c:roundedCorners val="0"/>
+  <mc:AlternateContent xmlns:mc="http://schemas.openxmlformats.org/markup-compatibility/2006">
+    <mc:Choice xmlns:c14="http://schemas.microsoft.com/office/drawing/2007/8/2/chart" Requires="c14">
+      <c14:style val="102"/>
+    </mc:Choice>
+    <mc:Fallback>
+      <c:style val="2"/>
+    </mc:Fallback>
+  </mc:AlternateContent>
+  <c:chart>
+    <c:title>
+      <c:tx>
+        <c:rich>
+          <a:bodyPr rot="0" spcFirstLastPara="1" vertOverflow="ellipsis" vert="horz" wrap="square" anchor="ctr" anchorCtr="1"/>
+          <a:lstStyle/>
+          <a:p>
+            <a:pPr>
+              <a:defRPr sz="1400" b="0" i="0" u="none" strike="noStrike" kern="1200" spc="0" baseline="0">
+                <a:solidFill>
+                  <a:schemeClr val="tx1">
+                    <a:lumMod val="65000"/>
+                    <a:lumOff val="35000"/>
+                  </a:schemeClr>
+                </a:solidFill>
+                <a:latin typeface="+mn-lt"/>
+                <a:ea typeface="+mn-ea"/>
+                <a:cs typeface="+mn-cs"/>
+              </a:defRPr>
+            </a:pPr>
+            <a:r>
+              <a:rPr lang="en-US"/>
+              <a:t>Execution Time of Ramp Down</a:t>
+            </a:r>
+            <a:r>
+              <a:rPr lang="en-US" baseline="0"/>
+              <a:t> in MicroSeconds </a:t>
+            </a:r>
+            <a:endParaRPr lang="en-US"/>
+          </a:p>
+        </c:rich>
+      </c:tx>
+      <c:overlay val="0"/>
+      <c:spPr>
+        <a:noFill/>
+        <a:ln>
+          <a:noFill/>
+        </a:ln>
+        <a:effectLst/>
+      </c:spPr>
+      <c:txPr>
+        <a:bodyPr rot="0" spcFirstLastPara="1" vertOverflow="ellipsis" vert="horz" wrap="square" anchor="ctr" anchorCtr="1"/>
+        <a:lstStyle/>
+        <a:p>
+          <a:pPr>
+            <a:defRPr sz="1400" b="0" i="0" u="none" strike="noStrike" kern="1200" spc="0" baseline="0">
+              <a:solidFill>
+                <a:schemeClr val="tx1">
+                  <a:lumMod val="65000"/>
+                  <a:lumOff val="35000"/>
+                </a:schemeClr>
+              </a:solidFill>
+              <a:latin typeface="+mn-lt"/>
+              <a:ea typeface="+mn-ea"/>
+              <a:cs typeface="+mn-cs"/>
+            </a:defRPr>
+          </a:pPr>
+          <a:endParaRPr lang="en-US"/>
+        </a:p>
+      </c:txPr>
+    </c:title>
+    <c:autoTitleDeleted val="0"/>
+    <c:plotArea>
+      <c:layout/>
+      <c:areaChart>
+        <c:grouping val="standard"/>
+        <c:varyColors val="0"/>
+        <c:ser>
+          <c:idx val="0"/>
+          <c:order val="0"/>
+          <c:tx>
+            <c:strRef>
+              <c:f>Sheet1!$A$2</c:f>
+              <c:strCache>
+                <c:ptCount val="1"/>
+                <c:pt idx="0">
+                  <c:v>Run 1 (μs)</c:v>
+                </c:pt>
+              </c:strCache>
+            </c:strRef>
+          </c:tx>
+          <c:spPr>
+            <a:solidFill>
+              <a:schemeClr val="accent1"/>
+            </a:solidFill>
+            <a:ln>
+              <a:noFill/>
+            </a:ln>
+            <a:effectLst/>
+          </c:spPr>
+          <c:cat>
+            <c:numRef>
+              <c:f>Sheet1!$B$1:$F$1</c:f>
+              <c:numCache>
+                <c:formatCode>#,##0</c:formatCode>
+                <c:ptCount val="5"/>
+                <c:pt idx="0">
+                  <c:v>10000</c:v>
+                </c:pt>
+                <c:pt idx="1">
+                  <c:v>1000</c:v>
+                </c:pt>
+                <c:pt idx="2" formatCode="General">
+                  <c:v>100</c:v>
+                </c:pt>
+                <c:pt idx="3" formatCode="General">
+                  <c:v>10</c:v>
+                </c:pt>
+                <c:pt idx="4" formatCode="General">
+                  <c:v>1</c:v>
+                </c:pt>
+              </c:numCache>
+            </c:numRef>
+          </c:cat>
+          <c:val>
+            <c:numRef>
+              <c:f>Sheet1!$B$2:$F$2</c:f>
+              <c:numCache>
+                <c:formatCode>#,##0</c:formatCode>
+                <c:ptCount val="5"/>
+                <c:pt idx="0">
+                  <c:v>170500</c:v>
+                </c:pt>
+                <c:pt idx="1">
+                  <c:v>18900</c:v>
+                </c:pt>
+                <c:pt idx="2">
+                  <c:v>8100</c:v>
+                </c:pt>
+                <c:pt idx="3">
+                  <c:v>2700</c:v>
+                </c:pt>
+                <c:pt idx="4">
+                  <c:v>1500</c:v>
+                </c:pt>
+              </c:numCache>
+            </c:numRef>
+          </c:val>
+          <c:extLst>
+            <c:ext xmlns:c16="http://schemas.microsoft.com/office/drawing/2014/chart" uri="{C3380CC4-5D6E-409C-BE32-E72D297353CC}">
+              <c16:uniqueId val="{00000000-0DA1-402C-BE5C-0325954A6047}"/>
+            </c:ext>
+          </c:extLst>
+        </c:ser>
+        <c:dLbls>
+          <c:showLegendKey val="0"/>
+          <c:showVal val="0"/>
+          <c:showCatName val="0"/>
+          <c:showSerName val="0"/>
+          <c:showPercent val="0"/>
+          <c:showBubbleSize val="0"/>
+        </c:dLbls>
+        <c:axId val="828625503"/>
+        <c:axId val="1031377055"/>
+      </c:areaChart>
+      <c:catAx>
+        <c:axId val="828625503"/>
+        <c:scaling>
+          <c:orientation val="minMax"/>
+        </c:scaling>
+        <c:delete val="0"/>
+        <c:axPos val="b"/>
+        <c:title>
+          <c:tx>
+            <c:rich>
+              <a:bodyPr rot="0" spcFirstLastPara="1" vertOverflow="ellipsis" vert="horz" wrap="square" anchor="ctr" anchorCtr="1"/>
+              <a:lstStyle/>
+              <a:p>
+                <a:pPr>
+                  <a:defRPr sz="1000" b="0" i="0" u="none" strike="noStrike" kern="1200" baseline="0">
+                    <a:solidFill>
+                      <a:schemeClr val="tx1">
+                        <a:lumMod val="65000"/>
+                        <a:lumOff val="35000"/>
+                      </a:schemeClr>
+                    </a:solidFill>
+                    <a:latin typeface="+mn-lt"/>
+                    <a:ea typeface="+mn-ea"/>
+                    <a:cs typeface="+mn-cs"/>
+                  </a:defRPr>
+                </a:pPr>
+                <a:r>
+                  <a:rPr lang="en-US"/>
+                  <a:t>Vector</a:t>
+                </a:r>
+                <a:r>
+                  <a:rPr lang="en-US" baseline="0"/>
+                  <a:t> Size</a:t>
+                </a:r>
+                <a:endParaRPr lang="en-US"/>
+              </a:p>
+            </c:rich>
+          </c:tx>
+          <c:overlay val="0"/>
+          <c:spPr>
+            <a:noFill/>
+            <a:ln>
+              <a:noFill/>
+            </a:ln>
+            <a:effectLst/>
+          </c:spPr>
+          <c:txPr>
+            <a:bodyPr rot="0" spcFirstLastPara="1" vertOverflow="ellipsis" vert="horz" wrap="square" anchor="ctr" anchorCtr="1"/>
+            <a:lstStyle/>
+            <a:p>
+              <a:pPr>
+                <a:defRPr sz="1000" b="0" i="0" u="none" strike="noStrike" kern="1200" baseline="0">
+                  <a:solidFill>
+                    <a:schemeClr val="tx1">
+                      <a:lumMod val="65000"/>
+                      <a:lumOff val="35000"/>
+                    </a:schemeClr>
+                  </a:solidFill>
+                  <a:latin typeface="+mn-lt"/>
+                  <a:ea typeface="+mn-ea"/>
+                  <a:cs typeface="+mn-cs"/>
+                </a:defRPr>
+              </a:pPr>
+              <a:endParaRPr lang="en-US"/>
+            </a:p>
+          </c:txPr>
+        </c:title>
+        <c:numFmt formatCode="#,##0" sourceLinked="1"/>
+        <c:majorTickMark val="out"/>
+        <c:minorTickMark val="none"/>
+        <c:tickLblPos val="nextTo"/>
+        <c:spPr>
+          <a:noFill/>
+          <a:ln w="9525" cap="flat" cmpd="sng" algn="ctr">
+            <a:solidFill>
+              <a:schemeClr val="tx1">
+                <a:lumMod val="15000"/>
+                <a:lumOff val="85000"/>
+              </a:schemeClr>
+            </a:solidFill>
+            <a:round/>
+          </a:ln>
+          <a:effectLst/>
+        </c:spPr>
+        <c:txPr>
+          <a:bodyPr rot="-60000000" spcFirstLastPara="1" vertOverflow="ellipsis" vert="horz" wrap="square" anchor="ctr" anchorCtr="1"/>
+          <a:lstStyle/>
+          <a:p>
+            <a:pPr>
+              <a:defRPr sz="900" b="0" i="0" u="none" strike="noStrike" kern="1200" baseline="0">
+                <a:solidFill>
+                  <a:schemeClr val="tx1">
+                    <a:lumMod val="65000"/>
+                    <a:lumOff val="35000"/>
+                  </a:schemeClr>
+                </a:solidFill>
+                <a:latin typeface="+mn-lt"/>
+                <a:ea typeface="+mn-ea"/>
+                <a:cs typeface="+mn-cs"/>
+              </a:defRPr>
+            </a:pPr>
+            <a:endParaRPr lang="en-US"/>
+          </a:p>
+        </c:txPr>
+        <c:crossAx val="1031377055"/>
+        <c:crosses val="autoZero"/>
+        <c:auto val="1"/>
+        <c:lblAlgn val="ctr"/>
+        <c:lblOffset val="100"/>
+        <c:noMultiLvlLbl val="0"/>
+      </c:catAx>
+      <c:valAx>
+        <c:axId val="1031377055"/>
+        <c:scaling>
+          <c:orientation val="minMax"/>
+        </c:scaling>
+        <c:delete val="0"/>
+        <c:axPos val="l"/>
+        <c:majorGridlines>
+          <c:spPr>
+            <a:ln w="9525" cap="flat" cmpd="sng" algn="ctr">
+              <a:solidFill>
+                <a:schemeClr val="tx1">
+                  <a:lumMod val="15000"/>
+                  <a:lumOff val="85000"/>
+                </a:schemeClr>
+              </a:solidFill>
+              <a:round/>
+            </a:ln>
+            <a:effectLst/>
+          </c:spPr>
+        </c:majorGridlines>
+        <c:title>
+          <c:tx>
+            <c:rich>
+              <a:bodyPr rot="-5400000" spcFirstLastPara="1" vertOverflow="ellipsis" vert="horz" wrap="square" anchor="ctr" anchorCtr="1"/>
+              <a:lstStyle/>
+              <a:p>
+                <a:pPr>
+                  <a:defRPr sz="1000" b="0" i="0" u="none" strike="noStrike" kern="1200" baseline="0">
+                    <a:solidFill>
+                      <a:schemeClr val="tx1">
+                        <a:lumMod val="65000"/>
+                        <a:lumOff val="35000"/>
+                      </a:schemeClr>
+                    </a:solidFill>
+                    <a:latin typeface="+mn-lt"/>
+                    <a:ea typeface="+mn-ea"/>
+                    <a:cs typeface="+mn-cs"/>
+                  </a:defRPr>
+                </a:pPr>
+                <a:r>
+                  <a:rPr lang="en-US"/>
+                  <a:t>Time</a:t>
+                </a:r>
+                <a:r>
+                  <a:rPr lang="en-US" baseline="0"/>
+                  <a:t> in Microseconds</a:t>
+                </a:r>
+                <a:endParaRPr lang="en-US"/>
+              </a:p>
+            </c:rich>
+          </c:tx>
+          <c:overlay val="0"/>
+          <c:spPr>
+            <a:noFill/>
+            <a:ln>
+              <a:noFill/>
+            </a:ln>
+            <a:effectLst/>
+          </c:spPr>
+          <c:txPr>
+            <a:bodyPr rot="-5400000" spcFirstLastPara="1" vertOverflow="ellipsis" vert="horz" wrap="square" anchor="ctr" anchorCtr="1"/>
+            <a:lstStyle/>
+            <a:p>
+              <a:pPr>
+                <a:defRPr sz="1000" b="0" i="0" u="none" strike="noStrike" kern="1200" baseline="0">
+                  <a:solidFill>
+                    <a:schemeClr val="tx1">
+                      <a:lumMod val="65000"/>
+                      <a:lumOff val="35000"/>
+                    </a:schemeClr>
+                  </a:solidFill>
+                  <a:latin typeface="+mn-lt"/>
+                  <a:ea typeface="+mn-ea"/>
+                  <a:cs typeface="+mn-cs"/>
+                </a:defRPr>
+              </a:pPr>
+              <a:endParaRPr lang="en-US"/>
+            </a:p>
+          </c:txPr>
+        </c:title>
+        <c:numFmt formatCode="#,##0" sourceLinked="1"/>
+        <c:majorTickMark val="none"/>
+        <c:minorTickMark val="none"/>
+        <c:tickLblPos val="nextTo"/>
+        <c:spPr>
+          <a:noFill/>
+          <a:ln>
+            <a:noFill/>
+          </a:ln>
+          <a:effectLst/>
+        </c:spPr>
+        <c:txPr>
+          <a:bodyPr rot="-60000000" spcFirstLastPara="1" vertOverflow="ellipsis" vert="horz" wrap="square" anchor="ctr" anchorCtr="1"/>
+          <a:lstStyle/>
+          <a:p>
+            <a:pPr>
+              <a:defRPr sz="900" b="0" i="0" u="none" strike="noStrike" kern="1200" baseline="0">
+                <a:solidFill>
+                  <a:schemeClr val="tx1">
+                    <a:lumMod val="65000"/>
+                    <a:lumOff val="35000"/>
+                  </a:schemeClr>
+                </a:solidFill>
+                <a:latin typeface="+mn-lt"/>
+                <a:ea typeface="+mn-ea"/>
+                <a:cs typeface="+mn-cs"/>
+              </a:defRPr>
+            </a:pPr>
+            <a:endParaRPr lang="en-US"/>
+          </a:p>
+        </c:txPr>
+        <c:crossAx val="828625503"/>
+        <c:crosses val="autoZero"/>
+        <c:crossBetween val="midCat"/>
+      </c:valAx>
+      <c:spPr>
+        <a:noFill/>
+        <a:ln>
+          <a:noFill/>
+        </a:ln>
+        <a:effectLst/>
+      </c:spPr>
+    </c:plotArea>
+    <c:plotVisOnly val="1"/>
+    <c:dispBlanksAs val="zero"/>
+    <c:extLst>
+      <c:ext xmlns:c16r3="http://schemas.microsoft.com/office/drawing/2017/03/chart" uri="{56B9EC1D-385E-4148-901F-78D8002777C0}">
+        <c16r3:dataDisplayOptions16>
+          <c16r3:dispNaAsBlank val="1"/>
+        </c16r3:dataDisplayOptions16>
+      </c:ext>
+    </c:extLst>
+    <c:showDLblsOverMax val="0"/>
+  </c:chart>
+  <c:spPr>
+    <a:solidFill>
+      <a:schemeClr val="bg1"/>
+    </a:solidFill>
+    <a:ln w="9525" cap="flat" cmpd="sng" algn="ctr">
+      <a:solidFill>
+        <a:schemeClr val="tx1">
+          <a:lumMod val="15000"/>
+          <a:lumOff val="85000"/>
+        </a:schemeClr>
+      </a:solidFill>
+      <a:round/>
+    </a:ln>
+    <a:effectLst/>
+  </c:spPr>
+  <c:txPr>
+    <a:bodyPr/>
+    <a:lstStyle/>
+    <a:p>
+      <a:pPr>
+        <a:defRPr/>
+      </a:pPr>
+      <a:endParaRPr lang="en-US"/>
+    </a:p>
+  </c:txPr>
+  <c:externalData r:id="rId3">
+    <c:autoUpdate val="0"/>
+  </c:externalData>
+</c:chartSpace>
+</file>
+
+<file path=word/charts/colors1.xml><?xml version="1.0" encoding="utf-8"?>
+<cs:colorStyle xmlns:cs="http://schemas.microsoft.com/office/drawing/2012/chartStyle" xmlns:a="http://schemas.openxmlformats.org/drawingml/2006/main" meth="cycle" id="10">
+  <a:schemeClr val="accent1"/>
+  <a:schemeClr val="accent2"/>
+  <a:schemeClr val="accent3"/>
+  <a:schemeClr val="accent4"/>
+  <a:schemeClr val="accent5"/>
+  <a:schemeClr val="accent6"/>
+  <cs:variation/>
+  <cs:variation>
+    <a:lumMod val="60000"/>
+  </cs:variation>
+  <cs:variation>
+    <a:lumMod val="80000"/>
+    <a:lumOff val="20000"/>
+  </cs:variation>
+  <cs:variation>
+    <a:lumMod val="80000"/>
+  </cs:variation>
+  <cs:variation>
+    <a:lumMod val="60000"/>
+    <a:lumOff val="40000"/>
+  </cs:variation>
+  <cs:variation>
+    <a:lumMod val="50000"/>
+  </cs:variation>
+  <cs:variation>
+    <a:lumMod val="70000"/>
+    <a:lumOff val="30000"/>
+  </cs:variation>
+  <cs:variation>
+    <a:lumMod val="70000"/>
+  </cs:variation>
+  <cs:variation>
+    <a:lumMod val="50000"/>
+    <a:lumOff val="50000"/>
+  </cs:variation>
+</cs:colorStyle>
+</file>
+
+<file path=word/charts/colors2.xml><?xml version="1.0" encoding="utf-8"?>
+<cs:colorStyle xmlns:cs="http://schemas.microsoft.com/office/drawing/2012/chartStyle" xmlns:a="http://schemas.openxmlformats.org/drawingml/2006/main" meth="cycle" id="10">
+  <a:schemeClr val="accent1"/>
+  <a:schemeClr val="accent2"/>
+  <a:schemeClr val="accent3"/>
+  <a:schemeClr val="accent4"/>
+  <a:schemeClr val="accent5"/>
+  <a:schemeClr val="accent6"/>
+  <cs:variation/>
+  <cs:variation>
+    <a:lumMod val="60000"/>
+  </cs:variation>
+  <cs:variation>
+    <a:lumMod val="80000"/>
+    <a:lumOff val="20000"/>
+  </cs:variation>
+  <cs:variation>
+    <a:lumMod val="80000"/>
+  </cs:variation>
+  <cs:variation>
+    <a:lumMod val="60000"/>
+    <a:lumOff val="40000"/>
+  </cs:variation>
+  <cs:variation>
+    <a:lumMod val="50000"/>
+  </cs:variation>
+  <cs:variation>
+    <a:lumMod val="70000"/>
+    <a:lumOff val="30000"/>
+  </cs:variation>
+  <cs:variation>
+    <a:lumMod val="70000"/>
+  </cs:variation>
+  <cs:variation>
+    <a:lumMod val="50000"/>
+    <a:lumOff val="50000"/>
+  </cs:variation>
+</cs:colorStyle>
+</file>
+
+<file path=word/charts/style1.xml><?xml version="1.0" encoding="utf-8"?>
+<cs:chartStyle xmlns:cs="http://schemas.microsoft.com/office/drawing/2012/chartStyle" xmlns:a="http://schemas.openxmlformats.org/drawingml/2006/main" id="284">
+  <cs:axisTitle>
+    <cs:lnRef idx="0"/>
+    <cs:fillRef idx="0"/>
+    <cs:effectRef idx="0"/>
+    <cs:fontRef idx="minor">
+      <a:schemeClr val="tx1">
+        <a:lumMod val="65000"/>
+        <a:lumOff val="35000"/>
+      </a:schemeClr>
+    </cs:fontRef>
+    <cs:defRPr sz="900" kern="1200" cap="all"/>
+  </cs:axisTitle>
+  <cs:categoryAxis>
+    <cs:lnRef idx="0"/>
+    <cs:fillRef idx="0"/>
+    <cs:effectRef idx="0"/>
+    <cs:fontRef idx="minor">
+      <a:schemeClr val="tx1">
+        <a:lumMod val="65000"/>
+        <a:lumOff val="35000"/>
+      </a:schemeClr>
+    </cs:fontRef>
+    <cs:spPr>
+      <a:ln w="9525" cap="flat" cmpd="sng" algn="ctr">
+        <a:solidFill>
+          <a:schemeClr val="tx1">
+            <a:lumMod val="15000"/>
+            <a:lumOff val="85000"/>
+          </a:schemeClr>
+        </a:solidFill>
+        <a:round/>
+      </a:ln>
+    </cs:spPr>
+    <cs:defRPr sz="900" kern="1200" cap="none" spc="20" normalizeH="0" baseline="0"/>
+  </cs:categoryAxis>
+  <cs:chartArea mods="allowNoFillOverride allowNoLineOverride">
+    <cs:lnRef idx="0"/>
+    <cs:fillRef idx="0"/>
+    <cs:effectRef idx="0"/>
+    <cs:fontRef idx="minor">
+      <a:schemeClr val="dk1"/>
+    </cs:fontRef>
+    <cs:spPr>
+      <a:solidFill>
+        <a:schemeClr val="lt1"/>
+      </a:solidFill>
+      <a:ln w="9525" cap="flat" cmpd="sng" algn="ctr">
+        <a:solidFill>
+          <a:schemeClr val="tx1">
+            <a:lumMod val="15000"/>
+            <a:lumOff val="85000"/>
+          </a:schemeClr>
+        </a:solidFill>
+        <a:round/>
+      </a:ln>
+    </cs:spPr>
+    <cs:defRPr sz="900" kern="1200"/>
+  </cs:chartArea>
+  <cs:dataLabel>
+    <cs:lnRef idx="0"/>
+    <cs:fillRef idx="0"/>
+    <cs:effectRef idx="0"/>
+    <cs:fontRef idx="minor">
+      <cs:styleClr val="auto">
+        <a:lumMod val="50000"/>
+      </cs:styleClr>
+    </cs:fontRef>
+    <cs:defRPr sz="1000" b="1" kern="1200"/>
+  </cs:dataLabel>
+  <cs:dataLabelCallout>
+    <cs:lnRef idx="0"/>
+    <cs:fillRef idx="0"/>
+    <cs:effectRef idx="0"/>
+    <cs:fontRef idx="minor">
+      <a:schemeClr val="dk1">
+        <a:lumMod val="65000"/>
+        <a:lumOff val="35000"/>
+      </a:schemeClr>
+    </cs:fontRef>
+    <cs:spPr>
+      <a:solidFill>
+        <a:schemeClr val="lt1"/>
+      </a:solidFill>
+      <a:ln>
+        <a:solidFill>
+          <a:schemeClr val="dk1">
+            <a:lumMod val="25000"/>
+            <a:lumOff val="75000"/>
+          </a:schemeClr>
+        </a:solidFill>
+      </a:ln>
+    </cs:spPr>
+    <cs:defRPr sz="900" kern="1200"/>
+    <cs:bodyPr rot="0" spcFirstLastPara="1" vertOverflow="clip" horzOverflow="clip" vert="horz" wrap="square" lIns="36576" tIns="18288" rIns="36576" bIns="18288" anchor="ctr" anchorCtr="1">
+      <a:spAutoFit/>
+    </cs:bodyPr>
+  </cs:dataLabelCallout>
+  <cs:dataPoint>
+    <cs:lnRef idx="0"/>
+    <cs:fillRef idx="0">
+      <cs:styleClr val="auto"/>
+    </cs:fillRef>
+    <cs:effectRef idx="0">
+      <cs:styleClr val="auto"/>
+    </cs:effectRef>
+    <cs:fontRef idx="minor">
+      <a:schemeClr val="tx1"/>
+    </cs:fontRef>
+    <cs:spPr>
+      <a:solidFill>
+        <a:schemeClr val="phClr">
+          <a:alpha val="74000"/>
+        </a:schemeClr>
+      </a:solidFill>
+      <a:effectLst>
+        <a:innerShdw blurRad="114300">
+          <a:schemeClr val="phClr">
+            <a:lumMod val="75000"/>
+          </a:schemeClr>
+        </a:innerShdw>
+      </a:effectLst>
+    </cs:spPr>
+  </cs:dataPoint>
+  <cs:dataPoint3D>
+    <cs:lnRef idx="0"/>
+    <cs:fillRef idx="0">
+      <cs:styleClr val="auto"/>
+    </cs:fillRef>
+    <cs:effectRef idx="0">
+      <cs:styleClr val="auto"/>
+    </cs:effectRef>
+    <cs:fontRef idx="minor">
+      <a:schemeClr val="tx1"/>
+    </cs:fontRef>
+    <cs:spPr>
+      <a:solidFill>
+        <a:schemeClr val="phClr">
+          <a:alpha val="74000"/>
+        </a:schemeClr>
+      </a:solidFill>
+      <a:effectLst>
+        <a:innerShdw blurRad="114300">
+          <a:schemeClr val="phClr">
+            <a:lumMod val="75000"/>
+          </a:schemeClr>
+        </a:innerShdw>
+      </a:effectLst>
+    </cs:spPr>
+  </cs:dataPoint3D>
+  <cs:dataPointLine>
+    <cs:lnRef idx="0">
+      <cs:styleClr val="auto"/>
+    </cs:lnRef>
+    <cs:fillRef idx="0"/>
+    <cs:effectRef idx="0"/>
+    <cs:fontRef idx="minor">
+      <a:schemeClr val="dk1"/>
+    </cs:fontRef>
+    <cs:spPr>
+      <a:ln w="28575" cap="rnd">
+        <a:solidFill>
+          <a:schemeClr val="phClr">
+            <a:alpha val="70000"/>
+          </a:schemeClr>
+        </a:solidFill>
+        <a:round/>
+      </a:ln>
+    </cs:spPr>
+  </cs:dataPointLine>
+  <cs:dataPointMarker>
+    <cs:lnRef idx="0"/>
+    <cs:fillRef idx="0">
+      <cs:styleClr val="auto"/>
+    </cs:fillRef>
+    <cs:effectRef idx="0"/>
+    <cs:fontRef idx="minor">
+      <a:schemeClr val="dk1"/>
+    </cs:fontRef>
+    <cs:spPr>
+      <a:solidFill>
+        <a:schemeClr val="phClr">
+          <a:alpha val="70000"/>
+        </a:schemeClr>
+      </a:solidFill>
+    </cs:spPr>
+  </cs:dataPointMarker>
+  <cs:dataPointMarkerLayout symbol="circle" size="6"/>
+  <cs:dataPointWireframe>
+    <cs:lnRef idx="0">
+      <cs:styleClr val="auto"/>
+    </cs:lnRef>
+    <cs:fillRef idx="0"/>
+    <cs:effectRef idx="0"/>
+    <cs:fontRef idx="minor">
+      <a:schemeClr val="dk1"/>
+    </cs:fontRef>
+    <cs:spPr>
+      <a:ln w="9525" cap="rnd">
+        <a:solidFill>
+          <a:schemeClr val="phClr"/>
+        </a:solidFill>
+        <a:round/>
+      </a:ln>
+    </cs:spPr>
+  </cs:dataPointWireframe>
+  <cs:dataTable>
+    <cs:lnRef idx="0"/>
+    <cs:fillRef idx="0"/>
+    <cs:effectRef idx="0"/>
+    <cs:fontRef idx="minor">
+      <a:schemeClr val="tx1">
+        <a:lumMod val="65000"/>
+        <a:lumOff val="35000"/>
+      </a:schemeClr>
+    </cs:fontRef>
+    <cs:spPr>
+      <a:ln w="9525">
+        <a:solidFill>
+          <a:schemeClr val="tx1">
+            <a:lumMod val="15000"/>
+            <a:lumOff val="85000"/>
+          </a:schemeClr>
+        </a:solidFill>
+      </a:ln>
+    </cs:spPr>
+    <cs:defRPr sz="900" kern="1200"/>
+  </cs:dataTable>
+  <cs:downBar>
+    <cs:lnRef idx="0"/>
+    <cs:fillRef idx="0"/>
+    <cs:effectRef idx="0"/>
+    <cs:fontRef idx="minor">
+      <a:schemeClr val="dk1"/>
+    </cs:fontRef>
+    <cs:spPr>
+      <a:solidFill>
+        <a:schemeClr val="dk1">
+          <a:lumMod val="75000"/>
+          <a:lumOff val="25000"/>
+        </a:schemeClr>
+      </a:solidFill>
+      <a:ln w="9525">
+        <a:solidFill>
+          <a:schemeClr val="tx1">
+            <a:lumMod val="65000"/>
+            <a:lumOff val="35000"/>
+          </a:schemeClr>
+        </a:solidFill>
+      </a:ln>
+    </cs:spPr>
+  </cs:downBar>
+  <cs:dropLine>
+    <cs:lnRef idx="0"/>
+    <cs:fillRef idx="0"/>
+    <cs:effectRef idx="0"/>
+    <cs:fontRef idx="minor">
+      <a:schemeClr val="dk1"/>
+    </cs:fontRef>
+    <cs:spPr>
+      <a:ln w="9525">
+        <a:solidFill>
+          <a:schemeClr val="tx1">
+            <a:lumMod val="35000"/>
+            <a:lumOff val="65000"/>
+          </a:schemeClr>
+        </a:solidFill>
+        <a:round/>
+      </a:ln>
+    </cs:spPr>
+  </cs:dropLine>
+  <cs:errorBar>
+    <cs:lnRef idx="0"/>
+    <cs:fillRef idx="0"/>
+    <cs:effectRef idx="0"/>
+    <cs:fontRef idx="minor">
+      <a:schemeClr val="dk1"/>
+    </cs:fontRef>
+    <cs:spPr>
+      <a:ln w="9525">
+        <a:solidFill>
+          <a:schemeClr val="tx1">
+            <a:lumMod val="65000"/>
+            <a:lumOff val="35000"/>
+          </a:schemeClr>
+        </a:solidFill>
+        <a:round/>
+      </a:ln>
+    </cs:spPr>
+  </cs:errorBar>
+  <cs:floor>
+    <cs:lnRef idx="0"/>
+    <cs:fillRef idx="0"/>
+    <cs:effectRef idx="0"/>
+    <cs:fontRef idx="minor">
+      <a:schemeClr val="dk1"/>
+    </cs:fontRef>
+  </cs:floor>
+  <cs:gridlineMajor>
+    <cs:lnRef idx="0"/>
+    <cs:fillRef idx="0"/>
+    <cs:effectRef idx="0"/>
+    <cs:fontRef idx="minor">
+      <a:schemeClr val="dk1"/>
+    </cs:fontRef>
+    <cs:spPr>
+      <a:ln w="9525" cap="flat" cmpd="sng" algn="ctr">
+        <a:solidFill>
+          <a:schemeClr val="tx1">
+            <a:lumMod val="5000"/>
+            <a:lumOff val="95000"/>
+          </a:schemeClr>
+        </a:solidFill>
+        <a:round/>
+      </a:ln>
+    </cs:spPr>
+  </cs:gridlineMajor>
+  <cs:gridlineMinor>
+    <cs:lnRef idx="0"/>
+    <cs:fillRef idx="0"/>
+    <cs:effectRef idx="0"/>
+    <cs:fontRef idx="minor">
+      <a:schemeClr val="dk1"/>
+    </cs:fontRef>
+    <cs:spPr>
+      <a:ln>
+        <a:solidFill>
+          <a:schemeClr val="tx1">
+            <a:lumMod val="5000"/>
+            <a:lumOff val="95000"/>
+          </a:schemeClr>
+        </a:solidFill>
+      </a:ln>
+    </cs:spPr>
+  </cs:gridlineMinor>
+  <cs:hiLoLine>
+    <cs:lnRef idx="0"/>
+    <cs:fillRef idx="0"/>
+    <cs:effectRef idx="0"/>
+    <cs:fontRef idx="minor">
+      <a:schemeClr val="dk1"/>
+    </cs:fontRef>
+    <cs:spPr>
+      <a:ln w="9525">
+        <a:solidFill>
+          <a:schemeClr val="tx1">
+            <a:lumMod val="35000"/>
+            <a:lumOff val="65000"/>
+          </a:schemeClr>
+        </a:solidFill>
+        <a:round/>
+      </a:ln>
+    </cs:spPr>
+  </cs:hiLoLine>
+  <cs:leaderLine>
+    <cs:lnRef idx="0"/>
+    <cs:fillRef idx="0"/>
+    <cs:effectRef idx="0"/>
+    <cs:fontRef idx="minor">
+      <a:schemeClr val="dk1"/>
+    </cs:fontRef>
+    <cs:spPr>
+      <a:ln w="9525">
+        <a:solidFill>
+          <a:schemeClr val="tx1">
+            <a:lumMod val="35000"/>
+            <a:lumOff val="65000"/>
+          </a:schemeClr>
+        </a:solidFill>
+      </a:ln>
+    </cs:spPr>
+  </cs:leaderLine>
+  <cs:legend>
+    <cs:lnRef idx="0"/>
+    <cs:fillRef idx="0"/>
+    <cs:effectRef idx="0"/>
+    <cs:fontRef idx="minor">
+      <a:schemeClr val="tx1">
+        <a:lumMod val="65000"/>
+        <a:lumOff val="35000"/>
+      </a:schemeClr>
+    </cs:fontRef>
+    <cs:defRPr sz="900" kern="1200"/>
+  </cs:legend>
+  <cs:plotArea mods="allowNoFillOverride allowNoLineOverride">
+    <cs:lnRef idx="0"/>
+    <cs:fillRef idx="0"/>
+    <cs:effectRef idx="0"/>
+    <cs:fontRef idx="minor">
+      <a:schemeClr val="dk1"/>
+    </cs:fontRef>
+  </cs:plotArea>
+  <cs:plotArea3D mods="allowNoFillOverride allowNoLineOverride">
+    <cs:lnRef idx="0"/>
+    <cs:fillRef idx="0"/>
+    <cs:effectRef idx="0"/>
+    <cs:fontRef idx="minor">
+      <a:schemeClr val="dk1"/>
+    </cs:fontRef>
+  </cs:plotArea3D>
+  <cs:seriesAxis>
+    <cs:lnRef idx="0"/>
+    <cs:fillRef idx="0"/>
+    <cs:effectRef idx="0"/>
+    <cs:fontRef idx="minor">
+      <a:schemeClr val="tx1">
+        <a:lumMod val="65000"/>
+        <a:lumOff val="35000"/>
+      </a:schemeClr>
+    </cs:fontRef>
+    <cs:defRPr sz="900" kern="1200"/>
+  </cs:seriesAxis>
+  <cs:seriesLine>
+    <cs:lnRef idx="0"/>
+    <cs:fillRef idx="0"/>
+    <cs:effectRef idx="0"/>
+    <cs:fontRef idx="minor">
+      <a:schemeClr val="dk1"/>
+    </cs:fontRef>
+    <cs:spPr>
+      <a:ln w="9525">
+        <a:solidFill>
+          <a:schemeClr val="tx1">
+            <a:lumMod val="35000"/>
+            <a:lumOff val="65000"/>
+          </a:schemeClr>
+        </a:solidFill>
+        <a:round/>
+      </a:ln>
+    </cs:spPr>
+  </cs:seriesLine>
+  <cs:title>
+    <cs:lnRef idx="0"/>
+    <cs:fillRef idx="0"/>
+    <cs:effectRef idx="0"/>
+    <cs:fontRef idx="minor">
+      <a:schemeClr val="tx1">
+        <a:lumMod val="65000"/>
+        <a:lumOff val="35000"/>
+      </a:schemeClr>
+    </cs:fontRef>
+    <cs:defRPr sz="1800" b="1" kern="1200" cap="all" spc="50" baseline="0"/>
+  </cs:title>
+  <cs:trendline>
+    <cs:lnRef idx="0">
+      <cs:styleClr val="auto"/>
+    </cs:lnRef>
+    <cs:fillRef idx="0"/>
+    <cs:effectRef idx="0"/>
+    <cs:fontRef idx="minor">
+      <a:schemeClr val="dk1"/>
+    </cs:fontRef>
+    <cs:spPr>
+      <a:ln w="15875" cap="rnd">
+        <a:solidFill>
+          <a:schemeClr val="phClr"/>
+        </a:solidFill>
+      </a:ln>
+    </cs:spPr>
+  </cs:trendline>
+  <cs:trendlineLabel>
+    <cs:lnRef idx="0"/>
+    <cs:fillRef idx="0"/>
+    <cs:effectRef idx="0"/>
+    <cs:fontRef idx="minor">
+      <a:schemeClr val="tx1">
+        <a:lumMod val="65000"/>
+        <a:lumOff val="35000"/>
+      </a:schemeClr>
+    </cs:fontRef>
+    <cs:defRPr sz="900" kern="1200"/>
+  </cs:trendlineLabel>
+  <cs:upBar>
+    <cs:lnRef idx="0"/>
+    <cs:fillRef idx="0"/>
+    <cs:effectRef idx="0"/>
+    <cs:fontRef idx="minor">
+      <a:schemeClr val="dk1"/>
+    </cs:fontRef>
+    <cs:spPr>
+      <a:solidFill>
+        <a:schemeClr val="lt1"/>
+      </a:solidFill>
+      <a:ln w="9525">
+        <a:solidFill>
+          <a:schemeClr val="tx1">
+            <a:lumMod val="65000"/>
+            <a:lumOff val="35000"/>
+          </a:schemeClr>
+        </a:solidFill>
+      </a:ln>
+    </cs:spPr>
+  </cs:upBar>
+  <cs:valueAxis>
+    <cs:lnRef idx="0"/>
+    <cs:fillRef idx="0"/>
+    <cs:effectRef idx="0"/>
+    <cs:fontRef idx="minor">
+      <a:schemeClr val="tx1">
+        <a:lumMod val="65000"/>
+        <a:lumOff val="35000"/>
+      </a:schemeClr>
+    </cs:fontRef>
+    <cs:defRPr sz="900" kern="1200" spc="20" baseline="0"/>
+  </cs:valueAxis>
+  <cs:wall>
+    <cs:lnRef idx="0"/>
+    <cs:fillRef idx="0"/>
+    <cs:effectRef idx="0"/>
+    <cs:fontRef idx="minor">
+      <a:schemeClr val="dk1"/>
+    </cs:fontRef>
+  </cs:wall>
+</cs:chartStyle>
+</file>
+
+<file path=word/charts/style2.xml><?xml version="1.0" encoding="utf-8"?>
+<cs:chartStyle xmlns:cs="http://schemas.microsoft.com/office/drawing/2012/chartStyle" xmlns:a="http://schemas.openxmlformats.org/drawingml/2006/main" id="276">
+  <cs:axisTitle>
+    <cs:lnRef idx="0"/>
+    <cs:fillRef idx="0"/>
+    <cs:effectRef idx="0"/>
+    <cs:fontRef idx="minor">
+      <a:schemeClr val="tx1">
+        <a:lumMod val="65000"/>
+        <a:lumOff val="35000"/>
+      </a:schemeClr>
+    </cs:fontRef>
+    <cs:defRPr sz="1000" kern="1200"/>
+  </cs:axisTitle>
+  <cs:categoryAxis>
+    <cs:lnRef idx="0"/>
+    <cs:fillRef idx="0"/>
+    <cs:effectRef idx="0"/>
+    <cs:fontRef idx="minor">
+      <a:schemeClr val="tx1">
+        <a:lumMod val="65000"/>
+        <a:lumOff val="35000"/>
+      </a:schemeClr>
+    </cs:fontRef>
+    <cs:spPr>
+      <a:ln w="9525" cap="flat" cmpd="sng" algn="ctr">
+        <a:solidFill>
+          <a:schemeClr val="tx1">
+            <a:lumMod val="15000"/>
+            <a:lumOff val="85000"/>
+          </a:schemeClr>
+        </a:solidFill>
+        <a:round/>
+      </a:ln>
+    </cs:spPr>
+    <cs:defRPr sz="900" kern="1200"/>
+  </cs:categoryAxis>
+  <cs:chartArea mods="allowNoFillOverride allowNoLineOverride">
+    <cs:lnRef idx="0"/>
+    <cs:fillRef idx="0"/>
+    <cs:effectRef idx="0"/>
+    <cs:fontRef idx="minor">
+      <a:schemeClr val="tx1"/>
+    </cs:fontRef>
+    <cs:spPr>
+      <a:solidFill>
+        <a:schemeClr val="bg1"/>
+      </a:solidFill>
+      <a:ln w="9525" cap="flat" cmpd="sng" algn="ctr">
+        <a:solidFill>
+          <a:schemeClr val="tx1">
+            <a:lumMod val="15000"/>
+            <a:lumOff val="85000"/>
+          </a:schemeClr>
+        </a:solidFill>
+        <a:round/>
+      </a:ln>
+    </cs:spPr>
+    <cs:defRPr sz="1000" kern="1200"/>
+  </cs:chartArea>
+  <cs:dataLabel>
+    <cs:lnRef idx="0"/>
+    <cs:fillRef idx="0"/>
+    <cs:effectRef idx="0"/>
+    <cs:fontRef idx="minor">
+      <a:schemeClr val="tx1">
+        <a:lumMod val="75000"/>
+        <a:lumOff val="25000"/>
+      </a:schemeClr>
+    </cs:fontRef>
+    <cs:defRPr sz="900" kern="1200"/>
+  </cs:dataLabel>
+  <cs:dataLabelCallout>
+    <cs:lnRef idx="0"/>
+    <cs:fillRef idx="0"/>
+    <cs:effectRef idx="0"/>
+    <cs:fontRef idx="minor">
+      <a:schemeClr val="dk1">
+        <a:lumMod val="65000"/>
+        <a:lumOff val="35000"/>
+      </a:schemeClr>
+    </cs:fontRef>
+    <cs:spPr>
+      <a:solidFill>
+        <a:schemeClr val="lt1"/>
+      </a:solidFill>
+      <a:ln>
+        <a:solidFill>
+          <a:schemeClr val="dk1">
+            <a:lumMod val="25000"/>
+            <a:lumOff val="75000"/>
+          </a:schemeClr>
+        </a:solidFill>
+      </a:ln>
+    </cs:spPr>
+    <cs:defRPr sz="900" kern="1200"/>
+    <cs:bodyPr rot="0" spcFirstLastPara="1" vertOverflow="clip" horzOverflow="clip" vert="horz" wrap="square" lIns="36576" tIns="18288" rIns="36576" bIns="18288" anchor="ctr" anchorCtr="1">
+      <a:spAutoFit/>
+    </cs:bodyPr>
+  </cs:dataLabelCallout>
+  <cs:dataPoint>
+    <cs:lnRef idx="0"/>
+    <cs:fillRef idx="1">
+      <cs:styleClr val="auto"/>
+    </cs:fillRef>
+    <cs:effectRef idx="0"/>
+    <cs:fontRef idx="minor">
+      <a:schemeClr val="tx1"/>
+    </cs:fontRef>
+  </cs:dataPoint>
+  <cs:dataPoint3D>
+    <cs:lnRef idx="0"/>
+    <cs:fillRef idx="1">
+      <cs:styleClr val="auto"/>
+    </cs:fillRef>
+    <cs:effectRef idx="0"/>
+    <cs:fontRef idx="minor">
+      <a:schemeClr val="tx1"/>
+    </cs:fontRef>
+  </cs:dataPoint3D>
+  <cs:dataPointLine>
+    <cs:lnRef idx="0">
+      <cs:styleClr val="auto"/>
+    </cs:lnRef>
+    <cs:fillRef idx="1"/>
+    <cs:effectRef idx="0"/>
+    <cs:fontRef idx="minor">
+      <a:schemeClr val="tx1"/>
+    </cs:fontRef>
+    <cs:spPr>
+      <a:ln w="28575" cap="rnd">
+        <a:solidFill>
+          <a:schemeClr val="phClr"/>
+        </a:solidFill>
+        <a:round/>
+      </a:ln>
+    </cs:spPr>
+  </cs:dataPointLine>
+  <cs:dataPointMarker>
+    <cs:lnRef idx="0">
+      <cs:styleClr val="auto"/>
+    </cs:lnRef>
+    <cs:fillRef idx="1">
+      <cs:styleClr val="auto"/>
+    </cs:fillRef>
+    <cs:effectRef idx="0"/>
+    <cs:fontRef idx="minor">
+      <a:schemeClr val="tx1"/>
+    </cs:fontRef>
+    <cs:spPr>
+      <a:ln w="9525">
+        <a:solidFill>
+          <a:schemeClr val="phClr"/>
+        </a:solidFill>
+      </a:ln>
+    </cs:spPr>
+  </cs:dataPointMarker>
+  <cs:dataPointMarkerLayout symbol="circle" size="5"/>
+  <cs:dataPointWireframe>
+    <cs:lnRef idx="0">
+      <cs:styleClr val="auto"/>
+    </cs:lnRef>
+    <cs:fillRef idx="1"/>
+    <cs:effectRef idx="0"/>
+    <cs:fontRef idx="minor">
+      <a:schemeClr val="tx1"/>
+    </cs:fontRef>
+    <cs:spPr>
+      <a:ln w="9525" cap="rnd">
+        <a:solidFill>
+          <a:schemeClr val="phClr"/>
+        </a:solidFill>
+        <a:round/>
+      </a:ln>
+    </cs:spPr>
+  </cs:dataPointWireframe>
+  <cs:dataTable>
+    <cs:lnRef idx="0"/>
+    <cs:fillRef idx="0"/>
+    <cs:effectRef idx="0"/>
+    <cs:fontRef idx="minor">
+      <a:schemeClr val="tx1">
+        <a:lumMod val="65000"/>
+        <a:lumOff val="35000"/>
+      </a:schemeClr>
+    </cs:fontRef>
+    <cs:spPr>
+      <a:noFill/>
+      <a:ln w="9525" cap="flat" cmpd="sng" algn="ctr">
+        <a:solidFill>
+          <a:schemeClr val="tx1">
+            <a:lumMod val="15000"/>
+            <a:lumOff val="85000"/>
+          </a:schemeClr>
+        </a:solidFill>
+        <a:round/>
+      </a:ln>
+    </cs:spPr>
+    <cs:defRPr sz="900" kern="1200"/>
+  </cs:dataTable>
+  <cs:downBar>
+    <cs:lnRef idx="0"/>
+    <cs:fillRef idx="0"/>
+    <cs:effectRef idx="0"/>
+    <cs:fontRef idx="minor">
+      <a:schemeClr val="tx1"/>
+    </cs:fontRef>
+    <cs:spPr>
+      <a:solidFill>
+        <a:schemeClr val="dk1">
+          <a:lumMod val="75000"/>
+          <a:lumOff val="25000"/>
+        </a:schemeClr>
+      </a:solidFill>
+      <a:ln w="9525" cap="flat" cmpd="sng" algn="ctr">
+        <a:solidFill>
+          <a:schemeClr val="tx1">
+            <a:lumMod val="65000"/>
+            <a:lumOff val="35000"/>
+          </a:schemeClr>
+        </a:solidFill>
+        <a:round/>
+      </a:ln>
+    </cs:spPr>
+  </cs:downBar>
+  <cs:dropLine>
+    <cs:lnRef idx="0"/>
+    <cs:fillRef idx="0"/>
+    <cs:effectRef idx="0"/>
+    <cs:fontRef idx="minor">
+      <a:schemeClr val="tx1"/>
+    </cs:fontRef>
+    <cs:spPr>
+      <a:ln w="9525" cap="flat" cmpd="sng" algn="ctr">
+        <a:solidFill>
+          <a:schemeClr val="tx1">
+            <a:lumMod val="35000"/>
+            <a:lumOff val="65000"/>
+          </a:schemeClr>
+        </a:solidFill>
+        <a:round/>
+      </a:ln>
+    </cs:spPr>
+  </cs:dropLine>
+  <cs:errorBar>
+    <cs:lnRef idx="0"/>
+    <cs:fillRef idx="0"/>
+    <cs:effectRef idx="0"/>
+    <cs:fontRef idx="minor">
+      <a:schemeClr val="tx1"/>
+    </cs:fontRef>
+    <cs:spPr>
+      <a:ln w="9525" cap="flat" cmpd="sng" algn="ctr">
+        <a:solidFill>
+          <a:schemeClr val="tx1">
+            <a:lumMod val="65000"/>
+            <a:lumOff val="35000"/>
+          </a:schemeClr>
+        </a:solidFill>
+        <a:round/>
+      </a:ln>
+    </cs:spPr>
+  </cs:errorBar>
+  <cs:floor>
+    <cs:lnRef idx="0"/>
+    <cs:fillRef idx="0"/>
+    <cs:effectRef idx="0"/>
+    <cs:fontRef idx="minor">
+      <a:schemeClr val="tx1"/>
+    </cs:fontRef>
+    <cs:spPr>
+      <a:ln w="9525" cap="flat" cmpd="sng" algn="ctr">
+        <a:solidFill>
+          <a:schemeClr val="tx1">
+            <a:lumMod val="15000"/>
+            <a:lumOff val="85000"/>
+          </a:schemeClr>
+        </a:solidFill>
+        <a:round/>
+      </a:ln>
+    </cs:spPr>
+  </cs:floor>
+  <cs:gridlineMajor>
+    <cs:lnRef idx="0"/>
+    <cs:fillRef idx="0"/>
+    <cs:effectRef idx="0"/>
+    <cs:fontRef idx="minor">
+      <a:schemeClr val="tx1"/>
+    </cs:fontRef>
+    <cs:spPr>
+      <a:ln w="9525" cap="flat" cmpd="sng" algn="ctr">
+        <a:solidFill>
+          <a:schemeClr val="tx1">
+            <a:lumMod val="15000"/>
+            <a:lumOff val="85000"/>
+          </a:schemeClr>
+        </a:solidFill>
+        <a:round/>
+      </a:ln>
+    </cs:spPr>
+  </cs:gridlineMajor>
+  <cs:gridlineMinor>
+    <cs:lnRef idx="0"/>
+    <cs:fillRef idx="0"/>
+    <cs:effectRef idx="0"/>
+    <cs:fontRef idx="minor">
+      <a:schemeClr val="tx1"/>
+    </cs:fontRef>
+    <cs:spPr>
+      <a:ln w="9525" cap="flat" cmpd="sng" algn="ctr">
+        <a:solidFill>
+          <a:schemeClr val="tx1">
+            <a:lumMod val="5000"/>
+            <a:lumOff val="95000"/>
+          </a:schemeClr>
+        </a:solidFill>
+        <a:round/>
+      </a:ln>
+    </cs:spPr>
+  </cs:gridlineMinor>
+  <cs:hiLoLine>
+    <cs:lnRef idx="0"/>
+    <cs:fillRef idx="0"/>
+    <cs:effectRef idx="0"/>
+    <cs:fontRef idx="minor">
+      <a:schemeClr val="tx1"/>
+    </cs:fontRef>
+    <cs:spPr>
+      <a:ln w="9525" cap="flat" cmpd="sng" algn="ctr">
+        <a:solidFill>
+          <a:schemeClr val="tx1">
+            <a:lumMod val="50000"/>
+            <a:lumOff val="50000"/>
+          </a:schemeClr>
+        </a:solidFill>
+        <a:round/>
+      </a:ln>
+    </cs:spPr>
+  </cs:hiLoLine>
+  <cs:leaderLine>
+    <cs:lnRef idx="0"/>
+    <cs:fillRef idx="0"/>
+    <cs:effectRef idx="0"/>
+    <cs:fontRef idx="minor">
+      <a:schemeClr val="tx1"/>
+    </cs:fontRef>
+    <cs:spPr>
+      <a:ln w="9525" cap="flat" cmpd="sng" algn="ctr">
+        <a:solidFill>
+          <a:schemeClr val="tx1">
+            <a:lumMod val="35000"/>
+            <a:lumOff val="65000"/>
+          </a:schemeClr>
+        </a:solidFill>
+        <a:round/>
+      </a:ln>
+    </cs:spPr>
+  </cs:leaderLine>
+  <cs:legend>
+    <cs:lnRef idx="0"/>
+    <cs:fillRef idx="0"/>
+    <cs:effectRef idx="0"/>
+    <cs:fontRef idx="minor">
+      <a:schemeClr val="tx1">
+        <a:lumMod val="65000"/>
+        <a:lumOff val="35000"/>
+      </a:schemeClr>
+    </cs:fontRef>
+    <cs:defRPr sz="900" kern="1200"/>
+  </cs:legend>
+  <cs:plotArea mods="allowNoFillOverride allowNoLineOverride">
+    <cs:lnRef idx="0"/>
+    <cs:fillRef idx="0"/>
+    <cs:effectRef idx="0"/>
+    <cs:fontRef idx="minor">
+      <a:schemeClr val="tx1"/>
+    </cs:fontRef>
+  </cs:plotArea>
+  <cs:plotArea3D mods="allowNoFillOverride allowNoLineOverride">
+    <cs:lnRef idx="0"/>
+    <cs:fillRef idx="0"/>
+    <cs:effectRef idx="0"/>
+    <cs:fontRef idx="minor">
+      <a:schemeClr val="tx1"/>
+    </cs:fontRef>
+  </cs:plotArea3D>
+  <cs:seriesAxis>
+    <cs:lnRef idx="0"/>
+    <cs:fillRef idx="0"/>
+    <cs:effectRef idx="0"/>
+    <cs:fontRef idx="minor">
+      <a:schemeClr val="tx1">
+        <a:lumMod val="65000"/>
+        <a:lumOff val="35000"/>
+      </a:schemeClr>
+    </cs:fontRef>
+    <cs:spPr>
+      <a:ln w="9525" cap="flat" cmpd="sng" algn="ctr">
+        <a:solidFill>
+          <a:schemeClr val="tx1">
+            <a:lumMod val="15000"/>
+            <a:lumOff val="85000"/>
+          </a:schemeClr>
+        </a:solidFill>
+        <a:round/>
+      </a:ln>
+    </cs:spPr>
+    <cs:defRPr sz="900" kern="1200"/>
+  </cs:seriesAxis>
+  <cs:seriesLine>
+    <cs:lnRef idx="0"/>
+    <cs:fillRef idx="0"/>
+    <cs:effectRef idx="0"/>
+    <cs:fontRef idx="minor">
+      <a:schemeClr val="tx1"/>
+    </cs:fontRef>
+    <cs:spPr>
+      <a:ln w="9525" cap="flat" cmpd="sng" algn="ctr">
+        <a:solidFill>
+          <a:schemeClr val="tx1">
+            <a:lumMod val="35000"/>
+            <a:lumOff val="65000"/>
+          </a:schemeClr>
+        </a:solidFill>
+        <a:round/>
+      </a:ln>
+    </cs:spPr>
+  </cs:seriesLine>
+  <cs:title>
+    <cs:lnRef idx="0"/>
+    <cs:fillRef idx="0"/>
+    <cs:effectRef idx="0"/>
+    <cs:fontRef idx="minor">
+      <a:schemeClr val="tx1">
+        <a:lumMod val="65000"/>
+        <a:lumOff val="35000"/>
+      </a:schemeClr>
+    </cs:fontRef>
+    <cs:defRPr sz="1400" b="0" kern="1200" spc="0" baseline="0"/>
+  </cs:title>
+  <cs:trendline>
+    <cs:lnRef idx="0">
+      <cs:styleClr val="auto"/>
+    </cs:lnRef>
+    <cs:fillRef idx="0"/>
+    <cs:effectRef idx="0"/>
+    <cs:fontRef idx="minor">
+      <a:schemeClr val="tx1"/>
+    </cs:fontRef>
+    <cs:spPr>
+      <a:ln w="19050" cap="rnd">
+        <a:solidFill>
+          <a:schemeClr val="phClr"/>
+        </a:solidFill>
+        <a:prstDash val="sysDot"/>
+      </a:ln>
+    </cs:spPr>
+  </cs:trendline>
+  <cs:trendlineLabel>
+    <cs:lnRef idx="0"/>
+    <cs:fillRef idx="0"/>
+    <cs:effectRef idx="0"/>
+    <cs:fontRef idx="minor">
+      <a:schemeClr val="tx1">
+        <a:lumMod val="65000"/>
+        <a:lumOff val="35000"/>
+      </a:schemeClr>
+    </cs:fontRef>
+    <cs:defRPr sz="900" kern="1200"/>
+  </cs:trendlineLabel>
+  <cs:upBar>
+    <cs:lnRef idx="0"/>
+    <cs:fillRef idx="0"/>
+    <cs:effectRef idx="0"/>
+    <cs:fontRef idx="minor">
+      <a:schemeClr val="tx1"/>
+    </cs:fontRef>
+    <cs:spPr>
+      <a:solidFill>
+        <a:schemeClr val="lt1"/>
+      </a:solidFill>
+      <a:ln w="9525" cap="flat" cmpd="sng" algn="ctr">
+        <a:solidFill>
+          <a:schemeClr val="tx1">
+            <a:lumMod val="65000"/>
+            <a:lumOff val="35000"/>
+          </a:schemeClr>
+        </a:solidFill>
+        <a:round/>
+      </a:ln>
+    </cs:spPr>
+  </cs:upBar>
+  <cs:valueAxis>
+    <cs:lnRef idx="0"/>
+    <cs:fillRef idx="0"/>
+    <cs:effectRef idx="0"/>
+    <cs:fontRef idx="minor">
+      <a:schemeClr val="tx1">
+        <a:lumMod val="65000"/>
+        <a:lumOff val="35000"/>
+      </a:schemeClr>
+    </cs:fontRef>
+    <cs:defRPr sz="900" kern="1200"/>
+  </cs:valueAxis>
+  <cs:wall>
+    <cs:lnRef idx="0"/>
+    <cs:fillRef idx="0"/>
+    <cs:effectRef idx="0"/>
+    <cs:fontRef idx="minor">
+      <a:schemeClr val="tx1"/>
+    </cs:fontRef>
+    <cs:spPr>
+      <a:noFill/>
+      <a:ln>
+        <a:noFill/>
+      </a:ln>
+    </cs:spPr>
+  </cs:wall>
+</cs:chartStyle>
 </file>
 
 <file path=word/theme/theme1.xml><?xml version="1.0" encoding="utf-8"?>
